--- a/ProgrammingTips/Một số công thức cần nhớ trong C++.docx
+++ b/ProgrammingTips/Một số công thức cần nhớ trong C++.docx
@@ -1,167 +1,409 @@
 
 <file path=word/document.xml><?xml version="1.0" encoding="utf-8"?>
-<w:document xmlns:wpc="http://schemas.microsoft.com/office/word/2010/wordprocessingCanvas" xmlns:cx="http://schemas.microsoft.com/office/drawing/2014/chartex" xmlns:mc="http://schemas.openxmlformats.org/markup-compatibility/2006" xmlns:o="urn:schemas-microsoft-com:office:office" xmlns:r="http://schemas.openxmlformats.org/officeDocument/2006/relationships" xmlns:m="http://schemas.openxmlformats.org/officeDocument/2006/math" xmlns:v="urn:schemas-microsoft-com:vml" xmlns:wp14="http://schemas.microsoft.com/office/word/2010/wordprocessingDrawing" xmlns:wp="http://schemas.openxmlformats.org/drawingml/2006/wordprocessingDrawing" xmlns:w10="urn:schemas-microsoft-com:office:word" xmlns:w="http://schemas.openxmlformats.org/wordprocessingml/2006/main" xmlns:w14="http://schemas.microsoft.com/office/word/2010/wordml" xmlns:w15="http://schemas.microsoft.com/office/word/2012/wordml" xmlns:w16se="http://schemas.microsoft.com/office/word/2015/wordml/symex" xmlns:wpg="http://schemas.microsoft.com/office/word/2010/wordprocessingGroup" xmlns:wpi="http://schemas.microsoft.com/office/word/2010/wordprocessingInk" xmlns:wne="http://schemas.microsoft.com/office/word/2006/wordml" xmlns:wps="http://schemas.microsoft.com/office/word/2010/wordprocessingShape" mc:Ignorable="w14 w15 w16se wp14">
+<w:document xmlns:wpc="http://schemas.microsoft.com/office/word/2010/wordprocessingCanvas" xmlns:mc="http://schemas.openxmlformats.org/markup-compatibility/2006" xmlns:o="urn:schemas-microsoft-com:office:office" xmlns:r="http://schemas.openxmlformats.org/officeDocument/2006/relationships" xmlns:m="http://schemas.openxmlformats.org/officeDocument/2006/math" xmlns:v="urn:schemas-microsoft-com:vml" xmlns:wp14="http://schemas.microsoft.com/office/word/2010/wordprocessingDrawing" xmlns:wp="http://schemas.openxmlformats.org/drawingml/2006/wordprocessingDrawing" xmlns:w10="urn:schemas-microsoft-com:office:word" xmlns:w="http://schemas.openxmlformats.org/wordprocessingml/2006/main" xmlns:w14="http://schemas.microsoft.com/office/word/2010/wordml" xmlns:w15="http://schemas.microsoft.com/office/word/2012/wordml" xmlns:w16se="http://schemas.microsoft.com/office/word/2015/wordml/symex" xmlns:w16cid="http://schemas.microsoft.com/office/word/2016/wordml/cid" xmlns:w16="http://schemas.microsoft.com/office/word/2018/wordml" xmlns:w16cex="http://schemas.microsoft.com/office/word/2018/wordml/cex" xmlns:w16sdtdh="http://schemas.microsoft.com/office/word/2020/wordml/sdtdatahash" xmlns:wne="http://schemas.microsoft.com/office/word/2006/wordml" xmlns:wpg="http://schemas.microsoft.com/office/word/2010/wordprocessingGroup" xmlns:wps="http://schemas.microsoft.com/office/word/2010/wordprocessingShape" mc:Ignorable="w14 w15 w16se w16cid w16 w16cex w16sdtdh wp14">
   <w:body>
     <w:p>
       <w:pPr>
         <w:pStyle w:val="Heading1"/>
       </w:pPr>
       <w:r>
+        <w:rPr>
+          <w:rFonts w:ascii="Aptos Display" w:hAnsi="Aptos Display" w:eastAsia="等线 Light" w:cs="Aptos Display" w:asciiTheme="majorHAnsi" w:hAnsiTheme="majorHAnsi" w:eastAsiaTheme="majorEastAsia" w:csTheme="majorBidi"/>
+          <w:color w:val="0F4761" w:themeColor="accent1" w:themeShade="BF"/>
+          <w:kern w:val="2"/>
+          <w:sz w:val="40"/>
+          <w:szCs w:val="40"/>
+        </w:rPr>
         <w:t>ƯCLN của 2 số:</w:t>
       </w:r>
     </w:p>
     <w:p>
-      <w:r>
+      <w:pPr>
+        <w:spacing w:after="160" w:line="278" w:lineRule="auto"/>
+      </w:pPr>
+      <w:r>
+        <w:rPr>
+          <w:rFonts w:ascii="Aptos" w:hAnsi="Aptos" w:eastAsia="Aptos" w:cs="Aptos" w:asciiTheme="minorHAnsi" w:hAnsiTheme="minorHAnsi" w:eastAsiaTheme="minorHAnsi" w:csTheme="minorBidi"/>
+          <w:kern w:val="2"/>
+          <w:sz w:val="24"/>
+          <w:szCs w:val="24"/>
+        </w:rPr>
         <w:t xml:space="preserve">long long </w:t>
       </w:r>
-      <w:proofErr w:type="gramStart"/>
-      <w:r>
+      <w:r>
+        <w:rPr>
+          <w:rFonts w:ascii="Aptos" w:hAnsi="Aptos" w:eastAsia="Aptos" w:cs="Aptos" w:asciiTheme="minorHAnsi" w:hAnsiTheme="minorHAnsi" w:eastAsiaTheme="minorHAnsi" w:csTheme="minorBidi"/>
+          <w:kern w:val="2"/>
+          <w:sz w:val="24"/>
+          <w:szCs w:val="24"/>
+        </w:rPr>
         <w:t>gcd(</w:t>
       </w:r>
-      <w:proofErr w:type="gramEnd"/>
-      <w:r>
+      <w:r>
+        <w:rPr>
+          <w:rFonts w:ascii="Aptos" w:hAnsi="Aptos" w:eastAsia="Aptos" w:cs="Aptos" w:asciiTheme="minorHAnsi" w:hAnsiTheme="minorHAnsi" w:eastAsiaTheme="minorHAnsi" w:csTheme="minorBidi"/>
+          <w:kern w:val="2"/>
+          <w:sz w:val="24"/>
+          <w:szCs w:val="24"/>
+        </w:rPr>
         <w:t>long long a, long long b) {</w:t>
       </w:r>
     </w:p>
     <w:p>
-      <w:r>
+      <w:pPr>
+        <w:spacing w:after="160" w:line="278" w:lineRule="auto"/>
+      </w:pPr>
+      <w:r>
+        <w:rPr>
+          <w:rFonts w:ascii="Aptos" w:hAnsi="Aptos" w:eastAsia="Aptos" w:cs="Aptos" w:asciiTheme="minorHAnsi" w:hAnsiTheme="minorHAnsi" w:eastAsiaTheme="minorHAnsi" w:csTheme="minorBidi"/>
+          <w:kern w:val="2"/>
+          <w:sz w:val="24"/>
+          <w:szCs w:val="24"/>
+        </w:rPr>
         <w:t xml:space="preserve">    while (</w:t>
       </w:r>
-      <w:proofErr w:type="gramStart"/>
-      <w:r>
+      <w:r>
+        <w:rPr>
+          <w:rFonts w:ascii="Aptos" w:hAnsi="Aptos" w:eastAsia="Aptos" w:cs="Aptos" w:asciiTheme="minorHAnsi" w:hAnsiTheme="minorHAnsi" w:eastAsiaTheme="minorHAnsi" w:csTheme="minorBidi"/>
+          <w:kern w:val="2"/>
+          <w:sz w:val="24"/>
+          <w:szCs w:val="24"/>
+        </w:rPr>
         <w:t>b !</w:t>
       </w:r>
-      <w:proofErr w:type="gramEnd"/>
-      <w:r>
+      <w:r>
+        <w:rPr>
+          <w:rFonts w:ascii="Aptos" w:hAnsi="Aptos" w:eastAsia="Aptos" w:cs="Aptos" w:asciiTheme="minorHAnsi" w:hAnsiTheme="minorHAnsi" w:eastAsiaTheme="minorHAnsi" w:csTheme="minorBidi"/>
+          <w:kern w:val="2"/>
+          <w:sz w:val="24"/>
+          <w:szCs w:val="24"/>
+        </w:rPr>
         <w:t>= 0) {</w:t>
       </w:r>
     </w:p>
     <w:p>
-      <w:r>
+      <w:pPr>
+        <w:spacing w:after="160" w:line="278" w:lineRule="auto"/>
+      </w:pPr>
+      <w:r>
+        <w:rPr>
+          <w:rFonts w:ascii="Aptos" w:hAnsi="Aptos" w:eastAsia="Aptos" w:cs="Aptos" w:asciiTheme="minorHAnsi" w:hAnsiTheme="minorHAnsi" w:eastAsiaTheme="minorHAnsi" w:csTheme="minorBidi"/>
+          <w:kern w:val="2"/>
+          <w:sz w:val="24"/>
+          <w:szCs w:val="24"/>
+        </w:rPr>
         <w:t xml:space="preserve">        long long t = a % b;</w:t>
       </w:r>
     </w:p>
     <w:p>
-      <w:r>
+      <w:pPr>
+        <w:spacing w:after="160" w:line="278" w:lineRule="auto"/>
+      </w:pPr>
+      <w:r>
+        <w:rPr>
+          <w:rFonts w:ascii="Aptos" w:hAnsi="Aptos" w:eastAsia="Aptos" w:cs="Aptos" w:asciiTheme="minorHAnsi" w:hAnsiTheme="minorHAnsi" w:eastAsiaTheme="minorHAnsi" w:csTheme="minorBidi"/>
+          <w:kern w:val="2"/>
+          <w:sz w:val="24"/>
+          <w:szCs w:val="24"/>
+        </w:rPr>
         <w:t xml:space="preserve">        a = b;</w:t>
       </w:r>
     </w:p>
     <w:p>
-      <w:r>
+      <w:pPr>
+        <w:spacing w:after="160" w:line="278" w:lineRule="auto"/>
+      </w:pPr>
+      <w:r>
+        <w:rPr>
+          <w:rFonts w:ascii="Aptos" w:hAnsi="Aptos" w:eastAsia="Aptos" w:cs="Aptos" w:asciiTheme="minorHAnsi" w:hAnsiTheme="minorHAnsi" w:eastAsiaTheme="minorHAnsi" w:csTheme="minorBidi"/>
+          <w:kern w:val="2"/>
+          <w:sz w:val="24"/>
+          <w:szCs w:val="24"/>
+        </w:rPr>
         <w:t xml:space="preserve">        b = t;</w:t>
       </w:r>
     </w:p>
     <w:p>
-      <w:r>
+      <w:pPr>
+        <w:spacing w:after="160" w:line="278" w:lineRule="auto"/>
+      </w:pPr>
+      <w:r>
+        <w:rPr>
+          <w:rFonts w:ascii="Aptos" w:hAnsi="Aptos" w:eastAsia="Aptos" w:cs="Aptos" w:asciiTheme="minorHAnsi" w:hAnsiTheme="minorHAnsi" w:eastAsiaTheme="minorHAnsi" w:csTheme="minorBidi"/>
+          <w:kern w:val="2"/>
+          <w:sz w:val="24"/>
+          <w:szCs w:val="24"/>
+        </w:rPr>
         <w:t xml:space="preserve">    }</w:t>
       </w:r>
     </w:p>
     <w:p>
-      <w:r>
+      <w:pPr>
+        <w:spacing w:after="160" w:line="278" w:lineRule="auto"/>
+      </w:pPr>
+      <w:r>
+        <w:rPr>
+          <w:rFonts w:ascii="Aptos" w:hAnsi="Aptos" w:eastAsia="Aptos" w:cs="Aptos" w:asciiTheme="minorHAnsi" w:hAnsiTheme="minorHAnsi" w:eastAsiaTheme="minorHAnsi" w:csTheme="minorBidi"/>
+          <w:kern w:val="2"/>
+          <w:sz w:val="24"/>
+          <w:szCs w:val="24"/>
+        </w:rPr>
         <w:t xml:space="preserve">    return a;</w:t>
       </w:r>
     </w:p>
     <w:p>
-      <w:r>
+      <w:pPr>
+        <w:spacing w:after="160" w:line="278" w:lineRule="auto"/>
+      </w:pPr>
+      <w:r>
+        <w:rPr>
+          <w:rFonts w:ascii="Aptos" w:hAnsi="Aptos" w:eastAsia="Aptos" w:cs="Aptos" w:asciiTheme="minorHAnsi" w:hAnsiTheme="minorHAnsi" w:eastAsiaTheme="minorHAnsi" w:csTheme="minorBidi"/>
+          <w:kern w:val="2"/>
+          <w:sz w:val="24"/>
+          <w:szCs w:val="24"/>
+        </w:rPr>
         <w:t>}</w:t>
       </w:r>
     </w:p>
     <w:p>
-      <w:r>
+      <w:pPr>
+        <w:spacing w:after="160" w:line="278" w:lineRule="auto"/>
+      </w:pPr>
+      <w:r>
+        <w:rPr>
+          <w:rFonts w:ascii="Aptos" w:hAnsi="Aptos" w:eastAsia="Aptos" w:cs="Aptos" w:asciiTheme="minorHAnsi" w:hAnsiTheme="minorHAnsi" w:eastAsiaTheme="minorHAnsi" w:csTheme="minorBidi"/>
+          <w:kern w:val="2"/>
+          <w:sz w:val="24"/>
+          <w:szCs w:val="24"/>
+        </w:rPr>
         <w:t>Đây là phương pháp sử dụng thuật toán Euclid.</w:t>
       </w:r>
     </w:p>
-    <w:p/>
+    <w:p>
+      <w:pPr>
+        <w:spacing w:after="160" w:line="278" w:lineRule="auto"/>
+      </w:pPr>
+    </w:p>
     <w:p>
       <w:pPr>
         <w:pStyle w:val="Heading1"/>
       </w:pPr>
       <w:r>
+        <w:rPr>
+          <w:rFonts w:ascii="Aptos Display" w:hAnsi="Aptos Display" w:eastAsia="等线 Light" w:cs="Aptos Display" w:asciiTheme="majorHAnsi" w:hAnsiTheme="majorHAnsi" w:eastAsiaTheme="majorEastAsia" w:csTheme="majorBidi"/>
+          <w:color w:val="0F4761" w:themeColor="accent1" w:themeShade="BF"/>
+          <w:kern w:val="2"/>
+          <w:sz w:val="40"/>
+          <w:szCs w:val="40"/>
+        </w:rPr>
         <w:t>Tổng các ước của 1 số:</w:t>
       </w:r>
     </w:p>
-    <w:p/>
-    <w:p>
-      <w:r>
+    <w:p>
+      <w:pPr>
+        <w:spacing w:after="160" w:line="278" w:lineRule="auto"/>
+      </w:pPr>
+    </w:p>
+    <w:p>
+      <w:pPr>
+        <w:spacing w:after="160" w:line="278" w:lineRule="auto"/>
+      </w:pPr>
+      <w:r>
+        <w:rPr>
+          <w:rFonts w:ascii="Aptos" w:hAnsi="Aptos" w:eastAsia="Aptos" w:cs="Aptos" w:asciiTheme="minorHAnsi" w:hAnsiTheme="minorHAnsi" w:eastAsiaTheme="minorHAnsi" w:csTheme="minorBidi"/>
+          <w:kern w:val="2"/>
+          <w:sz w:val="24"/>
+          <w:szCs w:val="24"/>
+        </w:rPr>
         <w:t>long long n;</w:t>
       </w:r>
     </w:p>
     <w:p>
-      <w:r>
+      <w:pPr>
+        <w:spacing w:after="160" w:line="278" w:lineRule="auto"/>
+      </w:pPr>
+      <w:r>
+        <w:rPr>
+          <w:rFonts w:ascii="Aptos" w:hAnsi="Aptos" w:eastAsia="Aptos" w:cs="Aptos" w:asciiTheme="minorHAnsi" w:hAnsiTheme="minorHAnsi" w:eastAsiaTheme="minorHAnsi" w:csTheme="minorBidi"/>
+          <w:kern w:val="2"/>
+          <w:sz w:val="24"/>
+          <w:szCs w:val="24"/>
+        </w:rPr>
         <w:t>    cin &gt;&gt; n;</w:t>
       </w:r>
     </w:p>
-    <w:p/>
-    <w:p>
-      <w:r>
+    <w:p>
+      <w:pPr>
+        <w:spacing w:after="160" w:line="278" w:lineRule="auto"/>
+      </w:pPr>
+    </w:p>
+    <w:p>
+      <w:pPr>
+        <w:spacing w:after="160" w:line="278" w:lineRule="auto"/>
+      </w:pPr>
+      <w:r>
+        <w:rPr>
+          <w:rFonts w:ascii="Aptos" w:hAnsi="Aptos" w:eastAsia="Aptos" w:cs="Aptos" w:asciiTheme="minorHAnsi" w:hAnsiTheme="minorHAnsi" w:eastAsiaTheme="minorHAnsi" w:csTheme="minorBidi"/>
+          <w:kern w:val="2"/>
+          <w:sz w:val="24"/>
+          <w:szCs w:val="24"/>
+        </w:rPr>
         <w:t>    long long sum = 0;</w:t>
       </w:r>
     </w:p>
     <w:p>
-      <w:r>
+      <w:pPr>
+        <w:spacing w:after="160" w:line="278" w:lineRule="auto"/>
+      </w:pPr>
+      <w:r>
+        <w:rPr>
+          <w:rFonts w:ascii="Aptos" w:hAnsi="Aptos" w:eastAsia="Aptos" w:cs="Aptos" w:asciiTheme="minorHAnsi" w:hAnsiTheme="minorHAnsi" w:eastAsiaTheme="minorHAnsi" w:csTheme="minorBidi"/>
+          <w:kern w:val="2"/>
+          <w:sz w:val="24"/>
+          <w:szCs w:val="24"/>
+        </w:rPr>
         <w:t>    for (long long i = 1; i * i &lt;= n; i++) {</w:t>
       </w:r>
     </w:p>
     <w:p>
-      <w:r>
+      <w:pPr>
+        <w:spacing w:after="160" w:line="278" w:lineRule="auto"/>
+      </w:pPr>
+      <w:r>
+        <w:rPr>
+          <w:rFonts w:ascii="Aptos" w:hAnsi="Aptos" w:eastAsia="Aptos" w:cs="Aptos" w:asciiTheme="minorHAnsi" w:hAnsiTheme="minorHAnsi" w:eastAsiaTheme="minorHAnsi" w:csTheme="minorBidi"/>
+          <w:kern w:val="2"/>
+          <w:sz w:val="24"/>
+          <w:szCs w:val="24"/>
+        </w:rPr>
         <w:t>        if (n % i == 0) {</w:t>
       </w:r>
     </w:p>
     <w:p>
-      <w:r>
+      <w:pPr>
+        <w:spacing w:after="160" w:line="278" w:lineRule="auto"/>
+      </w:pPr>
+      <w:r>
+        <w:rPr>
+          <w:rFonts w:ascii="Aptos" w:hAnsi="Aptos" w:eastAsia="Aptos" w:cs="Aptos" w:asciiTheme="minorHAnsi" w:hAnsiTheme="minorHAnsi" w:eastAsiaTheme="minorHAnsi" w:csTheme="minorBidi"/>
+          <w:kern w:val="2"/>
+          <w:sz w:val="24"/>
+          <w:szCs w:val="24"/>
+        </w:rPr>
         <w:t>            sum += i;</w:t>
       </w:r>
     </w:p>
     <w:p>
-      <w:r>
+      <w:pPr>
+        <w:spacing w:after="160" w:line="278" w:lineRule="auto"/>
+      </w:pPr>
+      <w:r>
+        <w:rPr>
+          <w:rFonts w:ascii="Aptos" w:hAnsi="Aptos" w:eastAsia="Aptos" w:cs="Aptos" w:asciiTheme="minorHAnsi" w:hAnsiTheme="minorHAnsi" w:eastAsiaTheme="minorHAnsi" w:csTheme="minorBidi"/>
+          <w:kern w:val="2"/>
+          <w:sz w:val="24"/>
+          <w:szCs w:val="24"/>
+        </w:rPr>
         <w:t>            if (</w:t>
       </w:r>
-      <w:proofErr w:type="gramStart"/>
-      <w:r>
+      <w:r>
+        <w:rPr>
+          <w:rFonts w:ascii="Aptos" w:hAnsi="Aptos" w:eastAsia="Aptos" w:cs="Aptos" w:asciiTheme="minorHAnsi" w:hAnsiTheme="minorHAnsi" w:eastAsiaTheme="minorHAnsi" w:csTheme="minorBidi"/>
+          <w:kern w:val="2"/>
+          <w:sz w:val="24"/>
+          <w:szCs w:val="24"/>
+        </w:rPr>
         <w:t>i !</w:t>
       </w:r>
-      <w:proofErr w:type="gramEnd"/>
-      <w:r>
+      <w:r>
+        <w:rPr>
+          <w:rFonts w:ascii="Aptos" w:hAnsi="Aptos" w:eastAsia="Aptos" w:cs="Aptos" w:asciiTheme="minorHAnsi" w:hAnsiTheme="minorHAnsi" w:eastAsiaTheme="minorHAnsi" w:csTheme="minorBidi"/>
+          <w:kern w:val="2"/>
+          <w:sz w:val="24"/>
+          <w:szCs w:val="24"/>
+        </w:rPr>
         <w:t>= n / i) sum += n / i;</w:t>
       </w:r>
     </w:p>
     <w:p>
-      <w:r>
+      <w:pPr>
+        <w:spacing w:after="160" w:line="278" w:lineRule="auto"/>
+      </w:pPr>
+      <w:r>
+        <w:rPr>
+          <w:rFonts w:ascii="Aptos" w:hAnsi="Aptos" w:eastAsia="Aptos" w:cs="Aptos" w:asciiTheme="minorHAnsi" w:hAnsiTheme="minorHAnsi" w:eastAsiaTheme="minorHAnsi" w:csTheme="minorBidi"/>
+          <w:kern w:val="2"/>
+          <w:sz w:val="24"/>
+          <w:szCs w:val="24"/>
+        </w:rPr>
         <w:t>        }</w:t>
       </w:r>
     </w:p>
     <w:p>
-      <w:r>
+      <w:pPr>
+        <w:spacing w:after="160" w:line="278" w:lineRule="auto"/>
+      </w:pPr>
+      <w:r>
+        <w:rPr>
+          <w:rFonts w:ascii="Aptos" w:hAnsi="Aptos" w:eastAsia="Aptos" w:cs="Aptos" w:asciiTheme="minorHAnsi" w:hAnsiTheme="minorHAnsi" w:eastAsiaTheme="minorHAnsi" w:csTheme="minorBidi"/>
+          <w:kern w:val="2"/>
+          <w:sz w:val="24"/>
+          <w:szCs w:val="24"/>
+        </w:rPr>
         <w:t xml:space="preserve">    }   </w:t>
       </w:r>
     </w:p>
-    <w:p/>
+    <w:p>
+      <w:pPr>
+        <w:spacing w:after="160" w:line="278" w:lineRule="auto"/>
+      </w:pPr>
+    </w:p>
     <w:p>
       <w:pPr>
         <w:pStyle w:val="Heading1"/>
       </w:pPr>
       <w:r>
         <w:lastRenderedPageBreak/>
+        <w:rPr>
+          <w:rFonts w:ascii="Aptos Display" w:hAnsi="Aptos Display" w:eastAsia="等线 Light" w:cs="Aptos Display" w:asciiTheme="majorHAnsi" w:hAnsiTheme="majorHAnsi" w:eastAsiaTheme="majorEastAsia" w:csTheme="majorBidi"/>
+          <w:color w:val="0F4761" w:themeColor="accent1" w:themeShade="BF"/>
+          <w:kern w:val="2"/>
+          <w:sz w:val="40"/>
+          <w:szCs w:val="40"/>
+        </w:rPr>
         <w:t xml:space="preserve">Cách tịnh tiến giá trị </w:t>
       </w:r>
       <w:r>
+        <w:rPr>
+          <w:rFonts w:ascii="Aptos Display" w:hAnsi="Aptos Display" w:eastAsia="等线 Light" w:cs="Aptos Display" w:asciiTheme="majorHAnsi" w:hAnsiTheme="majorHAnsi" w:eastAsiaTheme="majorEastAsia" w:csTheme="majorBidi"/>
+          <w:color w:val="0F4761" w:themeColor="accent1" w:themeShade="BF"/>
+          <w:kern w:val="2"/>
+          <w:sz w:val="40"/>
+          <w:szCs w:val="40"/>
+        </w:rPr>
         <w:t xml:space="preserve">dãy số </w:t>
       </w:r>
       <w:r>
+        <w:rPr>
+          <w:rFonts w:ascii="Aptos Display" w:hAnsi="Aptos Display" w:eastAsia="等线 Light" w:cs="Aptos Display" w:asciiTheme="majorHAnsi" w:hAnsiTheme="majorHAnsi" w:eastAsiaTheme="majorEastAsia" w:csTheme="majorBidi"/>
+          <w:color w:val="0F4761" w:themeColor="accent1" w:themeShade="BF"/>
+          <w:kern w:val="2"/>
+          <w:sz w:val="40"/>
+          <w:szCs w:val="40"/>
+        </w:rPr>
         <w:t>nhanh</w:t>
       </w:r>
     </w:p>
     <w:p>
-      <w:r>
-        <w:rPr>
-          <w:noProof/>
-          <w:lang w:val="en-GB" w:eastAsia="zh-CN"/>
-        </w:rPr>
+      <w:pPr>
+        <w:spacing w:after="160" w:line="278" w:lineRule="auto"/>
+      </w:pPr>
+      <w:r>
         <w:drawing>
-          <wp:inline distT="0" distB="0" distL="0" distR="0" wp14:anchorId="3D41CE3F" wp14:editId="20922C0B">
+          <wp:inline distT="0" distB="0" distL="0" distR="0">
             <wp:extent cx="3400425" cy="2133600"/>
             <wp:effectExtent l="0" t="0" r="9525" b="0"/>
-            <wp:docPr id="857094438" name="Picture 1"/>
+            <wp:docPr id="100000" name="Picture 100000"/>
             <wp:cNvGraphicFramePr>
               <a:graphicFrameLocks xmlns:a="http://schemas.openxmlformats.org/drawingml/2006/main" noChangeAspect="1"/>
             </wp:cNvGraphicFramePr>
@@ -169,11 +411,11 @@
               <a:graphicData uri="http://schemas.openxmlformats.org/drawingml/2006/picture">
                 <pic:pic xmlns:pic="http://schemas.openxmlformats.org/drawingml/2006/picture">
                   <pic:nvPicPr>
-                    <pic:cNvPr id="857094438" name=""/>
+                    <pic:cNvPr id="100000" name="image100000"/>
                     <pic:cNvPicPr/>
                   </pic:nvPicPr>
                   <pic:blipFill>
-                    <a:blip r:embed="rId5"/>
+                    <a:blip r:embed="rId16"/>
                     <a:stretch>
                       <a:fillRect/>
                     </a:stretch>
@@ -194,32 +436,74 @@
         </w:drawing>
       </w:r>
     </w:p>
-    <w:p/>
+    <w:p>
+      <w:pPr>
+        <w:spacing w:after="160" w:line="278" w:lineRule="auto"/>
+      </w:pPr>
+    </w:p>
     <w:p>
       <w:pPr>
         <w:pStyle w:val="Heading1"/>
       </w:pPr>
       <w:r>
+        <w:rPr>
+          <w:rFonts w:ascii="Aptos Display" w:hAnsi="Aptos Display" w:eastAsia="等线 Light" w:cs="Aptos Display" w:asciiTheme="majorHAnsi" w:hAnsiTheme="majorHAnsi" w:eastAsiaTheme="majorEastAsia" w:csTheme="majorBidi"/>
+          <w:color w:val="0F4761" w:themeColor="accent1" w:themeShade="BF"/>
+          <w:kern w:val="2"/>
+          <w:sz w:val="40"/>
+          <w:szCs w:val="40"/>
+        </w:rPr>
         <w:t>The second type of for loop (similar to the one in Python)</w:t>
       </w:r>
     </w:p>
     <w:p>
-      <w:r>
+      <w:pPr>
+        <w:spacing w:after="160" w:line="278" w:lineRule="auto"/>
+      </w:pPr>
+      <w:r>
+        <w:rPr>
+          <w:rFonts w:ascii="Aptos" w:hAnsi="Aptos" w:eastAsia="Aptos" w:cs="Aptos" w:asciiTheme="minorHAnsi" w:hAnsiTheme="minorHAnsi" w:eastAsiaTheme="minorHAnsi" w:csTheme="minorBidi"/>
+          <w:kern w:val="2"/>
+          <w:sz w:val="24"/>
+          <w:szCs w:val="24"/>
+        </w:rPr>
         <w:t xml:space="preserve">For (type </w:t>
       </w:r>
-      <w:proofErr w:type="gramStart"/>
-      <w:r>
+      <w:r>
+        <w:rPr>
+          <w:rFonts w:ascii="Aptos" w:hAnsi="Aptos" w:eastAsia="Aptos" w:cs="Aptos" w:asciiTheme="minorHAnsi" w:hAnsiTheme="minorHAnsi" w:eastAsiaTheme="minorHAnsi" w:csTheme="minorBidi"/>
+          <w:kern w:val="2"/>
+          <w:sz w:val="24"/>
+          <w:szCs w:val="24"/>
+        </w:rPr>
         <w:t>variable :</w:t>
       </w:r>
-      <w:proofErr w:type="gramEnd"/>
-      <w:r>
+      <w:r>
+        <w:rPr>
+          <w:rFonts w:ascii="Aptos" w:hAnsi="Aptos" w:eastAsia="Aptos" w:cs="Aptos" w:asciiTheme="minorHAnsi" w:hAnsiTheme="minorHAnsi" w:eastAsiaTheme="minorHAnsi" w:csTheme="minorBidi"/>
+          <w:kern w:val="2"/>
+          <w:sz w:val="24"/>
+          <w:szCs w:val="24"/>
+        </w:rPr>
         <w:t xml:space="preserve"> container) {}</w:t>
       </w:r>
       <w:r>
+        <w:rPr>
+          <w:rFonts w:ascii="Aptos" w:hAnsi="Aptos" w:eastAsia="Aptos" w:cs="Aptos" w:asciiTheme="minorHAnsi" w:hAnsiTheme="minorHAnsi" w:eastAsiaTheme="minorHAnsi" w:csTheme="minorBidi"/>
+          <w:kern w:val="2"/>
+          <w:sz w:val="24"/>
+          <w:szCs w:val="24"/>
+        </w:rPr>
         <w:t xml:space="preserve">  (C++) = </w:t>
       </w:r>
       <w:r>
-        <w:t>For variable in container  (Python)</w:t>
+        <w:rPr>
+          <w:rFonts w:ascii="Aptos" w:hAnsi="Aptos" w:eastAsia="Aptos" w:cs="Aptos" w:asciiTheme="minorHAnsi" w:hAnsiTheme="minorHAnsi" w:eastAsiaTheme="minorHAnsi" w:csTheme="minorBidi"/>
+          <w:kern w:val="2"/>
+          <w:sz w:val="24"/>
+          <w:szCs w:val="24"/>
+        </w:rPr>
+        <w:t xml:space="preserve">For variable in container  (Python)</w:t>
       </w:r>
     </w:p>
     <w:p>
@@ -231,91 +515,205 @@
       <w:pPr>
         <w:pStyle w:val="Heading1"/>
       </w:pPr>
-      <w:proofErr w:type="gramStart"/>
-      <w:r>
+      <w:r>
+        <w:rPr>
+          <w:rFonts w:ascii="Aptos Display" w:hAnsi="Aptos Display" w:eastAsia="等线 Light" w:cs="Aptos Display" w:asciiTheme="majorHAnsi" w:hAnsiTheme="majorHAnsi" w:eastAsiaTheme="majorEastAsia" w:csTheme="majorBidi"/>
+          <w:color w:val="0F4761" w:themeColor="accent1" w:themeShade="BF"/>
+          <w:kern w:val="2"/>
+          <w:sz w:val="40"/>
+          <w:szCs w:val="40"/>
+        </w:rPr>
         <w:t>Setw(</w:t>
       </w:r>
-      <w:proofErr w:type="gramEnd"/>
-      <w:r>
+      <w:r>
+        <w:rPr>
+          <w:rFonts w:ascii="Aptos Display" w:hAnsi="Aptos Display" w:eastAsia="等线 Light" w:cs="Aptos Display" w:asciiTheme="majorHAnsi" w:hAnsiTheme="majorHAnsi" w:eastAsiaTheme="majorEastAsia" w:csTheme="majorBidi"/>
+          <w:color w:val="0F4761" w:themeColor="accent1" w:themeShade="BF"/>
+          <w:kern w:val="2"/>
+          <w:sz w:val="40"/>
+          <w:szCs w:val="40"/>
+        </w:rPr>
         <w:t>) và setfill() là hai sự điều chỉnh khi dung cout&lt;&lt;</w:t>
       </w:r>
     </w:p>
     <w:p>
-      <w:r>
+      <w:pPr>
+        <w:spacing w:after="160" w:line="278" w:lineRule="auto"/>
+      </w:pPr>
+      <w:r>
+        <w:rPr>
+          <w:rFonts w:ascii="Aptos" w:hAnsi="Aptos" w:eastAsia="Aptos" w:cs="Aptos" w:asciiTheme="minorHAnsi" w:hAnsiTheme="minorHAnsi" w:eastAsiaTheme="minorHAnsi" w:csTheme="minorBidi"/>
+          <w:kern w:val="2"/>
+          <w:sz w:val="24"/>
+          <w:szCs w:val="24"/>
+        </w:rPr>
         <w:t xml:space="preserve">Set w là xác định số kí tự mà một output có thể xuất ra. Nếu số lượng kí tự output không đủ thì sẽ sử dung kí tự xác định trong hàm </w:t>
       </w:r>
-      <w:proofErr w:type="gramStart"/>
-      <w:r>
+      <w:r>
+        <w:rPr>
+          <w:rFonts w:ascii="Aptos" w:hAnsi="Aptos" w:eastAsia="Aptos" w:cs="Aptos" w:asciiTheme="minorHAnsi" w:hAnsiTheme="minorHAnsi" w:eastAsiaTheme="minorHAnsi" w:csTheme="minorBidi"/>
+          <w:kern w:val="2"/>
+          <w:sz w:val="24"/>
+          <w:szCs w:val="24"/>
+        </w:rPr>
         <w:t>setfill(</w:t>
       </w:r>
-      <w:proofErr w:type="gramEnd"/>
-      <w:r>
+      <w:r>
+        <w:rPr>
+          <w:rFonts w:ascii="Aptos" w:hAnsi="Aptos" w:eastAsia="Aptos" w:cs="Aptos" w:asciiTheme="minorHAnsi" w:hAnsiTheme="minorHAnsi" w:eastAsiaTheme="minorHAnsi" w:csTheme="minorBidi"/>
+          <w:kern w:val="2"/>
+          <w:sz w:val="24"/>
+          <w:szCs w:val="24"/>
+        </w:rPr>
         <w:t>char a) để làm đầy. (Nếu đủ rồi thì không thêm nữa, nó cũng không xóa đi cái gì cả)</w:t>
       </w:r>
     </w:p>
     <w:p>
-      <w:r>
+      <w:pPr>
+        <w:spacing w:after="160" w:line="278" w:lineRule="auto"/>
+      </w:pPr>
+      <w:r>
+        <w:rPr>
+          <w:rFonts w:ascii="Aptos" w:hAnsi="Aptos" w:eastAsia="Aptos" w:cs="Aptos" w:asciiTheme="minorHAnsi" w:hAnsiTheme="minorHAnsi" w:eastAsiaTheme="minorHAnsi" w:csTheme="minorBidi"/>
+          <w:kern w:val="2"/>
+          <w:sz w:val="24"/>
+          <w:szCs w:val="24"/>
+        </w:rPr>
         <w:t>VD:</w:t>
       </w:r>
     </w:p>
     <w:p>
-      <w:r>
+      <w:pPr>
+        <w:spacing w:after="160" w:line="278" w:lineRule="auto"/>
+      </w:pPr>
+      <w:r>
+        <w:rPr>
+          <w:rFonts w:ascii="Aptos" w:hAnsi="Aptos" w:eastAsia="Aptos" w:cs="Aptos" w:asciiTheme="minorHAnsi" w:hAnsiTheme="minorHAnsi" w:eastAsiaTheme="minorHAnsi" w:csTheme="minorBidi"/>
+          <w:kern w:val="2"/>
+          <w:sz w:val="24"/>
+          <w:szCs w:val="24"/>
+        </w:rPr>
         <w:t xml:space="preserve">cout &lt;&lt; </w:t>
       </w:r>
-      <w:proofErr w:type="gramStart"/>
-      <w:r>
+      <w:r>
+        <w:rPr>
+          <w:rFonts w:ascii="Aptos" w:hAnsi="Aptos" w:eastAsia="Aptos" w:cs="Aptos" w:asciiTheme="minorHAnsi" w:hAnsiTheme="minorHAnsi" w:eastAsiaTheme="minorHAnsi" w:csTheme="minorBidi"/>
+          <w:kern w:val="2"/>
+          <w:sz w:val="24"/>
+          <w:szCs w:val="24"/>
+        </w:rPr>
         <w:t>setw(</w:t>
       </w:r>
-      <w:proofErr w:type="gramEnd"/>
-      <w:r>
+      <w:r>
+        <w:rPr>
+          <w:rFonts w:ascii="Aptos" w:hAnsi="Aptos" w:eastAsia="Aptos" w:cs="Aptos" w:asciiTheme="minorHAnsi" w:hAnsiTheme="minorHAnsi" w:eastAsiaTheme="minorHAnsi" w:csTheme="minorBidi"/>
+          <w:kern w:val="2"/>
+          <w:sz w:val="24"/>
+          <w:szCs w:val="24"/>
+        </w:rPr>
         <w:t>5) &lt;&lt; setfill('*') &lt;&lt; "abc" &lt;&lt; "\n";</w:t>
       </w:r>
     </w:p>
     <w:p>
-      <w:r>
+      <w:pPr>
+        <w:spacing w:after="160" w:line="278" w:lineRule="auto"/>
+      </w:pPr>
+      <w:r>
+        <w:rPr>
+          <w:rFonts w:ascii="Aptos" w:hAnsi="Aptos" w:eastAsia="Aptos" w:cs="Aptos" w:asciiTheme="minorHAnsi" w:hAnsiTheme="minorHAnsi" w:eastAsiaTheme="minorHAnsi" w:csTheme="minorBidi"/>
+          <w:kern w:val="2"/>
+          <w:sz w:val="24"/>
+          <w:szCs w:val="24"/>
+        </w:rPr>
         <w:t>lệnh này in ra **abc</w:t>
       </w:r>
     </w:p>
     <w:p>
-      <w:r>
+      <w:pPr>
+        <w:spacing w:after="160" w:line="278" w:lineRule="auto"/>
+      </w:pPr>
+      <w:r>
+        <w:rPr>
+          <w:rFonts w:ascii="Aptos" w:hAnsi="Aptos" w:eastAsia="Aptos" w:cs="Aptos" w:asciiTheme="minorHAnsi" w:hAnsiTheme="minorHAnsi" w:eastAsiaTheme="minorHAnsi" w:csTheme="minorBidi"/>
+          <w:kern w:val="2"/>
+          <w:sz w:val="24"/>
+          <w:szCs w:val="24"/>
+        </w:rPr>
         <w:t xml:space="preserve">cout &lt;&lt; "abc" &lt;&lt; </w:t>
       </w:r>
-      <w:proofErr w:type="gramStart"/>
-      <w:r>
+      <w:r>
+        <w:rPr>
+          <w:rFonts w:ascii="Aptos" w:hAnsi="Aptos" w:eastAsia="Aptos" w:cs="Aptos" w:asciiTheme="minorHAnsi" w:hAnsiTheme="minorHAnsi" w:eastAsiaTheme="minorHAnsi" w:csTheme="minorBidi"/>
+          <w:kern w:val="2"/>
+          <w:sz w:val="24"/>
+          <w:szCs w:val="24"/>
+        </w:rPr>
         <w:t>setw(</w:t>
       </w:r>
-      <w:proofErr w:type="gramEnd"/>
-      <w:r>
+      <w:r>
+        <w:rPr>
+          <w:rFonts w:ascii="Aptos" w:hAnsi="Aptos" w:eastAsia="Aptos" w:cs="Aptos" w:asciiTheme="minorHAnsi" w:hAnsiTheme="minorHAnsi" w:eastAsiaTheme="minorHAnsi" w:csTheme="minorBidi"/>
+          <w:kern w:val="2"/>
+          <w:sz w:val="24"/>
+          <w:szCs w:val="24"/>
+        </w:rPr>
         <w:t>5) &lt;&lt; setfill('*') &lt;&lt; "\n";</w:t>
       </w:r>
     </w:p>
     <w:p>
-      <w:r>
+      <w:pPr>
+        <w:spacing w:after="160" w:line="278" w:lineRule="auto"/>
+      </w:pPr>
+      <w:r>
+        <w:rPr>
+          <w:rFonts w:ascii="Aptos" w:hAnsi="Aptos" w:eastAsia="Aptos" w:cs="Aptos" w:asciiTheme="minorHAnsi" w:hAnsiTheme="minorHAnsi" w:eastAsiaTheme="minorHAnsi" w:csTheme="minorBidi"/>
+          <w:kern w:val="2"/>
+          <w:sz w:val="24"/>
+          <w:szCs w:val="24"/>
+        </w:rPr>
         <w:t>lệnh này in ra abc**** (\n cũng tính là một kí tự)</w:t>
       </w:r>
     </w:p>
-    <w:p/>
-    <w:p/>
-    <w:p/>
+    <w:p>
+      <w:pPr>
+        <w:spacing w:after="160" w:line="278" w:lineRule="auto"/>
+      </w:pPr>
+    </w:p>
+    <w:p>
+      <w:pPr>
+        <w:spacing w:after="160" w:line="278" w:lineRule="auto"/>
+      </w:pPr>
+    </w:p>
+    <w:p>
+      <w:pPr>
+        <w:spacing w:after="160" w:line="278" w:lineRule="auto"/>
+      </w:pPr>
+    </w:p>
     <w:p>
       <w:pPr>
         <w:pStyle w:val="Heading1"/>
       </w:pPr>
       <w:r>
+        <w:rPr>
+          <w:rFonts w:ascii="Aptos Display" w:hAnsi="Aptos Display" w:eastAsia="等线 Light" w:cs="Aptos Display" w:asciiTheme="majorHAnsi" w:hAnsiTheme="majorHAnsi" w:eastAsiaTheme="majorEastAsia" w:csTheme="majorBidi"/>
+          <w:color w:val="0F4761" w:themeColor="accent1" w:themeShade="BF"/>
+          <w:kern w:val="2"/>
+          <w:sz w:val="40"/>
+          <w:szCs w:val="40"/>
+        </w:rPr>
         <w:t>Algorithm (Thuật toán) ghép nhóm / mảng đánh dấu</w:t>
       </w:r>
     </w:p>
     <w:p>
-      <w:r>
-        <w:rPr>
-          <w:noProof/>
-          <w:lang w:val="en-GB" w:eastAsia="zh-CN"/>
-        </w:rPr>
+      <w:pPr>
+        <w:spacing w:after="160" w:line="278" w:lineRule="auto"/>
+      </w:pPr>
+      <w:r>
         <w:drawing>
-          <wp:inline distT="0" distB="0" distL="0" distR="0" wp14:anchorId="2142954C" wp14:editId="648C9DEE">
-            <wp:extent cx="5943600" cy="2998470"/>
+          <wp:inline distT="0" distB="0" distL="0" distR="0">
+            <wp:extent cx="5943600" cy="3000375"/>
             <wp:effectExtent l="0" t="0" r="0" b="0"/>
-            <wp:docPr id="836031352" name="Picture 1"/>
+            <wp:docPr id="100001" name="Picture 100001"/>
             <wp:cNvGraphicFramePr>
               <a:graphicFrameLocks xmlns:a="http://schemas.openxmlformats.org/drawingml/2006/main" noChangeAspect="1"/>
             </wp:cNvGraphicFramePr>
@@ -323,11 +721,11 @@
               <a:graphicData uri="http://schemas.openxmlformats.org/drawingml/2006/picture">
                 <pic:pic xmlns:pic="http://schemas.openxmlformats.org/drawingml/2006/picture">
                   <pic:nvPicPr>
-                    <pic:cNvPr id="836031352" name=""/>
+                    <pic:cNvPr id="100001" name="image100001"/>
                     <pic:cNvPicPr/>
                   </pic:nvPicPr>
                   <pic:blipFill>
-                    <a:blip r:embed="rId6"/>
+                    <a:blip r:embed="rId17"/>
                     <a:stretch>
                       <a:fillRect/>
                     </a:stretch>
@@ -335,7 +733,7 @@
                   <pic:spPr>
                     <a:xfrm>
                       <a:off x="0" y="0"/>
-                      <a:ext cx="5943600" cy="2998470"/>
+                      <a:ext cx="5943600" cy="3000375"/>
                     </a:xfrm>
                     <a:prstGeom prst="rect">
                       <a:avLst/>
@@ -349,324 +747,739 @@
       </w:r>
     </w:p>
     <w:p>
-      <w:r>
+      <w:pPr>
+        <w:spacing w:after="160" w:line="278" w:lineRule="auto"/>
+      </w:pPr>
+      <w:r>
+        <w:rPr>
+          <w:rFonts w:ascii="Aptos" w:hAnsi="Aptos" w:eastAsia="Aptos" w:cs="Aptos" w:asciiTheme="minorHAnsi" w:hAnsiTheme="minorHAnsi" w:eastAsiaTheme="minorHAnsi" w:csTheme="minorBidi"/>
+          <w:kern w:val="2"/>
+          <w:sz w:val="24"/>
+          <w:szCs w:val="24"/>
+        </w:rPr>
         <w:t>Đơn giản mà hiểu, thì thuật toán này là sử dụng hai mảng để giảm độ phức tạp của thuật toán.</w:t>
       </w:r>
     </w:p>
     <w:p>
-      <w:r>
+      <w:pPr>
+        <w:spacing w:after="160" w:line="278" w:lineRule="auto"/>
+      </w:pPr>
+      <w:r>
+        <w:rPr>
+          <w:rFonts w:ascii="Aptos" w:hAnsi="Aptos" w:eastAsia="Aptos" w:cs="Aptos" w:asciiTheme="minorHAnsi" w:hAnsiTheme="minorHAnsi" w:eastAsiaTheme="minorHAnsi" w:csTheme="minorBidi"/>
+          <w:kern w:val="2"/>
+          <w:sz w:val="24"/>
+          <w:szCs w:val="24"/>
+        </w:rPr>
         <w:t xml:space="preserve">Bài toán: Cho mảng </w:t>
       </w:r>
-      <w:proofErr w:type="gramStart"/>
-      <w:r>
+      <w:r>
+        <w:rPr>
+          <w:rFonts w:ascii="Aptos" w:hAnsi="Aptos" w:eastAsia="Aptos" w:cs="Aptos" w:asciiTheme="minorHAnsi" w:hAnsiTheme="minorHAnsi" w:eastAsiaTheme="minorHAnsi" w:csTheme="minorBidi"/>
+          <w:kern w:val="2"/>
+          <w:sz w:val="24"/>
+          <w:szCs w:val="24"/>
+        </w:rPr>
         <w:t>A[</w:t>
       </w:r>
-      <w:proofErr w:type="gramEnd"/>
-      <w:r>
+      <w:r>
+        <w:rPr>
+          <w:rFonts w:ascii="Aptos" w:hAnsi="Aptos" w:eastAsia="Aptos" w:cs="Aptos" w:asciiTheme="minorHAnsi" w:hAnsiTheme="minorHAnsi" w:eastAsiaTheme="minorHAnsi" w:csTheme="minorBidi"/>
+          <w:kern w:val="2"/>
+          <w:sz w:val="24"/>
+          <w:szCs w:val="24"/>
+        </w:rPr>
         <w:t>] gồm n phần tử. Đếm số lần xuất hiện của các phần tử.</w:t>
       </w:r>
     </w:p>
     <w:p>
-      <w:r>
+      <w:pPr>
+        <w:spacing w:after="160" w:line="278" w:lineRule="auto"/>
+      </w:pPr>
+      <w:r>
+        <w:rPr>
+          <w:rFonts w:ascii="Aptos" w:hAnsi="Aptos" w:eastAsia="Aptos" w:cs="Aptos" w:asciiTheme="minorHAnsi" w:hAnsiTheme="minorHAnsi" w:eastAsiaTheme="minorHAnsi" w:csTheme="minorBidi"/>
+          <w:kern w:val="2"/>
+          <w:sz w:val="24"/>
+          <w:szCs w:val="24"/>
+        </w:rPr>
         <w:t xml:space="preserve">B1: Tạo một mảng với độ lớn = giới hạn đề bài VD: int </w:t>
       </w:r>
-      <w:proofErr w:type="gramStart"/>
-      <w:r>
+      <w:r>
+        <w:rPr>
+          <w:rFonts w:ascii="Aptos" w:hAnsi="Aptos" w:eastAsia="Aptos" w:cs="Aptos" w:asciiTheme="minorHAnsi" w:hAnsiTheme="minorHAnsi" w:eastAsiaTheme="minorHAnsi" w:csTheme="minorBidi"/>
+          <w:kern w:val="2"/>
+          <w:sz w:val="24"/>
+          <w:szCs w:val="24"/>
+        </w:rPr>
         <w:t>F[</w:t>
       </w:r>
-      <w:proofErr w:type="gramEnd"/>
-      <w:r>
+      <w:r>
+        <w:rPr>
+          <w:rFonts w:ascii="Aptos" w:hAnsi="Aptos" w:eastAsia="Aptos" w:cs="Aptos" w:asciiTheme="minorHAnsi" w:hAnsiTheme="minorHAnsi" w:eastAsiaTheme="minorHAnsi" w:csTheme="minorBidi"/>
+          <w:kern w:val="2"/>
+          <w:sz w:val="24"/>
+          <w:szCs w:val="24"/>
+        </w:rPr>
         <w:t>1000005] = {};</w:t>
       </w:r>
     </w:p>
     <w:p>
-      <w:r>
+      <w:pPr>
+        <w:spacing w:after="160" w:line="278" w:lineRule="auto"/>
+      </w:pPr>
+      <w:r>
+        <w:rPr>
+          <w:rFonts w:ascii="Aptos" w:hAnsi="Aptos" w:eastAsia="Aptos" w:cs="Aptos" w:asciiTheme="minorHAnsi" w:hAnsiTheme="minorHAnsi" w:eastAsiaTheme="minorHAnsi" w:csTheme="minorBidi"/>
+          <w:kern w:val="2"/>
+          <w:sz w:val="24"/>
+          <w:szCs w:val="24"/>
+        </w:rPr>
         <w:t>B2: Tạo vòng lặp sao cho mỗi lần đi qua một ID (giá trị) thì sẽ +1 chính xác ID ấy bên trong tập F</w:t>
       </w:r>
     </w:p>
     <w:p>
-      <w:r>
+      <w:pPr>
+        <w:spacing w:after="160" w:line="278" w:lineRule="auto"/>
+      </w:pPr>
+      <w:r>
+        <w:rPr>
+          <w:rFonts w:ascii="Aptos" w:hAnsi="Aptos" w:eastAsia="Aptos" w:cs="Aptos" w:asciiTheme="minorHAnsi" w:hAnsiTheme="minorHAnsi" w:eastAsiaTheme="minorHAnsi" w:csTheme="minorBidi"/>
+          <w:kern w:val="2"/>
+          <w:sz w:val="24"/>
+          <w:szCs w:val="24"/>
+        </w:rPr>
         <w:t>Tức: for (int i = 0; I &lt; n; i++) ++F[A[i]]; // Xét toàn bộ tập A</w:t>
       </w:r>
     </w:p>
     <w:p>
-      <w:r>
+      <w:pPr>
+        <w:spacing w:after="160" w:line="278" w:lineRule="auto"/>
+      </w:pPr>
+      <w:r>
+        <w:rPr>
+          <w:rFonts w:ascii="Aptos" w:hAnsi="Aptos" w:eastAsia="Aptos" w:cs="Aptos" w:asciiTheme="minorHAnsi" w:hAnsiTheme="minorHAnsi" w:eastAsiaTheme="minorHAnsi" w:csTheme="minorBidi"/>
+          <w:kern w:val="2"/>
+          <w:sz w:val="24"/>
+          <w:szCs w:val="24"/>
+        </w:rPr>
         <w:t xml:space="preserve">Nếu I = 1, lấy giá trị tại vị tró </w:t>
       </w:r>
-      <w:proofErr w:type="gramStart"/>
-      <w:r>
+      <w:r>
+        <w:rPr>
+          <w:rFonts w:ascii="Aptos" w:hAnsi="Aptos" w:eastAsia="Aptos" w:cs="Aptos" w:asciiTheme="minorHAnsi" w:hAnsiTheme="minorHAnsi" w:eastAsiaTheme="minorHAnsi" w:csTheme="minorBidi"/>
+          <w:kern w:val="2"/>
+          <w:sz w:val="24"/>
+          <w:szCs w:val="24"/>
+        </w:rPr>
         <w:t>A[</w:t>
       </w:r>
-      <w:proofErr w:type="gramEnd"/>
-      <w:r>
+      <w:r>
+        <w:rPr>
+          <w:rFonts w:ascii="Aptos" w:hAnsi="Aptos" w:eastAsia="Aptos" w:cs="Aptos" w:asciiTheme="minorHAnsi" w:hAnsiTheme="minorHAnsi" w:eastAsiaTheme="minorHAnsi" w:csTheme="minorBidi"/>
+          <w:kern w:val="2"/>
+          <w:sz w:val="24"/>
+          <w:szCs w:val="24"/>
+        </w:rPr>
         <w:t>1] (giả sử là 2) rồi tăng thêm giá trị của F[2] lên 1</w:t>
       </w:r>
     </w:p>
     <w:p>
-      <w:r>
+      <w:pPr>
+        <w:spacing w:after="160" w:line="278" w:lineRule="auto"/>
+      </w:pPr>
+      <w:r>
+        <w:rPr>
+          <w:rFonts w:ascii="Aptos" w:hAnsi="Aptos" w:eastAsia="Aptos" w:cs="Aptos" w:asciiTheme="minorHAnsi" w:hAnsiTheme="minorHAnsi" w:eastAsiaTheme="minorHAnsi" w:csTheme="minorBidi"/>
+          <w:kern w:val="2"/>
+          <w:sz w:val="24"/>
+          <w:szCs w:val="24"/>
+        </w:rPr>
         <w:t xml:space="preserve">Nếu I = 2, lấy giá trị tại vị trí </w:t>
       </w:r>
-      <w:proofErr w:type="gramStart"/>
-      <w:r>
+      <w:r>
+        <w:rPr>
+          <w:rFonts w:ascii="Aptos" w:hAnsi="Aptos" w:eastAsia="Aptos" w:cs="Aptos" w:asciiTheme="minorHAnsi" w:hAnsiTheme="minorHAnsi" w:eastAsiaTheme="minorHAnsi" w:csTheme="minorBidi"/>
+          <w:kern w:val="2"/>
+          <w:sz w:val="24"/>
+          <w:szCs w:val="24"/>
+        </w:rPr>
         <w:t>A[</w:t>
       </w:r>
-      <w:proofErr w:type="gramEnd"/>
-      <w:r>
+      <w:r>
+        <w:rPr>
+          <w:rFonts w:ascii="Aptos" w:hAnsi="Aptos" w:eastAsia="Aptos" w:cs="Aptos" w:asciiTheme="minorHAnsi" w:hAnsiTheme="minorHAnsi" w:eastAsiaTheme="minorHAnsi" w:csTheme="minorBidi"/>
+          <w:kern w:val="2"/>
+          <w:sz w:val="24"/>
+          <w:szCs w:val="24"/>
+        </w:rPr>
         <w:t>2] (giả sử là 2) rồi tăng thêm giá trị của F[2] lên 2</w:t>
       </w:r>
     </w:p>
     <w:p>
-      <w:r>
+      <w:pPr>
+        <w:spacing w:after="160" w:line="278" w:lineRule="auto"/>
+      </w:pPr>
+      <w:r>
+        <w:rPr>
+          <w:rFonts w:ascii="Aptos" w:hAnsi="Aptos" w:eastAsia="Aptos" w:cs="Aptos" w:asciiTheme="minorHAnsi" w:hAnsiTheme="minorHAnsi" w:eastAsiaTheme="minorHAnsi" w:csTheme="minorBidi"/>
+          <w:kern w:val="2"/>
+          <w:sz w:val="24"/>
+          <w:szCs w:val="24"/>
+        </w:rPr>
         <w:t>…</w:t>
       </w:r>
     </w:p>
-    <w:p/>
+    <w:p>
+      <w:pPr>
+        <w:spacing w:after="160" w:line="278" w:lineRule="auto"/>
+      </w:pPr>
+    </w:p>
     <w:p>
       <w:pPr>
         <w:pStyle w:val="Heading1"/>
       </w:pPr>
       <w:r>
         <w:lastRenderedPageBreak/>
+        <w:rPr>
+          <w:rFonts w:ascii="Aptos Display" w:hAnsi="Aptos Display" w:eastAsia="等线 Light" w:cs="Aptos Display" w:asciiTheme="majorHAnsi" w:hAnsiTheme="majorHAnsi" w:eastAsiaTheme="majorEastAsia" w:csTheme="majorBidi"/>
+          <w:color w:val="0F4761" w:themeColor="accent1" w:themeShade="BF"/>
+          <w:kern w:val="2"/>
+          <w:sz w:val="40"/>
+          <w:szCs w:val="40"/>
+        </w:rPr>
         <w:t>Tìm số lớn nhất / nhỏ nhất trong một mảng mà không dung hàm (max, min)</w:t>
       </w:r>
     </w:p>
     <w:p>
-      <w:r>
+      <w:pPr>
+        <w:spacing w:after="160" w:line="278" w:lineRule="auto"/>
+      </w:pPr>
+      <w:r>
+        <w:rPr>
+          <w:rFonts w:ascii="Aptos" w:hAnsi="Aptos" w:eastAsia="Aptos" w:cs="Aptos" w:asciiTheme="minorHAnsi" w:hAnsiTheme="minorHAnsi" w:eastAsiaTheme="minorHAnsi" w:csTheme="minorBidi"/>
+          <w:kern w:val="2"/>
+          <w:sz w:val="24"/>
+          <w:szCs w:val="24"/>
+        </w:rPr>
         <w:t>Đầu tiên tạo một biến tên là x xuất phát từ giá trị thấp nhất có thể đạt được theo đk đề bài</w:t>
       </w:r>
     </w:p>
     <w:p>
-      <w:r>
+      <w:pPr>
+        <w:spacing w:after="160" w:line="278" w:lineRule="auto"/>
+      </w:pPr>
+      <w:r>
+        <w:rPr>
+          <w:rFonts w:ascii="Aptos" w:hAnsi="Aptos" w:eastAsia="Aptos" w:cs="Aptos" w:asciiTheme="minorHAnsi" w:hAnsiTheme="minorHAnsi" w:eastAsiaTheme="minorHAnsi" w:csTheme="minorBidi"/>
+          <w:kern w:val="2"/>
+          <w:sz w:val="24"/>
+          <w:szCs w:val="24"/>
+        </w:rPr>
         <w:t xml:space="preserve">Chạy qua tất cả giá trị của mảng </w:t>
       </w:r>
-      <w:proofErr w:type="gramStart"/>
-      <w:r>
+      <w:r>
+        <w:rPr>
+          <w:rFonts w:ascii="Aptos" w:hAnsi="Aptos" w:eastAsia="Aptos" w:cs="Aptos" w:asciiTheme="minorHAnsi" w:hAnsiTheme="minorHAnsi" w:eastAsiaTheme="minorHAnsi" w:csTheme="minorBidi"/>
+          <w:kern w:val="2"/>
+          <w:sz w:val="24"/>
+          <w:szCs w:val="24"/>
+        </w:rPr>
         <w:t>A[</w:t>
       </w:r>
-      <w:proofErr w:type="gramEnd"/>
-      <w:r>
+      <w:r>
+        <w:rPr>
+          <w:rFonts w:ascii="Aptos" w:hAnsi="Aptos" w:eastAsia="Aptos" w:cs="Aptos" w:asciiTheme="minorHAnsi" w:hAnsiTheme="minorHAnsi" w:eastAsiaTheme="minorHAnsi" w:csTheme="minorBidi"/>
+          <w:kern w:val="2"/>
+          <w:sz w:val="24"/>
+          <w:szCs w:val="24"/>
+        </w:rPr>
         <w:t>] và nếu A[i] &gt; x thì thay x mà A[i]</w:t>
       </w:r>
     </w:p>
     <w:p>
-      <w:r>
+      <w:pPr>
+        <w:spacing w:after="160" w:line="278" w:lineRule="auto"/>
+      </w:pPr>
+      <w:r>
+        <w:rPr>
+          <w:rFonts w:ascii="Aptos" w:hAnsi="Aptos" w:eastAsia="Aptos" w:cs="Aptos" w:asciiTheme="minorHAnsi" w:hAnsiTheme="minorHAnsi" w:eastAsiaTheme="minorHAnsi" w:csTheme="minorBidi"/>
+          <w:kern w:val="2"/>
+          <w:sz w:val="24"/>
+          <w:szCs w:val="24"/>
+        </w:rPr>
         <w:t>Tương tự với cách tìm nhỏ nhất.</w:t>
       </w:r>
     </w:p>
-    <w:p/>
-    <w:p>
-      <w:r>
+    <w:p>
+      <w:pPr>
+        <w:spacing w:after="160" w:line="278" w:lineRule="auto"/>
+      </w:pPr>
+    </w:p>
+    <w:p>
+      <w:pPr>
+        <w:spacing w:after="160" w:line="278" w:lineRule="auto"/>
+      </w:pPr>
+      <w:r>
+        <w:rPr>
+          <w:rFonts w:ascii="Aptos" w:hAnsi="Aptos" w:eastAsia="Aptos" w:cs="Aptos" w:asciiTheme="minorHAnsi" w:hAnsiTheme="minorHAnsi" w:eastAsiaTheme="minorHAnsi" w:csTheme="minorBidi"/>
+          <w:kern w:val="2"/>
+          <w:sz w:val="24"/>
+          <w:szCs w:val="24"/>
+        </w:rPr>
         <w:t>Phụ: Kết hợp cái này với cái trên để giải bài toán mở đầu,</w:t>
       </w:r>
       <w:r>
+        <w:rPr>
+          <w:rFonts w:ascii="Aptos" w:hAnsi="Aptos" w:eastAsia="Aptos" w:cs="Aptos" w:asciiTheme="minorHAnsi" w:hAnsiTheme="minorHAnsi" w:eastAsiaTheme="minorHAnsi" w:csTheme="minorBidi"/>
+          <w:kern w:val="2"/>
+          <w:sz w:val="24"/>
+          <w:szCs w:val="24"/>
+        </w:rPr>
         <w:t xml:space="preserve"> (Thay vào số 10^6 để đỡ lãng phí ram)</w:t>
       </w:r>
     </w:p>
-    <w:p/>
+    <w:p>
+      <w:pPr>
+        <w:spacing w:after="160" w:line="278" w:lineRule="auto"/>
+      </w:pPr>
+    </w:p>
     <w:p>
       <w:pPr>
         <w:pStyle w:val="Heading1"/>
       </w:pPr>
       <w:r>
+        <w:rPr>
+          <w:rFonts w:ascii="Aptos Display" w:hAnsi="Aptos Display" w:eastAsia="等线 Light" w:cs="Aptos Display" w:asciiTheme="majorHAnsi" w:hAnsiTheme="majorHAnsi" w:eastAsiaTheme="majorEastAsia" w:csTheme="majorBidi"/>
+          <w:color w:val="0F4761" w:themeColor="accent1" w:themeShade="BF"/>
+          <w:kern w:val="2"/>
+          <w:sz w:val="40"/>
+          <w:szCs w:val="40"/>
+        </w:rPr>
         <w:t>Hàm đệ quy &amp; Merge Sort</w:t>
       </w:r>
     </w:p>
-    <w:p/>
-    <w:p>
-      <w:r>
+    <w:p>
+      <w:pPr>
+        <w:spacing w:after="160" w:line="278" w:lineRule="auto"/>
+      </w:pPr>
+    </w:p>
+    <w:p>
+      <w:pPr>
+        <w:spacing w:after="160" w:line="278" w:lineRule="auto"/>
+      </w:pPr>
+      <w:r>
+        <w:rPr>
+          <w:rFonts w:ascii="Aptos" w:hAnsi="Aptos" w:eastAsia="Aptos" w:cs="Aptos" w:asciiTheme="minorHAnsi" w:hAnsiTheme="minorHAnsi" w:eastAsiaTheme="minorHAnsi" w:csTheme="minorBidi"/>
+          <w:kern w:val="2"/>
+          <w:sz w:val="24"/>
+          <w:szCs w:val="24"/>
+        </w:rPr>
         <w:t>Một hàm đệ quy (backtrack) là một hàm lặp lại chính nó</w:t>
       </w:r>
     </w:p>
     <w:p>
-      <w:r>
+      <w:pPr>
+        <w:spacing w:after="160" w:line="278" w:lineRule="auto"/>
+      </w:pPr>
+      <w:r>
+        <w:rPr>
+          <w:rFonts w:ascii="Aptos" w:hAnsi="Aptos" w:eastAsia="Aptos" w:cs="Aptos" w:asciiTheme="minorHAnsi" w:hAnsiTheme="minorHAnsi" w:eastAsiaTheme="minorHAnsi" w:csTheme="minorBidi"/>
+          <w:kern w:val="2"/>
+          <w:sz w:val="24"/>
+          <w:szCs w:val="24"/>
+        </w:rPr>
         <w:t>VD:</w:t>
       </w:r>
     </w:p>
     <w:p>
-      <w:r>
+      <w:pPr>
+        <w:spacing w:after="160" w:line="278" w:lineRule="auto"/>
+      </w:pPr>
+      <w:r>
+        <w:rPr>
+          <w:rFonts w:ascii="Aptos" w:hAnsi="Aptos" w:eastAsia="Aptos" w:cs="Aptos" w:asciiTheme="minorHAnsi" w:hAnsiTheme="minorHAnsi" w:eastAsiaTheme="minorHAnsi" w:csTheme="minorBidi"/>
+          <w:kern w:val="2"/>
+          <w:sz w:val="24"/>
+          <w:szCs w:val="24"/>
+        </w:rPr>
         <w:t xml:space="preserve">Void </w:t>
       </w:r>
-      <w:proofErr w:type="gramStart"/>
-      <w:r>
+      <w:r>
+        <w:rPr>
+          <w:rFonts w:ascii="Aptos" w:hAnsi="Aptos" w:eastAsia="Aptos" w:cs="Aptos" w:asciiTheme="minorHAnsi" w:hAnsiTheme="minorHAnsi" w:eastAsiaTheme="minorHAnsi" w:csTheme="minorBidi"/>
+          <w:kern w:val="2"/>
+          <w:sz w:val="24"/>
+          <w:szCs w:val="24"/>
+        </w:rPr>
         <w:t>function(</w:t>
       </w:r>
-      <w:proofErr w:type="gramEnd"/>
-      <w:r>
+      <w:r>
+        <w:rPr>
+          <w:rFonts w:ascii="Aptos" w:hAnsi="Aptos" w:eastAsia="Aptos" w:cs="Aptos" w:asciiTheme="minorHAnsi" w:hAnsiTheme="minorHAnsi" w:eastAsiaTheme="minorHAnsi" w:csTheme="minorBidi"/>
+          <w:kern w:val="2"/>
+          <w:sz w:val="24"/>
+          <w:szCs w:val="24"/>
+        </w:rPr>
         <w:t>int &amp;n) {</w:t>
       </w:r>
     </w:p>
     <w:p>
+      <w:pPr>
+        <w:spacing w:after="160" w:line="278" w:lineRule="auto"/>
+      </w:pPr>
       <w:r>
         <w:tab/>
+      </w:r>
+      <w:r>
+        <w:rPr>
+          <w:rFonts w:ascii="Aptos" w:hAnsi="Aptos" w:eastAsia="Aptos" w:cs="Aptos" w:asciiTheme="minorHAnsi" w:hAnsiTheme="minorHAnsi" w:eastAsiaTheme="minorHAnsi" w:csTheme="minorBidi"/>
+          <w:kern w:val="2"/>
+          <w:sz w:val="24"/>
+          <w:szCs w:val="24"/>
+        </w:rPr>
         <w:t>--n;</w:t>
       </w:r>
     </w:p>
     <w:p>
+      <w:pPr>
+        <w:spacing w:after="160" w:line="278" w:lineRule="auto"/>
+      </w:pPr>
       <w:r>
         <w:tab/>
+      </w:r>
+      <w:r>
+        <w:rPr>
+          <w:rFonts w:ascii="Aptos" w:hAnsi="Aptos" w:eastAsia="Aptos" w:cs="Aptos" w:asciiTheme="minorHAnsi" w:hAnsiTheme="minorHAnsi" w:eastAsiaTheme="minorHAnsi" w:csTheme="minorBidi"/>
+          <w:kern w:val="2"/>
+          <w:sz w:val="24"/>
+          <w:szCs w:val="24"/>
+        </w:rPr>
         <w:t>Function(n);</w:t>
       </w:r>
     </w:p>
     <w:p>
+      <w:pPr>
+        <w:spacing w:after="160" w:line="278" w:lineRule="auto"/>
+      </w:pPr>
       <w:r>
         <w:tab/>
+      </w:r>
+      <w:r>
+        <w:rPr>
+          <w:rFonts w:ascii="Aptos" w:hAnsi="Aptos" w:eastAsia="Aptos" w:cs="Aptos" w:asciiTheme="minorHAnsi" w:hAnsiTheme="minorHAnsi" w:eastAsiaTheme="minorHAnsi" w:csTheme="minorBidi"/>
+          <w:kern w:val="2"/>
+          <w:sz w:val="24"/>
+          <w:szCs w:val="24"/>
+        </w:rPr>
         <w:t>If (n = = 0) return;</w:t>
       </w:r>
     </w:p>
     <w:p>
-      <w:r>
+      <w:pPr>
+        <w:spacing w:after="160" w:line="278" w:lineRule="auto"/>
+      </w:pPr>
+      <w:r>
+        <w:rPr>
+          <w:rFonts w:ascii="Aptos" w:hAnsi="Aptos" w:eastAsia="Aptos" w:cs="Aptos" w:asciiTheme="minorHAnsi" w:hAnsiTheme="minorHAnsi" w:eastAsiaTheme="minorHAnsi" w:csTheme="minorBidi"/>
+          <w:kern w:val="2"/>
+          <w:sz w:val="24"/>
+          <w:szCs w:val="24"/>
+        </w:rPr>
         <w:t>}</w:t>
       </w:r>
     </w:p>
     <w:p>
-      <w:r>
+      <w:pPr>
+        <w:spacing w:after="160" w:line="278" w:lineRule="auto"/>
+      </w:pPr>
+      <w:r>
+        <w:rPr>
+          <w:rFonts w:ascii="Aptos" w:hAnsi="Aptos" w:eastAsia="Aptos" w:cs="Aptos" w:asciiTheme="minorHAnsi" w:hAnsiTheme="minorHAnsi" w:eastAsiaTheme="minorHAnsi" w:csTheme="minorBidi"/>
+          <w:kern w:val="2"/>
+          <w:sz w:val="24"/>
+          <w:szCs w:val="24"/>
+        </w:rPr>
         <w:t>Nó kiểu như một vòng lặp for các bước với số vòng lặp phụ thuộc vào điều kiện nằm ở dòng return ấy.</w:t>
       </w:r>
     </w:p>
-    <w:p/>
-    <w:p>
-      <w:r>
+    <w:p>
+      <w:pPr>
+        <w:spacing w:after="160" w:line="278" w:lineRule="auto"/>
+      </w:pPr>
+    </w:p>
+    <w:p>
+      <w:pPr>
+        <w:spacing w:after="160" w:line="278" w:lineRule="auto"/>
+      </w:pPr>
+      <w:r>
+        <w:rPr>
+          <w:rFonts w:ascii="Aptos" w:hAnsi="Aptos" w:eastAsia="Aptos" w:cs="Aptos" w:asciiTheme="minorHAnsi" w:hAnsiTheme="minorHAnsi" w:eastAsiaTheme="minorHAnsi" w:csTheme="minorBidi"/>
+          <w:kern w:val="2"/>
+          <w:sz w:val="24"/>
+          <w:szCs w:val="24"/>
+        </w:rPr>
         <w:t>Khi này ta có merge sort: (code copy từ a gia sư)</w:t>
       </w:r>
     </w:p>
     <w:p>
-      <w:r>
+      <w:pPr>
+        <w:spacing w:after="160" w:line="278" w:lineRule="auto"/>
+      </w:pPr>
+      <w:r>
+        <w:rPr>
+          <w:rFonts w:ascii="Aptos" w:hAnsi="Aptos" w:eastAsia="Aptos" w:cs="Aptos" w:asciiTheme="minorHAnsi" w:hAnsiTheme="minorHAnsi" w:eastAsiaTheme="minorHAnsi" w:csTheme="minorBidi"/>
+          <w:kern w:val="2"/>
+          <w:sz w:val="24"/>
+          <w:szCs w:val="24"/>
+        </w:rPr>
         <w:t>const int N = 1e5 + 100;</w:t>
       </w:r>
     </w:p>
     <w:p>
-      <w:r>
+      <w:pPr>
+        <w:spacing w:after="160" w:line="278" w:lineRule="auto"/>
+      </w:pPr>
+      <w:r>
+        <w:rPr>
+          <w:rFonts w:ascii="Aptos" w:hAnsi="Aptos" w:eastAsia="Aptos" w:cs="Aptos" w:asciiTheme="minorHAnsi" w:hAnsiTheme="minorHAnsi" w:eastAsiaTheme="minorHAnsi" w:csTheme="minorBidi"/>
+          <w:kern w:val="2"/>
+          <w:sz w:val="24"/>
+          <w:szCs w:val="24"/>
+        </w:rPr>
         <w:t>int a[N];</w:t>
       </w:r>
     </w:p>
     <w:p>
-      <w:r>
+      <w:pPr>
+        <w:spacing w:after="160" w:line="278" w:lineRule="auto"/>
+      </w:pPr>
+      <w:r>
+        <w:rPr>
+          <w:rFonts w:ascii="Aptos" w:hAnsi="Aptos" w:eastAsia="Aptos" w:cs="Aptos" w:asciiTheme="minorHAnsi" w:hAnsiTheme="minorHAnsi" w:eastAsiaTheme="minorHAnsi" w:csTheme="minorBidi"/>
+          <w:kern w:val="2"/>
+          <w:sz w:val="24"/>
+          <w:szCs w:val="24"/>
+        </w:rPr>
         <w:t>int n;</w:t>
       </w:r>
     </w:p>
     <w:p>
-      <w:r>
+      <w:pPr>
+        <w:spacing w:after="160" w:line="278" w:lineRule="auto"/>
+      </w:pPr>
+      <w:r>
+        <w:rPr>
+          <w:rFonts w:ascii="Aptos" w:hAnsi="Aptos" w:eastAsia="Aptos" w:cs="Aptos" w:asciiTheme="minorHAnsi" w:hAnsiTheme="minorHAnsi" w:eastAsiaTheme="minorHAnsi" w:csTheme="minorBidi"/>
+          <w:kern w:val="2"/>
+          <w:sz w:val="24"/>
+          <w:szCs w:val="24"/>
+        </w:rPr>
         <w:t>int c[N];</w:t>
       </w:r>
     </w:p>
-    <w:p/>
-    <w:p>
-      <w:r>
+    <w:p>
+      <w:pPr>
+        <w:spacing w:after="160" w:line="278" w:lineRule="auto"/>
+      </w:pPr>
+    </w:p>
+    <w:p>
+      <w:pPr>
+        <w:spacing w:after="160" w:line="278" w:lineRule="auto"/>
+      </w:pPr>
+      <w:r>
+        <w:rPr>
+          <w:rFonts w:ascii="Aptos" w:hAnsi="Aptos" w:eastAsia="Aptos" w:cs="Aptos" w:asciiTheme="minorHAnsi" w:hAnsiTheme="minorHAnsi" w:eastAsiaTheme="minorHAnsi" w:csTheme="minorBidi"/>
+          <w:kern w:val="2"/>
+          <w:sz w:val="24"/>
+          <w:szCs w:val="24"/>
+        </w:rPr>
         <w:t xml:space="preserve">void </w:t>
       </w:r>
-      <w:proofErr w:type="gramStart"/>
-      <w:r>
+      <w:r>
+        <w:rPr>
+          <w:rFonts w:ascii="Aptos" w:hAnsi="Aptos" w:eastAsia="Aptos" w:cs="Aptos" w:asciiTheme="minorHAnsi" w:hAnsiTheme="minorHAnsi" w:eastAsiaTheme="minorHAnsi" w:csTheme="minorBidi"/>
+          <w:kern w:val="2"/>
+          <w:sz w:val="24"/>
+          <w:szCs w:val="24"/>
+        </w:rPr>
         <w:t>dq(</w:t>
       </w:r>
-      <w:proofErr w:type="gramEnd"/>
-      <w:r>
+      <w:r>
+        <w:rPr>
+          <w:rFonts w:ascii="Aptos" w:hAnsi="Aptos" w:eastAsia="Aptos" w:cs="Aptos" w:asciiTheme="minorHAnsi" w:hAnsiTheme="minorHAnsi" w:eastAsiaTheme="minorHAnsi" w:csTheme="minorBidi"/>
+          <w:kern w:val="2"/>
+          <w:sz w:val="24"/>
+          <w:szCs w:val="24"/>
+        </w:rPr>
         <w:t>int l,int r){</w:t>
       </w:r>
     </w:p>
     <w:p>
+      <w:pPr>
+        <w:spacing w:after="160" w:line="278" w:lineRule="auto"/>
+      </w:pPr>
       <w:r>
         <w:tab/>
       </w:r>
-      <w:proofErr w:type="gramStart"/>
-      <w:r>
-        <w:t>if(</w:t>
-      </w:r>
-      <w:proofErr w:type="gramEnd"/>
-      <w:r>
-        <w:t>l == r) return;</w:t>
-      </w:r>
-    </w:p>
-    <w:p>
+      <w:r>
+        <w:rPr>
+          <w:rFonts w:ascii="Aptos" w:hAnsi="Aptos" w:eastAsia="Aptos" w:cs="Aptos" w:asciiTheme="minorHAnsi" w:hAnsiTheme="minorHAnsi" w:eastAsiaTheme="minorHAnsi" w:csTheme="minorBidi"/>
+          <w:kern w:val="2"/>
+          <w:sz w:val="24"/>
+          <w:szCs w:val="24"/>
+        </w:rPr>
+        <w:t>if(l == r) return;</w:t>
+      </w:r>
+    </w:p>
+    <w:p>
+      <w:pPr>
+        <w:spacing w:after="160" w:line="278" w:lineRule="auto"/>
+      </w:pPr>
       <w:r>
         <w:tab/>
+      </w:r>
+      <w:r>
+        <w:rPr>
+          <w:rFonts w:ascii="Aptos" w:hAnsi="Aptos" w:eastAsia="Aptos" w:cs="Aptos" w:asciiTheme="minorHAnsi" w:hAnsiTheme="minorHAnsi" w:eastAsiaTheme="minorHAnsi" w:csTheme="minorBidi"/>
+          <w:kern w:val="2"/>
+          <w:sz w:val="24"/>
+          <w:szCs w:val="24"/>
+        </w:rPr>
         <w:t>int m = (l+r)/2;</w:t>
       </w:r>
     </w:p>
     <w:p>
+      <w:pPr>
+        <w:spacing w:after="160" w:line="278" w:lineRule="auto"/>
+      </w:pPr>
       <w:r>
         <w:tab/>
-        <w:t>dq(</w:t>
-      </w:r>
-      <w:proofErr w:type="gramStart"/>
-      <w:r>
-        <w:t>l,m</w:t>
-      </w:r>
-      <w:proofErr w:type="gramEnd"/>
-      <w:r>
-        <w:t>);</w:t>
-      </w:r>
-    </w:p>
-    <w:p>
+      </w:r>
+      <w:r>
+        <w:rPr>
+          <w:rFonts w:ascii="Aptos" w:hAnsi="Aptos" w:eastAsia="Aptos" w:cs="Aptos" w:asciiTheme="minorHAnsi" w:hAnsiTheme="minorHAnsi" w:eastAsiaTheme="minorHAnsi" w:csTheme="minorBidi"/>
+          <w:kern w:val="2"/>
+          <w:sz w:val="24"/>
+          <w:szCs w:val="24"/>
+        </w:rPr>
+        <w:t>dq(l,m);</w:t>
+      </w:r>
+    </w:p>
+    <w:p>
+      <w:pPr>
+        <w:spacing w:after="160" w:line="278" w:lineRule="auto"/>
+      </w:pPr>
       <w:r>
         <w:tab/>
-        <w:t>dq(m+</w:t>
-      </w:r>
-      <w:proofErr w:type="gramStart"/>
-      <w:r>
-        <w:t>1,r</w:t>
-      </w:r>
-      <w:proofErr w:type="gramEnd"/>
-      <w:r>
-        <w:t>);</w:t>
-      </w:r>
-    </w:p>
-    <w:p/>
-    <w:p>
+      </w:r>
+      <w:r>
+        <w:rPr>
+          <w:rFonts w:ascii="Aptos" w:hAnsi="Aptos" w:eastAsia="Aptos" w:cs="Aptos" w:asciiTheme="minorHAnsi" w:hAnsiTheme="minorHAnsi" w:eastAsiaTheme="minorHAnsi" w:csTheme="minorBidi"/>
+          <w:kern w:val="2"/>
+          <w:sz w:val="24"/>
+          <w:szCs w:val="24"/>
+        </w:rPr>
+        <w:t>dq(m+1,r);</w:t>
+      </w:r>
+    </w:p>
+    <w:p>
+      <w:pPr>
+        <w:spacing w:after="160" w:line="278" w:lineRule="auto"/>
+      </w:pPr>
+    </w:p>
+    <w:p>
+      <w:pPr>
+        <w:spacing w:after="160" w:line="278" w:lineRule="auto"/>
+      </w:pPr>
       <w:r>
         <w:tab/>
+      </w:r>
+      <w:r>
+        <w:rPr>
+          <w:rFonts w:ascii="Aptos" w:hAnsi="Aptos" w:eastAsia="Aptos" w:cs="Aptos" w:asciiTheme="minorHAnsi" w:hAnsiTheme="minorHAnsi" w:eastAsiaTheme="minorHAnsi" w:csTheme="minorBidi"/>
+          <w:kern w:val="2"/>
+          <w:sz w:val="24"/>
+          <w:szCs w:val="24"/>
+        </w:rPr>
         <w:t>// Đoạn xử lý (merge) 2 array lại với nhau</w:t>
       </w:r>
     </w:p>
     <w:p>
+      <w:pPr>
+        <w:spacing w:after="160" w:line="278" w:lineRule="auto"/>
+      </w:pPr>
       <w:r>
         <w:tab/>
-        <w:t xml:space="preserve">int x = </w:t>
-      </w:r>
-      <w:proofErr w:type="gramStart"/>
-      <w:r>
-        <w:t>l,y</w:t>
-      </w:r>
-      <w:proofErr w:type="gramEnd"/>
-      <w:r>
-        <w:t xml:space="preserve"> = m+1;</w:t>
-      </w:r>
-    </w:p>
-    <w:p>
+      </w:r>
+      <w:r>
+        <w:rPr>
+          <w:rFonts w:ascii="Aptos" w:hAnsi="Aptos" w:eastAsia="Aptos" w:cs="Aptos" w:asciiTheme="minorHAnsi" w:hAnsiTheme="minorHAnsi" w:eastAsiaTheme="minorHAnsi" w:csTheme="minorBidi"/>
+          <w:kern w:val="2"/>
+          <w:sz w:val="24"/>
+          <w:szCs w:val="24"/>
+        </w:rPr>
+        <w:t>int x = l,y = m+1;</w:t>
+      </w:r>
+    </w:p>
+    <w:p>
+      <w:pPr>
+        <w:spacing w:after="160" w:line="278" w:lineRule="auto"/>
+      </w:pPr>
       <w:r>
         <w:tab/>
+      </w:r>
+      <w:r>
+        <w:rPr>
+          <w:rFonts w:ascii="Aptos" w:hAnsi="Aptos" w:eastAsia="Aptos" w:cs="Aptos" w:asciiTheme="minorHAnsi" w:hAnsiTheme="minorHAnsi" w:eastAsiaTheme="minorHAnsi" w:csTheme="minorBidi"/>
+          <w:kern w:val="2"/>
+          <w:sz w:val="24"/>
+          <w:szCs w:val="24"/>
+        </w:rPr>
         <w:t>int cr = l;</w:t>
       </w:r>
     </w:p>
     <w:p>
+      <w:pPr>
+        <w:spacing w:after="160" w:line="278" w:lineRule="auto"/>
+      </w:pPr>
       <w:r>
         <w:tab/>
       </w:r>
-      <w:proofErr w:type="gramStart"/>
-      <w:r>
-        <w:t>while(</w:t>
-      </w:r>
-      <w:proofErr w:type="gramEnd"/>
-      <w:r>
-        <w:t>x &lt;= m || y &lt;= r){</w:t>
-      </w:r>
-    </w:p>
-    <w:p>
+      <w:r>
+        <w:rPr>
+          <w:rFonts w:ascii="Aptos" w:hAnsi="Aptos" w:eastAsia="Aptos" w:cs="Aptos" w:asciiTheme="minorHAnsi" w:hAnsiTheme="minorHAnsi" w:eastAsiaTheme="minorHAnsi" w:csTheme="minorBidi"/>
+          <w:kern w:val="2"/>
+          <w:sz w:val="24"/>
+          <w:szCs w:val="24"/>
+        </w:rPr>
+        <w:t>while(x &lt;= m || y &lt;= r){</w:t>
+      </w:r>
+    </w:p>
+    <w:p>
+      <w:pPr>
+        <w:spacing w:after="160" w:line="278" w:lineRule="auto"/>
+      </w:pPr>
       <w:r>
         <w:tab/>
       </w:r>
       <w:r>
         <w:tab/>
       </w:r>
-      <w:proofErr w:type="gramStart"/>
-      <w:r>
-        <w:t>if(</w:t>
-      </w:r>
-      <w:proofErr w:type="gramEnd"/>
-      <w:r>
-        <w:t>x &gt; m){</w:t>
-      </w:r>
-    </w:p>
-    <w:p>
+      <w:r>
+        <w:rPr>
+          <w:rFonts w:ascii="Aptos" w:hAnsi="Aptos" w:eastAsia="Aptos" w:cs="Aptos" w:asciiTheme="minorHAnsi" w:hAnsiTheme="minorHAnsi" w:eastAsiaTheme="minorHAnsi" w:csTheme="minorBidi"/>
+          <w:kern w:val="2"/>
+          <w:sz w:val="24"/>
+          <w:szCs w:val="24"/>
+        </w:rPr>
+        <w:t>if(x &gt; m){</w:t>
+      </w:r>
+    </w:p>
+    <w:p>
+      <w:pPr>
+        <w:spacing w:after="160" w:line="278" w:lineRule="auto"/>
+      </w:pPr>
       <w:r>
         <w:tab/>
       </w:r>
@@ -675,10 +1488,21 @@
       </w:r>
       <w:r>
         <w:tab/>
+      </w:r>
+      <w:r>
+        <w:rPr>
+          <w:rFonts w:ascii="Aptos" w:hAnsi="Aptos" w:eastAsia="Aptos" w:cs="Aptos" w:asciiTheme="minorHAnsi" w:hAnsiTheme="minorHAnsi" w:eastAsiaTheme="minorHAnsi" w:csTheme="minorBidi"/>
+          <w:kern w:val="2"/>
+          <w:sz w:val="24"/>
+          <w:szCs w:val="24"/>
+        </w:rPr>
         <w:t>c[cr++] = a[y++];</w:t>
       </w:r>
     </w:p>
     <w:p>
+      <w:pPr>
+        <w:spacing w:after="160" w:line="278" w:lineRule="auto"/>
+      </w:pPr>
       <w:r>
         <w:tab/>
       </w:r>
@@ -687,35 +1511,61 @@
       </w:r>
       <w:r>
         <w:tab/>
+      </w:r>
+      <w:r>
+        <w:rPr>
+          <w:rFonts w:ascii="Aptos" w:hAnsi="Aptos" w:eastAsia="Aptos" w:cs="Aptos" w:asciiTheme="minorHAnsi" w:hAnsiTheme="minorHAnsi" w:eastAsiaTheme="minorHAnsi" w:csTheme="minorBidi"/>
+          <w:kern w:val="2"/>
+          <w:sz w:val="24"/>
+          <w:szCs w:val="24"/>
+        </w:rPr>
         <w:t>continue;</w:t>
       </w:r>
     </w:p>
     <w:p>
+      <w:pPr>
+        <w:spacing w:after="160" w:line="278" w:lineRule="auto"/>
+      </w:pPr>
       <w:r>
         <w:tab/>
       </w:r>
       <w:r>
         <w:tab/>
+      </w:r>
+      <w:r>
+        <w:rPr>
+          <w:rFonts w:ascii="Aptos" w:hAnsi="Aptos" w:eastAsia="Aptos" w:cs="Aptos" w:asciiTheme="minorHAnsi" w:hAnsiTheme="minorHAnsi" w:eastAsiaTheme="minorHAnsi" w:csTheme="minorBidi"/>
+          <w:kern w:val="2"/>
+          <w:sz w:val="24"/>
+          <w:szCs w:val="24"/>
+        </w:rPr>
         <w:t>}</w:t>
       </w:r>
     </w:p>
     <w:p>
+      <w:pPr>
+        <w:spacing w:after="160" w:line="278" w:lineRule="auto"/>
+      </w:pPr>
       <w:r>
         <w:tab/>
       </w:r>
       <w:r>
         <w:tab/>
       </w:r>
-      <w:proofErr w:type="gramStart"/>
-      <w:r>
-        <w:t>if(</w:t>
-      </w:r>
-      <w:proofErr w:type="gramEnd"/>
-      <w:r>
-        <w:t>y &gt; r){</w:t>
-      </w:r>
-    </w:p>
-    <w:p>
+      <w:r>
+        <w:rPr>
+          <w:rFonts w:ascii="Aptos" w:hAnsi="Aptos" w:eastAsia="Aptos" w:cs="Aptos" w:asciiTheme="minorHAnsi" w:hAnsiTheme="minorHAnsi" w:eastAsiaTheme="minorHAnsi" w:csTheme="minorBidi"/>
+          <w:kern w:val="2"/>
+          <w:sz w:val="24"/>
+          <w:szCs w:val="24"/>
+        </w:rPr>
+        <w:t>if(y &gt; r){</w:t>
+      </w:r>
+    </w:p>
+    <w:p>
+      <w:pPr>
+        <w:spacing w:after="160" w:line="278" w:lineRule="auto"/>
+      </w:pPr>
       <w:r>
         <w:tab/>
       </w:r>
@@ -724,10 +1574,21 @@
       </w:r>
       <w:r>
         <w:tab/>
+      </w:r>
+      <w:r>
+        <w:rPr>
+          <w:rFonts w:ascii="Aptos" w:hAnsi="Aptos" w:eastAsia="Aptos" w:cs="Aptos" w:asciiTheme="minorHAnsi" w:hAnsiTheme="minorHAnsi" w:eastAsiaTheme="minorHAnsi" w:csTheme="minorBidi"/>
+          <w:kern w:val="2"/>
+          <w:sz w:val="24"/>
+          <w:szCs w:val="24"/>
+        </w:rPr>
         <w:t>c[cr++] = a[x++];</w:t>
       </w:r>
     </w:p>
     <w:p>
+      <w:pPr>
+        <w:spacing w:after="160" w:line="278" w:lineRule="auto"/>
+      </w:pPr>
       <w:r>
         <w:tab/>
       </w:r>
@@ -736,28 +1597,61 @@
       </w:r>
       <w:r>
         <w:tab/>
+      </w:r>
+      <w:r>
+        <w:rPr>
+          <w:rFonts w:ascii="Aptos" w:hAnsi="Aptos" w:eastAsia="Aptos" w:cs="Aptos" w:asciiTheme="minorHAnsi" w:hAnsiTheme="minorHAnsi" w:eastAsiaTheme="minorHAnsi" w:csTheme="minorBidi"/>
+          <w:kern w:val="2"/>
+          <w:sz w:val="24"/>
+          <w:szCs w:val="24"/>
+        </w:rPr>
         <w:t>continue;</w:t>
       </w:r>
     </w:p>
     <w:p>
+      <w:pPr>
+        <w:spacing w:after="160" w:line="278" w:lineRule="auto"/>
+      </w:pPr>
       <w:r>
         <w:tab/>
       </w:r>
       <w:r>
         <w:tab/>
+      </w:r>
+      <w:r>
+        <w:rPr>
+          <w:rFonts w:ascii="Aptos" w:hAnsi="Aptos" w:eastAsia="Aptos" w:cs="Aptos" w:asciiTheme="minorHAnsi" w:hAnsiTheme="minorHAnsi" w:eastAsiaTheme="minorHAnsi" w:csTheme="minorBidi"/>
+          <w:kern w:val="2"/>
+          <w:sz w:val="24"/>
+          <w:szCs w:val="24"/>
+        </w:rPr>
         <w:t>}</w:t>
       </w:r>
     </w:p>
     <w:p>
+      <w:pPr>
+        <w:spacing w:after="160" w:line="278" w:lineRule="auto"/>
+      </w:pPr>
       <w:r>
         <w:tab/>
       </w:r>
       <w:r>
         <w:tab/>
+      </w:r>
+      <w:r>
+        <w:rPr>
+          <w:rFonts w:ascii="Aptos" w:hAnsi="Aptos" w:eastAsia="Aptos" w:cs="Aptos" w:asciiTheme="minorHAnsi" w:hAnsiTheme="minorHAnsi" w:eastAsiaTheme="minorHAnsi" w:csTheme="minorBidi"/>
+          <w:kern w:val="2"/>
+          <w:sz w:val="24"/>
+          <w:szCs w:val="24"/>
+        </w:rPr>
         <w:t>if(a[x] &lt; a[y])</w:t>
       </w:r>
     </w:p>
     <w:p>
+      <w:pPr>
+        <w:spacing w:after="160" w:line="278" w:lineRule="auto"/>
+      </w:pPr>
       <w:r>
         <w:tab/>
       </w:r>
@@ -766,19 +1660,41 @@
       </w:r>
       <w:r>
         <w:tab/>
+      </w:r>
+      <w:r>
+        <w:rPr>
+          <w:rFonts w:ascii="Aptos" w:hAnsi="Aptos" w:eastAsia="Aptos" w:cs="Aptos" w:asciiTheme="minorHAnsi" w:hAnsiTheme="minorHAnsi" w:eastAsiaTheme="minorHAnsi" w:csTheme="minorBidi"/>
+          <w:kern w:val="2"/>
+          <w:sz w:val="24"/>
+          <w:szCs w:val="24"/>
+        </w:rPr>
         <w:t>c[cr++] = a[x++];</w:t>
       </w:r>
     </w:p>
     <w:p>
+      <w:pPr>
+        <w:spacing w:after="160" w:line="278" w:lineRule="auto"/>
+      </w:pPr>
       <w:r>
         <w:tab/>
       </w:r>
       <w:r>
         <w:tab/>
+      </w:r>
+      <w:r>
+        <w:rPr>
+          <w:rFonts w:ascii="Aptos" w:hAnsi="Aptos" w:eastAsia="Aptos" w:cs="Aptos" w:asciiTheme="minorHAnsi" w:hAnsiTheme="minorHAnsi" w:eastAsiaTheme="minorHAnsi" w:csTheme="minorBidi"/>
+          <w:kern w:val="2"/>
+          <w:sz w:val="24"/>
+          <w:szCs w:val="24"/>
+        </w:rPr>
         <w:t>else</w:t>
       </w:r>
     </w:p>
     <w:p>
+      <w:pPr>
+        <w:spacing w:after="160" w:line="278" w:lineRule="auto"/>
+      </w:pPr>
       <w:r>
         <w:tab/>
       </w:r>
@@ -787,202 +1703,501 @@
       </w:r>
       <w:r>
         <w:tab/>
+      </w:r>
+      <w:r>
+        <w:rPr>
+          <w:rFonts w:ascii="Aptos" w:hAnsi="Aptos" w:eastAsia="Aptos" w:cs="Aptos" w:asciiTheme="minorHAnsi" w:hAnsiTheme="minorHAnsi" w:eastAsiaTheme="minorHAnsi" w:csTheme="minorBidi"/>
+          <w:kern w:val="2"/>
+          <w:sz w:val="24"/>
+          <w:szCs w:val="24"/>
+        </w:rPr>
         <w:t>c[cr++] = a[y++];</w:t>
       </w:r>
     </w:p>
     <w:p>
+      <w:pPr>
+        <w:spacing w:after="160" w:line="278" w:lineRule="auto"/>
+      </w:pPr>
       <w:r>
         <w:tab/>
+      </w:r>
+      <w:r>
+        <w:rPr>
+          <w:rFonts w:ascii="Aptos" w:hAnsi="Aptos" w:eastAsia="Aptos" w:cs="Aptos" w:asciiTheme="minorHAnsi" w:hAnsiTheme="minorHAnsi" w:eastAsiaTheme="minorHAnsi" w:csTheme="minorBidi"/>
+          <w:kern w:val="2"/>
+          <w:sz w:val="24"/>
+          <w:szCs w:val="24"/>
+        </w:rPr>
         <w:t>}</w:t>
       </w:r>
     </w:p>
     <w:p>
+      <w:pPr>
+        <w:spacing w:after="160" w:line="278" w:lineRule="auto"/>
+      </w:pPr>
       <w:r>
         <w:tab/>
       </w:r>
-      <w:proofErr w:type="gramStart"/>
-      <w:r>
-        <w:t>for(</w:t>
-      </w:r>
-      <w:proofErr w:type="gramEnd"/>
-      <w:r>
-        <w:t>int i = l;i &lt;= r; i++)</w:t>
-      </w:r>
-    </w:p>
-    <w:p>
+      <w:r>
+        <w:rPr>
+          <w:rFonts w:ascii="Aptos" w:hAnsi="Aptos" w:eastAsia="Aptos" w:cs="Aptos" w:asciiTheme="minorHAnsi" w:hAnsiTheme="minorHAnsi" w:eastAsiaTheme="minorHAnsi" w:csTheme="minorBidi"/>
+          <w:kern w:val="2"/>
+          <w:sz w:val="24"/>
+          <w:szCs w:val="24"/>
+        </w:rPr>
+        <w:t>for(int i = l;i &lt;= r; i++)</w:t>
+      </w:r>
+    </w:p>
+    <w:p>
+      <w:pPr>
+        <w:spacing w:after="160" w:line="278" w:lineRule="auto"/>
+      </w:pPr>
       <w:r>
         <w:tab/>
       </w:r>
       <w:r>
         <w:tab/>
+      </w:r>
+      <w:r>
+        <w:rPr>
+          <w:rFonts w:ascii="Aptos" w:hAnsi="Aptos" w:eastAsia="Aptos" w:cs="Aptos" w:asciiTheme="minorHAnsi" w:hAnsiTheme="minorHAnsi" w:eastAsiaTheme="minorHAnsi" w:csTheme="minorBidi"/>
+          <w:kern w:val="2"/>
+          <w:sz w:val="24"/>
+          <w:szCs w:val="24"/>
+        </w:rPr>
         <w:t>a[i] = c[i];</w:t>
       </w:r>
     </w:p>
     <w:p>
-      <w:r>
+      <w:pPr>
+        <w:spacing w:after="160" w:line="278" w:lineRule="auto"/>
+      </w:pPr>
+      <w:r>
+        <w:rPr>
+          <w:rFonts w:ascii="Aptos" w:hAnsi="Aptos" w:eastAsia="Aptos" w:cs="Aptos" w:asciiTheme="minorHAnsi" w:hAnsiTheme="minorHAnsi" w:eastAsiaTheme="minorHAnsi" w:csTheme="minorBidi"/>
+          <w:kern w:val="2"/>
+          <w:sz w:val="24"/>
+          <w:szCs w:val="24"/>
+        </w:rPr>
         <w:t>}</w:t>
       </w:r>
     </w:p>
     <w:p>
+      <w:pPr>
+        <w:spacing w:after="160" w:line="278" w:lineRule="auto"/>
+      </w:pPr>
       <w:r>
         <w:lastRenderedPageBreak/>
+        <w:rPr>
+          <w:rFonts w:ascii="Aptos" w:hAnsi="Aptos" w:eastAsia="Aptos" w:cs="Aptos" w:asciiTheme="minorHAnsi" w:hAnsiTheme="minorHAnsi" w:eastAsiaTheme="minorHAnsi" w:csTheme="minorBidi"/>
+          <w:kern w:val="2"/>
+          <w:sz w:val="24"/>
+          <w:szCs w:val="24"/>
+        </w:rPr>
         <w:t xml:space="preserve">Trước tiên thì cái hàm đệ quy này sẽ input vào hai số l r là vị trí bắt đầu và kết thúc mình muốn sắp xếp trong dãy và liên tục chia nửa một cái array ra cho đến khi nó còn 1 phần tử. (tức là l == r thì return). Nếu nó vẫn chưa về thì tiếp tục chia tiếp (recursive) </w:t>
       </w:r>
     </w:p>
-    <w:p/>
+    <w:p>
+      <w:pPr>
+        <w:spacing w:after="160" w:line="278" w:lineRule="auto"/>
+      </w:pPr>
+    </w:p>
     <w:p>
       <w:pPr>
         <w:pStyle w:val="Heading2"/>
       </w:pPr>
       <w:r>
+        <w:rPr>
+          <w:rFonts w:ascii="Aptos Display" w:hAnsi="Aptos Display" w:eastAsia="等线 Light" w:cs="Aptos Display" w:asciiTheme="majorHAnsi" w:hAnsiTheme="majorHAnsi" w:eastAsiaTheme="majorEastAsia" w:csTheme="majorBidi"/>
+          <w:color w:val="0F4761" w:themeColor="accent1" w:themeShade="BF"/>
+          <w:kern w:val="2"/>
+          <w:sz w:val="32"/>
+          <w:szCs w:val="32"/>
+        </w:rPr>
         <w:t>Thuật con trỏ đôi trong C++ (two pointer technique)</w:t>
       </w:r>
     </w:p>
     <w:p>
-      <w:r>
+      <w:pPr>
+        <w:spacing w:after="160" w:line="278" w:lineRule="auto"/>
+      </w:pPr>
+      <w:r>
+        <w:rPr>
+          <w:rFonts w:ascii="Aptos" w:hAnsi="Aptos" w:eastAsia="Aptos" w:cs="Aptos" w:asciiTheme="minorHAnsi" w:hAnsiTheme="minorHAnsi" w:eastAsiaTheme="minorHAnsi" w:csTheme="minorBidi"/>
+          <w:kern w:val="2"/>
+          <w:sz w:val="24"/>
+          <w:szCs w:val="24"/>
+        </w:rPr>
         <w:t xml:space="preserve">Thì trong một dãy đã sắp xếp chúng ta cần tìm một cặp số có tổng bằng đúng 1 số thì chúng ta đi lấy số đầu tiên và số lớn nhất cộng lại với nhau xem sao. </w:t>
       </w:r>
     </w:p>
     <w:p>
-      <w:r>
+      <w:pPr>
+        <w:spacing w:after="160" w:line="278" w:lineRule="auto"/>
+      </w:pPr>
+      <w:r>
+        <w:rPr>
+          <w:rFonts w:ascii="Aptos" w:hAnsi="Aptos" w:eastAsia="Aptos" w:cs="Aptos" w:asciiTheme="minorHAnsi" w:hAnsiTheme="minorHAnsi" w:eastAsiaTheme="minorHAnsi" w:csTheme="minorBidi"/>
+          <w:kern w:val="2"/>
+          <w:sz w:val="24"/>
+          <w:szCs w:val="24"/>
+        </w:rPr>
         <w:t>Nếu như tổng này mà lớn hơn số cần đạt được thì chúng ta lùi con trỏ phải về 1 bước</w:t>
       </w:r>
     </w:p>
     <w:p>
-      <w:r>
+      <w:pPr>
+        <w:spacing w:after="160" w:line="278" w:lineRule="auto"/>
+      </w:pPr>
+      <w:r>
+        <w:rPr>
+          <w:rFonts w:ascii="Aptos" w:hAnsi="Aptos" w:eastAsia="Aptos" w:cs="Aptos" w:asciiTheme="minorHAnsi" w:hAnsiTheme="minorHAnsi" w:eastAsiaTheme="minorHAnsi" w:csTheme="minorBidi"/>
+          <w:kern w:val="2"/>
+          <w:sz w:val="24"/>
+          <w:szCs w:val="24"/>
+        </w:rPr>
         <w:t>Nếu như tổng này mà nhỏ hơn số cần đạt được thì chúng ta tiến con trỏ trái lên 1 bước</w:t>
       </w:r>
     </w:p>
     <w:p>
-      <w:r>
+      <w:pPr>
+        <w:spacing w:after="160" w:line="278" w:lineRule="auto"/>
+      </w:pPr>
+      <w:r>
+        <w:rPr>
+          <w:rFonts w:ascii="Aptos" w:hAnsi="Aptos" w:eastAsia="Aptos" w:cs="Aptos" w:asciiTheme="minorHAnsi" w:hAnsiTheme="minorHAnsi" w:eastAsiaTheme="minorHAnsi" w:csTheme="minorBidi"/>
+          <w:kern w:val="2"/>
+          <w:sz w:val="24"/>
+          <w:szCs w:val="24"/>
+        </w:rPr>
         <w:t>Khi đến tổng đạt được thì dừng (hoặc tiếp tục).</w:t>
       </w:r>
     </w:p>
-    <w:p/>
+    <w:p>
+      <w:pPr>
+        <w:spacing w:after="160" w:line="278" w:lineRule="auto"/>
+      </w:pPr>
+    </w:p>
     <w:p>
       <w:pPr>
         <w:pStyle w:val="Heading2"/>
       </w:pPr>
       <w:r>
+        <w:rPr>
+          <w:rFonts w:ascii="Aptos Display" w:hAnsi="Aptos Display" w:eastAsia="等线 Light" w:cs="Aptos Display" w:asciiTheme="majorHAnsi" w:hAnsiTheme="majorHAnsi" w:eastAsiaTheme="majorEastAsia" w:csTheme="majorBidi"/>
+          <w:color w:val="0F4761" w:themeColor="accent1" w:themeShade="BF"/>
+          <w:kern w:val="2"/>
+          <w:sz w:val="32"/>
+          <w:szCs w:val="32"/>
+        </w:rPr>
         <w:t xml:space="preserve">Mảng hai chiều (Gồm hàng và cột) (Mảng trong mảng) </w:t>
       </w:r>
     </w:p>
     <w:p>
-      <w:r>
+      <w:pPr>
+        <w:spacing w:after="160" w:line="278" w:lineRule="auto"/>
+      </w:pPr>
+      <w:r>
+        <w:rPr>
+          <w:rFonts w:ascii="Aptos" w:hAnsi="Aptos" w:eastAsia="Aptos" w:cs="Aptos" w:asciiTheme="minorHAnsi" w:hAnsiTheme="minorHAnsi" w:eastAsiaTheme="minorHAnsi" w:csTheme="minorBidi"/>
+          <w:kern w:val="2"/>
+          <w:sz w:val="24"/>
+          <w:szCs w:val="24"/>
+        </w:rPr>
         <w:t>Có thể có mảng 3 chiều 4 chiều bla bla?</w:t>
       </w:r>
     </w:p>
     <w:p>
-      <w:r>
+      <w:pPr>
+        <w:spacing w:after="160" w:line="278" w:lineRule="auto"/>
+      </w:pPr>
+      <w:r>
+        <w:rPr>
+          <w:rFonts w:ascii="Aptos" w:hAnsi="Aptos" w:eastAsia="Aptos" w:cs="Aptos" w:asciiTheme="minorHAnsi" w:hAnsiTheme="minorHAnsi" w:eastAsiaTheme="minorHAnsi" w:csTheme="minorBidi"/>
+          <w:kern w:val="2"/>
+          <w:sz w:val="24"/>
+          <w:szCs w:val="24"/>
+        </w:rPr>
         <w:t>#include &lt;iostream&gt;</w:t>
       </w:r>
     </w:p>
     <w:p>
-      <w:r>
+      <w:pPr>
+        <w:spacing w:after="160" w:line="278" w:lineRule="auto"/>
+      </w:pPr>
+      <w:r>
+        <w:rPr>
+          <w:rFonts w:ascii="Aptos" w:hAnsi="Aptos" w:eastAsia="Aptos" w:cs="Aptos" w:asciiTheme="minorHAnsi" w:hAnsiTheme="minorHAnsi" w:eastAsiaTheme="minorHAnsi" w:csTheme="minorBidi"/>
+          <w:kern w:val="2"/>
+          <w:sz w:val="24"/>
+          <w:szCs w:val="24"/>
+        </w:rPr>
         <w:t>#define el '\n'</w:t>
       </w:r>
     </w:p>
     <w:p>
-      <w:r>
+      <w:pPr>
+        <w:spacing w:after="160" w:line="278" w:lineRule="auto"/>
+      </w:pPr>
+      <w:r>
+        <w:rPr>
+          <w:rFonts w:ascii="Aptos" w:hAnsi="Aptos" w:eastAsia="Aptos" w:cs="Aptos" w:asciiTheme="minorHAnsi" w:hAnsiTheme="minorHAnsi" w:eastAsiaTheme="minorHAnsi" w:csTheme="minorBidi"/>
+          <w:kern w:val="2"/>
+          <w:sz w:val="24"/>
+          <w:szCs w:val="24"/>
+        </w:rPr>
         <w:t>#define ll long long</w:t>
       </w:r>
     </w:p>
-    <w:p/>
-    <w:p>
-      <w:r>
+    <w:p>
+      <w:pPr>
+        <w:spacing w:after="160" w:line="278" w:lineRule="auto"/>
+      </w:pPr>
+    </w:p>
+    <w:p>
+      <w:pPr>
+        <w:spacing w:after="160" w:line="278" w:lineRule="auto"/>
+      </w:pPr>
+      <w:r>
+        <w:rPr>
+          <w:rFonts w:ascii="Aptos" w:hAnsi="Aptos" w:eastAsia="Aptos" w:cs="Aptos" w:asciiTheme="minorHAnsi" w:hAnsiTheme="minorHAnsi" w:eastAsiaTheme="minorHAnsi" w:csTheme="minorBidi"/>
+          <w:kern w:val="2"/>
+          <w:sz w:val="24"/>
+          <w:szCs w:val="24"/>
+        </w:rPr>
         <w:t>using namespace std;</w:t>
       </w:r>
     </w:p>
-    <w:p/>
-    <w:p>
-      <w:r>
+    <w:p>
+      <w:pPr>
+        <w:spacing w:after="160" w:line="278" w:lineRule="auto"/>
+      </w:pPr>
+    </w:p>
+    <w:p>
+      <w:pPr>
+        <w:spacing w:after="160" w:line="278" w:lineRule="auto"/>
+      </w:pPr>
+      <w:r>
+        <w:rPr>
+          <w:rFonts w:ascii="Aptos" w:hAnsi="Aptos" w:eastAsia="Aptos" w:cs="Aptos" w:asciiTheme="minorHAnsi" w:hAnsiTheme="minorHAnsi" w:eastAsiaTheme="minorHAnsi" w:csTheme="minorBidi"/>
+          <w:kern w:val="2"/>
+          <w:sz w:val="24"/>
+          <w:szCs w:val="24"/>
+        </w:rPr>
         <w:t xml:space="preserve">int </w:t>
       </w:r>
-      <w:proofErr w:type="gramStart"/>
-      <w:r>
+      <w:r>
+        <w:rPr>
+          <w:rFonts w:ascii="Aptos" w:hAnsi="Aptos" w:eastAsia="Aptos" w:cs="Aptos" w:asciiTheme="minorHAnsi" w:hAnsiTheme="minorHAnsi" w:eastAsiaTheme="minorHAnsi" w:csTheme="minorBidi"/>
+          <w:kern w:val="2"/>
+          <w:sz w:val="24"/>
+          <w:szCs w:val="24"/>
+        </w:rPr>
         <w:t>main(</w:t>
       </w:r>
-      <w:proofErr w:type="gramEnd"/>
-      <w:r>
+      <w:r>
+        <w:rPr>
+          <w:rFonts w:ascii="Aptos" w:hAnsi="Aptos" w:eastAsia="Aptos" w:cs="Aptos" w:asciiTheme="minorHAnsi" w:hAnsiTheme="minorHAnsi" w:eastAsiaTheme="minorHAnsi" w:csTheme="minorBidi"/>
+          <w:kern w:val="2"/>
+          <w:sz w:val="24"/>
+          <w:szCs w:val="24"/>
+        </w:rPr>
         <w:t>) {</w:t>
       </w:r>
     </w:p>
     <w:p>
-      <w:r>
+      <w:pPr>
+        <w:spacing w:after="160" w:line="278" w:lineRule="auto"/>
+      </w:pPr>
+      <w:r>
+        <w:rPr>
+          <w:rFonts w:ascii="Aptos" w:hAnsi="Aptos" w:eastAsia="Aptos" w:cs="Aptos" w:asciiTheme="minorHAnsi" w:hAnsiTheme="minorHAnsi" w:eastAsiaTheme="minorHAnsi" w:csTheme="minorBidi"/>
+          <w:kern w:val="2"/>
+          <w:sz w:val="24"/>
+          <w:szCs w:val="24"/>
+        </w:rPr>
         <w:t xml:space="preserve">    int </w:t>
       </w:r>
-      <w:proofErr w:type="gramStart"/>
-      <w:r>
+      <w:r>
+        <w:rPr>
+          <w:rFonts w:ascii="Aptos" w:hAnsi="Aptos" w:eastAsia="Aptos" w:cs="Aptos" w:asciiTheme="minorHAnsi" w:hAnsiTheme="minorHAnsi" w:eastAsiaTheme="minorHAnsi" w:csTheme="minorBidi"/>
+          <w:kern w:val="2"/>
+          <w:sz w:val="24"/>
+          <w:szCs w:val="24"/>
+        </w:rPr>
         <w:t>mang[</w:t>
       </w:r>
-      <w:proofErr w:type="gramEnd"/>
-      <w:r>
+      <w:r>
+        <w:rPr>
+          <w:rFonts w:ascii="Aptos" w:hAnsi="Aptos" w:eastAsia="Aptos" w:cs="Aptos" w:asciiTheme="minorHAnsi" w:hAnsiTheme="minorHAnsi" w:eastAsiaTheme="minorHAnsi" w:csTheme="minorBidi"/>
+          <w:kern w:val="2"/>
+          <w:sz w:val="24"/>
+          <w:szCs w:val="24"/>
+        </w:rPr>
         <w:t>5][5];</w:t>
       </w:r>
       <w:r>
+        <w:rPr>
+          <w:rFonts w:ascii="Aptos" w:hAnsi="Aptos" w:eastAsia="Aptos" w:cs="Aptos" w:asciiTheme="minorHAnsi" w:hAnsiTheme="minorHAnsi" w:eastAsiaTheme="minorHAnsi" w:csTheme="minorBidi"/>
+          <w:kern w:val="2"/>
+          <w:sz w:val="24"/>
+          <w:szCs w:val="24"/>
+        </w:rPr>
         <w:t>s</w:t>
       </w:r>
     </w:p>
     <w:p>
-      <w:r>
+      <w:pPr>
+        <w:spacing w:after="160" w:line="278" w:lineRule="auto"/>
+      </w:pPr>
+      <w:r>
+        <w:rPr>
+          <w:rFonts w:ascii="Aptos" w:hAnsi="Aptos" w:eastAsia="Aptos" w:cs="Aptos" w:asciiTheme="minorHAnsi" w:hAnsiTheme="minorHAnsi" w:eastAsiaTheme="minorHAnsi" w:csTheme="minorBidi"/>
+          <w:kern w:val="2"/>
+          <w:sz w:val="24"/>
+          <w:szCs w:val="24"/>
+        </w:rPr>
         <w:t>    for (int i = 0; i &lt; 5; i+</w:t>
       </w:r>
-      <w:proofErr w:type="gramStart"/>
-      <w:r>
+      <w:r>
+        <w:rPr>
+          <w:rFonts w:ascii="Aptos" w:hAnsi="Aptos" w:eastAsia="Aptos" w:cs="Aptos" w:asciiTheme="minorHAnsi" w:hAnsiTheme="minorHAnsi" w:eastAsiaTheme="minorHAnsi" w:csTheme="minorBidi"/>
+          <w:kern w:val="2"/>
+          <w:sz w:val="24"/>
+          <w:szCs w:val="24"/>
+        </w:rPr>
         <w:t>+){</w:t>
       </w:r>
-      <w:proofErr w:type="gramEnd"/>
-    </w:p>
-    <w:p>
-      <w:r>
+    </w:p>
+    <w:p>
+      <w:pPr>
+        <w:spacing w:after="160" w:line="278" w:lineRule="auto"/>
+      </w:pPr>
+      <w:r>
+        <w:rPr>
+          <w:rFonts w:ascii="Aptos" w:hAnsi="Aptos" w:eastAsia="Aptos" w:cs="Aptos" w:asciiTheme="minorHAnsi" w:hAnsiTheme="minorHAnsi" w:eastAsiaTheme="minorHAnsi" w:csTheme="minorBidi"/>
+          <w:kern w:val="2"/>
+          <w:sz w:val="24"/>
+          <w:szCs w:val="24"/>
+        </w:rPr>
         <w:t xml:space="preserve">        for (int j = 0; j &lt; 5; </w:t>
       </w:r>
-      <w:proofErr w:type="gramStart"/>
-      <w:r>
+      <w:r>
+        <w:rPr>
+          <w:rFonts w:ascii="Aptos" w:hAnsi="Aptos" w:eastAsia="Aptos" w:cs="Aptos" w:asciiTheme="minorHAnsi" w:hAnsiTheme="minorHAnsi" w:eastAsiaTheme="minorHAnsi" w:csTheme="minorBidi"/>
+          <w:kern w:val="2"/>
+          <w:sz w:val="24"/>
+          <w:szCs w:val="24"/>
+        </w:rPr>
         <w:t>j++){</w:t>
       </w:r>
-      <w:proofErr w:type="gramEnd"/>
-    </w:p>
-    <w:p>
-      <w:r>
+    </w:p>
+    <w:p>
+      <w:pPr>
+        <w:spacing w:after="160" w:line="278" w:lineRule="auto"/>
+      </w:pPr>
+      <w:r>
+        <w:rPr>
+          <w:rFonts w:ascii="Aptos" w:hAnsi="Aptos" w:eastAsia="Aptos" w:cs="Aptos" w:asciiTheme="minorHAnsi" w:hAnsiTheme="minorHAnsi" w:eastAsiaTheme="minorHAnsi" w:csTheme="minorBidi"/>
+          <w:kern w:val="2"/>
+          <w:sz w:val="24"/>
+          <w:szCs w:val="24"/>
+        </w:rPr>
         <w:t>            cin &gt;&gt; mang[i][j];</w:t>
       </w:r>
     </w:p>
     <w:p>
-      <w:r>
+      <w:pPr>
+        <w:spacing w:after="160" w:line="278" w:lineRule="auto"/>
+      </w:pPr>
+      <w:r>
+        <w:rPr>
+          <w:rFonts w:ascii="Aptos" w:hAnsi="Aptos" w:eastAsia="Aptos" w:cs="Aptos" w:asciiTheme="minorHAnsi" w:hAnsiTheme="minorHAnsi" w:eastAsiaTheme="minorHAnsi" w:csTheme="minorBidi"/>
+          <w:kern w:val="2"/>
+          <w:sz w:val="24"/>
+          <w:szCs w:val="24"/>
+        </w:rPr>
         <w:t>        }</w:t>
       </w:r>
     </w:p>
     <w:p>
-      <w:r>
+      <w:pPr>
+        <w:spacing w:after="160" w:line="278" w:lineRule="auto"/>
+      </w:pPr>
+      <w:r>
+        <w:rPr>
+          <w:rFonts w:ascii="Aptos" w:hAnsi="Aptos" w:eastAsia="Aptos" w:cs="Aptos" w:asciiTheme="minorHAnsi" w:hAnsiTheme="minorHAnsi" w:eastAsiaTheme="minorHAnsi" w:csTheme="minorBidi"/>
+          <w:kern w:val="2"/>
+          <w:sz w:val="24"/>
+          <w:szCs w:val="24"/>
+        </w:rPr>
         <w:t>    }</w:t>
       </w:r>
     </w:p>
     <w:p>
-      <w:r>
+      <w:pPr>
+        <w:spacing w:after="160" w:line="278" w:lineRule="auto"/>
+      </w:pPr>
+      <w:r>
+        <w:rPr>
+          <w:rFonts w:ascii="Aptos" w:hAnsi="Aptos" w:eastAsia="Aptos" w:cs="Aptos" w:asciiTheme="minorHAnsi" w:hAnsiTheme="minorHAnsi" w:eastAsiaTheme="minorHAnsi" w:csTheme="minorBidi"/>
+          <w:kern w:val="2"/>
+          <w:sz w:val="24"/>
+          <w:szCs w:val="24"/>
+        </w:rPr>
         <w:t>}</w:t>
       </w:r>
     </w:p>
-    <w:p/>
+    <w:p>
+      <w:pPr>
+        <w:spacing w:after="160" w:line="278" w:lineRule="auto"/>
+      </w:pPr>
+    </w:p>
     <w:p>
       <w:pPr>
         <w:pStyle w:val="Heading2"/>
       </w:pPr>
       <w:r>
         <w:lastRenderedPageBreak/>
+        <w:rPr>
+          <w:rFonts w:ascii="Aptos Display" w:hAnsi="Aptos Display" w:eastAsia="等线 Light" w:cs="Aptos Display" w:asciiTheme="majorHAnsi" w:hAnsiTheme="majorHAnsi" w:eastAsiaTheme="majorEastAsia" w:csTheme="majorBidi"/>
+          <w:color w:val="0F4761" w:themeColor="accent1" w:themeShade="BF"/>
+          <w:kern w:val="2"/>
+          <w:sz w:val="32"/>
+          <w:szCs w:val="32"/>
+        </w:rPr>
         <w:t>Set&lt;type&gt; var;</w:t>
       </w:r>
     </w:p>
     <w:p>
-      <w:r>
+      <w:pPr>
+        <w:spacing w:after="160" w:line="278" w:lineRule="auto"/>
+      </w:pPr>
+      <w:r>
+        <w:rPr>
+          <w:rFonts w:ascii="Aptos" w:hAnsi="Aptos" w:eastAsia="Aptos" w:cs="Aptos" w:asciiTheme="minorHAnsi" w:hAnsiTheme="minorHAnsi" w:eastAsiaTheme="minorHAnsi" w:csTheme="minorBidi"/>
+          <w:kern w:val="2"/>
+          <w:sz w:val="24"/>
+          <w:szCs w:val="24"/>
+        </w:rPr>
         <w:t xml:space="preserve">Là một tập hợp. Trong C++. Sử dụng để loại bỏ các biến giống nhau trong một dãy. Dùng </w:t>
       </w:r>
-      <w:proofErr w:type="gramStart"/>
-      <w:r>
+      <w:r>
+        <w:rPr>
+          <w:rFonts w:ascii="Aptos" w:hAnsi="Aptos" w:eastAsia="Aptos" w:cs="Aptos" w:asciiTheme="minorHAnsi" w:hAnsiTheme="minorHAnsi" w:eastAsiaTheme="minorHAnsi" w:csTheme="minorBidi"/>
+          <w:kern w:val="2"/>
+          <w:sz w:val="24"/>
+          <w:szCs w:val="24"/>
+        </w:rPr>
         <w:t>insert(</w:t>
       </w:r>
-      <w:proofErr w:type="gramEnd"/>
-      <w:r>
+      <w:r>
+        <w:rPr>
+          <w:rFonts w:ascii="Aptos" w:hAnsi="Aptos" w:eastAsia="Aptos" w:cs="Aptos" w:asciiTheme="minorHAnsi" w:hAnsiTheme="minorHAnsi" w:eastAsiaTheme="minorHAnsi" w:csTheme="minorBidi"/>
+          <w:kern w:val="2"/>
+          <w:sz w:val="24"/>
+          <w:szCs w:val="24"/>
+        </w:rPr>
         <w:t>) để thêm phần tử vào trong cái set này.</w:t>
       </w:r>
     </w:p>
@@ -996,79 +2211,182 @@
         <w:pStyle w:val="Heading2"/>
       </w:pPr>
       <w:r>
+        <w:rPr>
+          <w:rFonts w:ascii="Aptos Display" w:hAnsi="Aptos Display" w:eastAsia="等线 Light" w:cs="Aptos Display" w:asciiTheme="majorHAnsi" w:hAnsiTheme="majorHAnsi" w:eastAsiaTheme="majorEastAsia" w:csTheme="majorBidi"/>
+          <w:color w:val="0F4761" w:themeColor="accent1" w:themeShade="BF"/>
+          <w:kern w:val="2"/>
+          <w:sz w:val="32"/>
+          <w:szCs w:val="32"/>
+        </w:rPr>
         <w:t>Đồng dư của một số có mũ lớn (vừa mũ vừa chia)</w:t>
       </w:r>
     </w:p>
     <w:p>
-      <w:r>
+      <w:pPr>
+        <w:spacing w:after="160" w:line="278" w:lineRule="auto"/>
+      </w:pPr>
+      <w:r>
+        <w:rPr>
+          <w:rFonts w:ascii="Aptos" w:hAnsi="Aptos" w:eastAsia="Aptos" w:cs="Aptos" w:asciiTheme="minorHAnsi" w:hAnsiTheme="minorHAnsi" w:eastAsiaTheme="minorHAnsi" w:csTheme="minorBidi"/>
+          <w:kern w:val="2"/>
+          <w:sz w:val="24"/>
+          <w:szCs w:val="24"/>
+        </w:rPr>
         <w:t xml:space="preserve">int </w:t>
       </w:r>
-      <w:proofErr w:type="gramStart"/>
-      <w:r>
+      <w:r>
+        <w:rPr>
+          <w:rFonts w:ascii="Aptos" w:hAnsi="Aptos" w:eastAsia="Aptos" w:cs="Aptos" w:asciiTheme="minorHAnsi" w:hAnsiTheme="minorHAnsi" w:eastAsiaTheme="minorHAnsi" w:csTheme="minorBidi"/>
+          <w:kern w:val="2"/>
+          <w:sz w:val="24"/>
+          <w:szCs w:val="24"/>
+        </w:rPr>
         <w:t>modpow(</w:t>
       </w:r>
-      <w:proofErr w:type="gramEnd"/>
-      <w:r>
+      <w:r>
+        <w:rPr>
+          <w:rFonts w:ascii="Aptos" w:hAnsi="Aptos" w:eastAsia="Aptos" w:cs="Aptos" w:asciiTheme="minorHAnsi" w:hAnsiTheme="minorHAnsi" w:eastAsiaTheme="minorHAnsi" w:csTheme="minorBidi"/>
+          <w:kern w:val="2"/>
+          <w:sz w:val="24"/>
+          <w:szCs w:val="24"/>
+        </w:rPr>
         <w:t>int a, int b, int m) {</w:t>
       </w:r>
     </w:p>
     <w:p>
-      <w:r>
+      <w:pPr>
+        <w:spacing w:after="160" w:line="278" w:lineRule="auto"/>
+      </w:pPr>
+      <w:r>
+        <w:rPr>
+          <w:rFonts w:ascii="Aptos" w:hAnsi="Aptos" w:eastAsia="Aptos" w:cs="Aptos" w:asciiTheme="minorHAnsi" w:hAnsiTheme="minorHAnsi" w:eastAsiaTheme="minorHAnsi" w:csTheme="minorBidi"/>
+          <w:kern w:val="2"/>
+          <w:sz w:val="24"/>
+          <w:szCs w:val="24"/>
+        </w:rPr>
         <w:t>    int res = 1;</w:t>
       </w:r>
     </w:p>
     <w:p>
-      <w:r>
+      <w:pPr>
+        <w:spacing w:after="160" w:line="278" w:lineRule="auto"/>
+      </w:pPr>
+      <w:r>
+        <w:rPr>
+          <w:rFonts w:ascii="Aptos" w:hAnsi="Aptos" w:eastAsia="Aptos" w:cs="Aptos" w:asciiTheme="minorHAnsi" w:hAnsiTheme="minorHAnsi" w:eastAsiaTheme="minorHAnsi" w:csTheme="minorBidi"/>
+          <w:kern w:val="2"/>
+          <w:sz w:val="24"/>
+          <w:szCs w:val="24"/>
+        </w:rPr>
         <w:t>    while (b &gt; 0) {</w:t>
       </w:r>
     </w:p>
     <w:p>
-      <w:r>
+      <w:pPr>
+        <w:spacing w:after="160" w:line="278" w:lineRule="auto"/>
+      </w:pPr>
+      <w:r>
+        <w:rPr>
+          <w:rFonts w:ascii="Aptos" w:hAnsi="Aptos" w:eastAsia="Aptos" w:cs="Aptos" w:asciiTheme="minorHAnsi" w:hAnsiTheme="minorHAnsi" w:eastAsiaTheme="minorHAnsi" w:csTheme="minorBidi"/>
+          <w:kern w:val="2"/>
+          <w:sz w:val="24"/>
+          <w:szCs w:val="24"/>
+        </w:rPr>
         <w:t>        if (b &amp; 1) res = res * a % m;</w:t>
       </w:r>
     </w:p>
     <w:p>
-      <w:r>
+      <w:pPr>
+        <w:spacing w:after="160" w:line="278" w:lineRule="auto"/>
+      </w:pPr>
+      <w:r>
+        <w:rPr>
+          <w:rFonts w:ascii="Aptos" w:hAnsi="Aptos" w:eastAsia="Aptos" w:cs="Aptos" w:asciiTheme="minorHAnsi" w:hAnsiTheme="minorHAnsi" w:eastAsiaTheme="minorHAnsi" w:csTheme="minorBidi"/>
+          <w:kern w:val="2"/>
+          <w:sz w:val="24"/>
+          <w:szCs w:val="24"/>
+        </w:rPr>
         <w:t>        a = a * a % m;</w:t>
       </w:r>
     </w:p>
     <w:p>
-      <w:r>
+      <w:pPr>
+        <w:spacing w:after="160" w:line="278" w:lineRule="auto"/>
+      </w:pPr>
+      <w:r>
+        <w:rPr>
+          <w:rFonts w:ascii="Aptos" w:hAnsi="Aptos" w:eastAsia="Aptos" w:cs="Aptos" w:asciiTheme="minorHAnsi" w:hAnsiTheme="minorHAnsi" w:eastAsiaTheme="minorHAnsi" w:csTheme="minorBidi"/>
+          <w:kern w:val="2"/>
+          <w:sz w:val="24"/>
+          <w:szCs w:val="24"/>
+        </w:rPr>
         <w:t>        b &gt;&gt;= 1;</w:t>
       </w:r>
     </w:p>
     <w:p>
-      <w:r>
+      <w:pPr>
+        <w:spacing w:after="160" w:line="278" w:lineRule="auto"/>
+      </w:pPr>
+      <w:r>
+        <w:rPr>
+          <w:rFonts w:ascii="Aptos" w:hAnsi="Aptos" w:eastAsia="Aptos" w:cs="Aptos" w:asciiTheme="minorHAnsi" w:hAnsiTheme="minorHAnsi" w:eastAsiaTheme="minorHAnsi" w:csTheme="minorBidi"/>
+          <w:kern w:val="2"/>
+          <w:sz w:val="24"/>
+          <w:szCs w:val="24"/>
+        </w:rPr>
         <w:t>    }</w:t>
       </w:r>
     </w:p>
     <w:p>
-      <w:r>
+      <w:pPr>
+        <w:spacing w:after="160" w:line="278" w:lineRule="auto"/>
+      </w:pPr>
+      <w:r>
+        <w:rPr>
+          <w:rFonts w:ascii="Aptos" w:hAnsi="Aptos" w:eastAsia="Aptos" w:cs="Aptos" w:asciiTheme="minorHAnsi" w:hAnsiTheme="minorHAnsi" w:eastAsiaTheme="minorHAnsi" w:csTheme="minorBidi"/>
+          <w:kern w:val="2"/>
+          <w:sz w:val="24"/>
+          <w:szCs w:val="24"/>
+        </w:rPr>
         <w:t>    return res;</w:t>
       </w:r>
     </w:p>
     <w:p>
-      <w:r>
+      <w:pPr>
+        <w:spacing w:after="160" w:line="278" w:lineRule="auto"/>
+      </w:pPr>
+      <w:r>
+        <w:rPr>
+          <w:rFonts w:ascii="Aptos" w:hAnsi="Aptos" w:eastAsia="Aptos" w:cs="Aptos" w:asciiTheme="minorHAnsi" w:hAnsiTheme="minorHAnsi" w:eastAsiaTheme="minorHAnsi" w:csTheme="minorBidi"/>
+          <w:kern w:val="2"/>
+          <w:sz w:val="24"/>
+          <w:szCs w:val="24"/>
+        </w:rPr>
         <w:t>}</w:t>
       </w:r>
     </w:p>
     <w:p>
-      <w:r>
+      <w:pPr>
+        <w:spacing w:after="160" w:line="278" w:lineRule="auto"/>
+      </w:pPr>
+      <w:r>
+        <w:rPr>
+          <w:rFonts w:ascii="Aptos" w:hAnsi="Aptos" w:eastAsia="Aptos" w:cs="Aptos" w:asciiTheme="minorHAnsi" w:hAnsiTheme="minorHAnsi" w:eastAsiaTheme="minorHAnsi" w:csTheme="minorBidi"/>
+          <w:kern w:val="2"/>
+          <w:sz w:val="24"/>
+          <w:szCs w:val="24"/>
+        </w:rPr>
         <w:t>Ý tưởng được đặt dưới công thức nhị phân sau:</w:t>
       </w:r>
       <w:r>
-        <w:br/>
-      </w:r>
-      <w:r>
-        <w:rPr>
-          <w:noProof/>
-          <w:lang w:val="en-GB" w:eastAsia="zh-CN"/>
-        </w:rPr>
+        <w:br w:type="textWrapping"/>
+      </w:r>
+      <w:r>
         <w:drawing>
-          <wp:inline distT="0" distB="0" distL="0" distR="0" wp14:anchorId="403E583D" wp14:editId="54C52CB9">
-            <wp:extent cx="5943600" cy="1949450"/>
+          <wp:inline distT="0" distB="0" distL="0" distR="0">
+            <wp:extent cx="5943600" cy="1952625"/>
             <wp:effectExtent l="0" t="0" r="0" b="0"/>
-            <wp:docPr id="1031948140" name="Picture 1"/>
+            <wp:docPr id="100002" name="Picture 100002"/>
             <wp:cNvGraphicFramePr>
               <a:graphicFrameLocks xmlns:a="http://schemas.openxmlformats.org/drawingml/2006/main" noChangeAspect="1"/>
             </wp:cNvGraphicFramePr>
@@ -1076,11 +2394,11 @@
               <a:graphicData uri="http://schemas.openxmlformats.org/drawingml/2006/picture">
                 <pic:pic xmlns:pic="http://schemas.openxmlformats.org/drawingml/2006/picture">
                   <pic:nvPicPr>
-                    <pic:cNvPr id="1031948140" name=""/>
+                    <pic:cNvPr id="100002" name="image100002"/>
                     <pic:cNvPicPr/>
                   </pic:nvPicPr>
                   <pic:blipFill>
-                    <a:blip r:embed="rId7"/>
+                    <a:blip r:embed="rId18"/>
                     <a:stretch>
                       <a:fillRect/>
                     </a:stretch>
@@ -1088,7 +2406,7 @@
                   <pic:spPr>
                     <a:xfrm>
                       <a:off x="0" y="0"/>
-                      <a:ext cx="5943600" cy="1949450"/>
+                      <a:ext cx="5943600" cy="1952625"/>
                     </a:xfrm>
                     <a:prstGeom prst="rect">
                       <a:avLst/>
@@ -1102,178 +2420,471 @@
       </w:r>
     </w:p>
     <w:p>
-      <w:r>
+      <w:pPr>
+        <w:spacing w:after="160" w:line="278" w:lineRule="auto"/>
+      </w:pPr>
+      <w:r>
+        <w:rPr>
+          <w:rFonts w:ascii="Aptos" w:hAnsi="Aptos" w:eastAsia="Aptos" w:cs="Aptos" w:asciiTheme="minorHAnsi" w:hAnsiTheme="minorHAnsi" w:eastAsiaTheme="minorHAnsi" w:csTheme="minorBidi"/>
+          <w:kern w:val="2"/>
+          <w:sz w:val="24"/>
+          <w:szCs w:val="24"/>
+        </w:rPr>
         <w:t>Nếu sử dụng cái này mà vẫn bị tràn số thì ta dùng thêm một hàm nữa</w:t>
       </w:r>
     </w:p>
     <w:p>
-      <w:r>
+      <w:pPr>
+        <w:spacing w:after="160" w:line="278" w:lineRule="auto"/>
+      </w:pPr>
+      <w:r>
+        <w:rPr>
+          <w:rFonts w:ascii="Aptos" w:hAnsi="Aptos" w:eastAsia="Aptos" w:cs="Aptos" w:asciiTheme="minorHAnsi" w:hAnsiTheme="minorHAnsi" w:eastAsiaTheme="minorHAnsi" w:csTheme="minorBidi"/>
+          <w:kern w:val="2"/>
+          <w:sz w:val="24"/>
+          <w:szCs w:val="24"/>
+        </w:rPr>
         <w:t xml:space="preserve">ll </w:t>
       </w:r>
-      <w:proofErr w:type="gramStart"/>
-      <w:r>
+      <w:r>
+        <w:rPr>
+          <w:rFonts w:ascii="Aptos" w:hAnsi="Aptos" w:eastAsia="Aptos" w:cs="Aptos" w:asciiTheme="minorHAnsi" w:hAnsiTheme="minorHAnsi" w:eastAsiaTheme="minorHAnsi" w:csTheme="minorBidi"/>
+          <w:kern w:val="2"/>
+          <w:sz w:val="24"/>
+          <w:szCs w:val="24"/>
+        </w:rPr>
         <w:t>mulmod(</w:t>
       </w:r>
-      <w:proofErr w:type="gramEnd"/>
-      <w:r>
+      <w:r>
+        <w:rPr>
+          <w:rFonts w:ascii="Aptos" w:hAnsi="Aptos" w:eastAsia="Aptos" w:cs="Aptos" w:asciiTheme="minorHAnsi" w:hAnsiTheme="minorHAnsi" w:eastAsiaTheme="minorHAnsi" w:csTheme="minorBidi"/>
+          <w:kern w:val="2"/>
+          <w:sz w:val="24"/>
+          <w:szCs w:val="24"/>
+        </w:rPr>
         <w:t>ll a, ll b, ll m) {</w:t>
       </w:r>
     </w:p>
     <w:p>
-      <w:r>
+      <w:pPr>
+        <w:spacing w:after="160" w:line="278" w:lineRule="auto"/>
+      </w:pPr>
+      <w:r>
+        <w:rPr>
+          <w:rFonts w:ascii="Aptos" w:hAnsi="Aptos" w:eastAsia="Aptos" w:cs="Aptos" w:asciiTheme="minorHAnsi" w:hAnsiTheme="minorHAnsi" w:eastAsiaTheme="minorHAnsi" w:csTheme="minorBidi"/>
+          <w:kern w:val="2"/>
+          <w:sz w:val="24"/>
+          <w:szCs w:val="24"/>
+        </w:rPr>
         <w:t>    ll res = 0;</w:t>
       </w:r>
     </w:p>
     <w:p>
-      <w:r>
+      <w:pPr>
+        <w:spacing w:after="160" w:line="278" w:lineRule="auto"/>
+      </w:pPr>
+      <w:r>
+        <w:rPr>
+          <w:rFonts w:ascii="Aptos" w:hAnsi="Aptos" w:eastAsia="Aptos" w:cs="Aptos" w:asciiTheme="minorHAnsi" w:hAnsiTheme="minorHAnsi" w:eastAsiaTheme="minorHAnsi" w:csTheme="minorBidi"/>
+          <w:kern w:val="2"/>
+          <w:sz w:val="24"/>
+          <w:szCs w:val="24"/>
+        </w:rPr>
         <w:t>    a %= m;</w:t>
       </w:r>
     </w:p>
     <w:p>
-      <w:r>
+      <w:pPr>
+        <w:spacing w:after="160" w:line="278" w:lineRule="auto"/>
+      </w:pPr>
+      <w:r>
+        <w:rPr>
+          <w:rFonts w:ascii="Aptos" w:hAnsi="Aptos" w:eastAsia="Aptos" w:cs="Aptos" w:asciiTheme="minorHAnsi" w:hAnsiTheme="minorHAnsi" w:eastAsiaTheme="minorHAnsi" w:csTheme="minorBidi"/>
+          <w:kern w:val="2"/>
+          <w:sz w:val="24"/>
+          <w:szCs w:val="24"/>
+        </w:rPr>
         <w:t>    while (b &gt; 0) {</w:t>
       </w:r>
     </w:p>
     <w:p>
+      <w:pPr>
+        <w:spacing w:after="160" w:line="278" w:lineRule="auto"/>
+      </w:pPr>
       <w:r>
         <w:lastRenderedPageBreak/>
+        <w:rPr>
+          <w:rFonts w:ascii="Aptos" w:hAnsi="Aptos" w:eastAsia="Aptos" w:cs="Aptos" w:asciiTheme="minorHAnsi" w:hAnsiTheme="minorHAnsi" w:eastAsiaTheme="minorHAnsi" w:csTheme="minorBidi"/>
+          <w:kern w:val="2"/>
+          <w:sz w:val="24"/>
+          <w:szCs w:val="24"/>
+        </w:rPr>
         <w:t>        if (b &amp; 1) res = (res + a) % m;</w:t>
       </w:r>
     </w:p>
     <w:p>
-      <w:r>
+      <w:pPr>
+        <w:spacing w:after="160" w:line="278" w:lineRule="auto"/>
+      </w:pPr>
+      <w:r>
+        <w:rPr>
+          <w:rFonts w:ascii="Aptos" w:hAnsi="Aptos" w:eastAsia="Aptos" w:cs="Aptos" w:asciiTheme="minorHAnsi" w:hAnsiTheme="minorHAnsi" w:eastAsiaTheme="minorHAnsi" w:csTheme="minorBidi"/>
+          <w:kern w:val="2"/>
+          <w:sz w:val="24"/>
+          <w:szCs w:val="24"/>
+        </w:rPr>
         <w:t>        a = (a + a) % m;</w:t>
       </w:r>
     </w:p>
     <w:p>
-      <w:r>
+      <w:pPr>
+        <w:spacing w:after="160" w:line="278" w:lineRule="auto"/>
+      </w:pPr>
+      <w:r>
+        <w:rPr>
+          <w:rFonts w:ascii="Aptos" w:hAnsi="Aptos" w:eastAsia="Aptos" w:cs="Aptos" w:asciiTheme="minorHAnsi" w:hAnsiTheme="minorHAnsi" w:eastAsiaTheme="minorHAnsi" w:csTheme="minorBidi"/>
+          <w:kern w:val="2"/>
+          <w:sz w:val="24"/>
+          <w:szCs w:val="24"/>
+        </w:rPr>
         <w:t>        b &gt;&gt;= 1;</w:t>
       </w:r>
     </w:p>
     <w:p>
-      <w:r>
+      <w:pPr>
+        <w:spacing w:after="160" w:line="278" w:lineRule="auto"/>
+      </w:pPr>
+      <w:r>
+        <w:rPr>
+          <w:rFonts w:ascii="Aptos" w:hAnsi="Aptos" w:eastAsia="Aptos" w:cs="Aptos" w:asciiTheme="minorHAnsi" w:hAnsiTheme="minorHAnsi" w:eastAsiaTheme="minorHAnsi" w:csTheme="minorBidi"/>
+          <w:kern w:val="2"/>
+          <w:sz w:val="24"/>
+          <w:szCs w:val="24"/>
+        </w:rPr>
         <w:t>    }</w:t>
       </w:r>
     </w:p>
     <w:p>
-      <w:r>
+      <w:pPr>
+        <w:spacing w:after="160" w:line="278" w:lineRule="auto"/>
+      </w:pPr>
+      <w:r>
+        <w:rPr>
+          <w:rFonts w:ascii="Aptos" w:hAnsi="Aptos" w:eastAsia="Aptos" w:cs="Aptos" w:asciiTheme="minorHAnsi" w:hAnsiTheme="minorHAnsi" w:eastAsiaTheme="minorHAnsi" w:csTheme="minorBidi"/>
+          <w:kern w:val="2"/>
+          <w:sz w:val="24"/>
+          <w:szCs w:val="24"/>
+        </w:rPr>
         <w:t>    return res;</w:t>
       </w:r>
     </w:p>
     <w:p>
-      <w:r>
+      <w:pPr>
+        <w:spacing w:after="160" w:line="278" w:lineRule="auto"/>
+      </w:pPr>
+      <w:r>
+        <w:rPr>
+          <w:rFonts w:ascii="Aptos" w:hAnsi="Aptos" w:eastAsia="Aptos" w:cs="Aptos" w:asciiTheme="minorHAnsi" w:hAnsiTheme="minorHAnsi" w:eastAsiaTheme="minorHAnsi" w:csTheme="minorBidi"/>
+          <w:kern w:val="2"/>
+          <w:sz w:val="24"/>
+          <w:szCs w:val="24"/>
+        </w:rPr>
         <w:t>}</w:t>
       </w:r>
     </w:p>
     <w:p>
-      <w:r>
+      <w:pPr>
+        <w:spacing w:after="160" w:line="278" w:lineRule="auto"/>
+      </w:pPr>
+      <w:r>
+        <w:rPr>
+          <w:rFonts w:ascii="Aptos" w:hAnsi="Aptos" w:eastAsia="Aptos" w:cs="Aptos" w:asciiTheme="minorHAnsi" w:hAnsiTheme="minorHAnsi" w:eastAsiaTheme="minorHAnsi" w:csTheme="minorBidi"/>
+          <w:kern w:val="2"/>
+          <w:sz w:val="24"/>
+          <w:szCs w:val="24"/>
+        </w:rPr>
         <w:t>Với nguyên lí tương tự phân tích b ra làm hệ nhị phân</w:t>
       </w:r>
     </w:p>
     <w:p>
-      <w:r>
+      <w:pPr>
+        <w:spacing w:after="160" w:line="278" w:lineRule="auto"/>
+      </w:pPr>
+      <w:r>
+        <w:rPr>
+          <w:rFonts w:ascii="Aptos" w:hAnsi="Aptos" w:eastAsia="Aptos" w:cs="Aptos" w:asciiTheme="minorHAnsi" w:hAnsiTheme="minorHAnsi" w:eastAsiaTheme="minorHAnsi" w:csTheme="minorBidi"/>
+          <w:kern w:val="2"/>
+          <w:sz w:val="24"/>
+          <w:szCs w:val="24"/>
+        </w:rPr>
         <w:t>Mỗi lần chúng ta phát hiện b xuất hiện bit = 1 thì chúng ta sẽ lại + thêm.</w:t>
       </w:r>
     </w:p>
     <w:p>
-      <w:r>
+      <w:pPr>
+        <w:spacing w:after="160" w:line="278" w:lineRule="auto"/>
+      </w:pPr>
+      <w:r>
+        <w:rPr>
+          <w:rFonts w:ascii="Aptos" w:hAnsi="Aptos" w:eastAsia="Aptos" w:cs="Aptos" w:asciiTheme="minorHAnsi" w:hAnsiTheme="minorHAnsi" w:eastAsiaTheme="minorHAnsi" w:csTheme="minorBidi"/>
+          <w:kern w:val="2"/>
+          <w:sz w:val="24"/>
+          <w:szCs w:val="24"/>
+        </w:rPr>
         <w:t>Và sau mỗi lần giảm 1 bit cho b, thì ta lại nhân 2 cho a (%m luôn tránh tràn số). Nhân 2 vì là mỗi lần giảm thì số mũ quay trở về của b lại tăng lên 2^1, 2^2, 2^3, ...</w:t>
       </w:r>
     </w:p>
     <w:p>
-      <w:r>
+      <w:pPr>
+        <w:spacing w:after="160" w:line="278" w:lineRule="auto"/>
+      </w:pPr>
+      <w:r>
+        <w:rPr>
+          <w:rFonts w:ascii="Aptos" w:hAnsi="Aptos" w:eastAsia="Aptos" w:cs="Aptos" w:asciiTheme="minorHAnsi" w:hAnsiTheme="minorHAnsi" w:eastAsiaTheme="minorHAnsi" w:csTheme="minorBidi"/>
+          <w:kern w:val="2"/>
+          <w:sz w:val="24"/>
+          <w:szCs w:val="24"/>
+        </w:rPr>
         <w:t>Giả sử b = 13 = 1101</w:t>
       </w:r>
     </w:p>
     <w:p>
-      <w:r>
+      <w:pPr>
+        <w:spacing w:after="160" w:line="278" w:lineRule="auto"/>
+      </w:pPr>
+      <w:r>
+        <w:rPr>
+          <w:rFonts w:ascii="Aptos" w:hAnsi="Aptos" w:eastAsia="Aptos" w:cs="Aptos" w:asciiTheme="minorHAnsi" w:hAnsiTheme="minorHAnsi" w:eastAsiaTheme="minorHAnsi" w:csTheme="minorBidi"/>
+          <w:kern w:val="2"/>
+          <w:sz w:val="24"/>
+          <w:szCs w:val="24"/>
+        </w:rPr>
         <w:t xml:space="preserve">Thì a*b = </w:t>
       </w:r>
-      <w:proofErr w:type="gramStart"/>
-      <w:r>
+      <w:r>
+        <w:rPr>
+          <w:rFonts w:ascii="Aptos" w:hAnsi="Aptos" w:eastAsia="Aptos" w:cs="Aptos" w:asciiTheme="minorHAnsi" w:hAnsiTheme="minorHAnsi" w:eastAsiaTheme="minorHAnsi" w:csTheme="minorBidi"/>
+          <w:kern w:val="2"/>
+          <w:sz w:val="24"/>
+          <w:szCs w:val="24"/>
+        </w:rPr>
         <w:t>a(</w:t>
       </w:r>
-      <w:proofErr w:type="gramEnd"/>
-      <w:r>
+      <w:r>
+        <w:rPr>
+          <w:rFonts w:ascii="Aptos" w:hAnsi="Aptos" w:eastAsia="Aptos" w:cs="Aptos" w:asciiTheme="minorHAnsi" w:hAnsiTheme="minorHAnsi" w:eastAsiaTheme="minorHAnsi" w:csTheme="minorBidi"/>
+          <w:kern w:val="2"/>
+          <w:sz w:val="24"/>
+          <w:szCs w:val="24"/>
+        </w:rPr>
         <w:t>1*2^3 + 1*2^2 + 0*2^1 + 1*2^0) = 8a + 4a + 1a kiểu kiểu vậy</w:t>
       </w:r>
     </w:p>
     <w:p>
-      <w:r>
+      <w:pPr>
+        <w:spacing w:after="160" w:line="278" w:lineRule="auto"/>
+      </w:pPr>
+      <w:r>
+        <w:rPr>
+          <w:rFonts w:ascii="Aptos" w:hAnsi="Aptos" w:eastAsia="Aptos" w:cs="Aptos" w:asciiTheme="minorHAnsi" w:hAnsiTheme="minorHAnsi" w:eastAsiaTheme="minorHAnsi" w:csTheme="minorBidi"/>
+          <w:kern w:val="2"/>
+          <w:sz w:val="24"/>
+          <w:szCs w:val="24"/>
+        </w:rPr>
         <w:t>Rồi sau đó chỉnh sửa hết phép nhân trong powmod thành mulmod (cùng số dư) là dược</w:t>
       </w:r>
     </w:p>
     <w:p>
-      <w:r>
+      <w:pPr>
+        <w:spacing w:after="160" w:line="278" w:lineRule="auto"/>
+      </w:pPr>
+      <w:r>
+        <w:rPr>
+          <w:rFonts w:ascii="Aptos" w:hAnsi="Aptos" w:eastAsia="Aptos" w:cs="Aptos" w:asciiTheme="minorHAnsi" w:hAnsiTheme="minorHAnsi" w:eastAsiaTheme="minorHAnsi" w:csTheme="minorBidi"/>
+          <w:kern w:val="2"/>
+          <w:sz w:val="24"/>
+          <w:szCs w:val="24"/>
+        </w:rPr>
         <w:t xml:space="preserve">ll </w:t>
       </w:r>
-      <w:proofErr w:type="gramStart"/>
-      <w:r>
+      <w:r>
+        <w:rPr>
+          <w:rFonts w:ascii="Aptos" w:hAnsi="Aptos" w:eastAsia="Aptos" w:cs="Aptos" w:asciiTheme="minorHAnsi" w:hAnsiTheme="minorHAnsi" w:eastAsiaTheme="minorHAnsi" w:csTheme="minorBidi"/>
+          <w:kern w:val="2"/>
+          <w:sz w:val="24"/>
+          <w:szCs w:val="24"/>
+        </w:rPr>
         <w:t>modpow(</w:t>
       </w:r>
-      <w:proofErr w:type="gramEnd"/>
-      <w:r>
+      <w:r>
+        <w:rPr>
+          <w:rFonts w:ascii="Aptos" w:hAnsi="Aptos" w:eastAsia="Aptos" w:cs="Aptos" w:asciiTheme="minorHAnsi" w:hAnsiTheme="minorHAnsi" w:eastAsiaTheme="minorHAnsi" w:csTheme="minorBidi"/>
+          <w:kern w:val="2"/>
+          <w:sz w:val="24"/>
+          <w:szCs w:val="24"/>
+        </w:rPr>
         <w:t>ll a, ll b, ll m) {</w:t>
       </w:r>
     </w:p>
     <w:p>
-      <w:r>
+      <w:pPr>
+        <w:spacing w:after="160" w:line="278" w:lineRule="auto"/>
+      </w:pPr>
+      <w:r>
+        <w:rPr>
+          <w:rFonts w:ascii="Aptos" w:hAnsi="Aptos" w:eastAsia="Aptos" w:cs="Aptos" w:asciiTheme="minorHAnsi" w:hAnsiTheme="minorHAnsi" w:eastAsiaTheme="minorHAnsi" w:csTheme="minorBidi"/>
+          <w:kern w:val="2"/>
+          <w:sz w:val="24"/>
+          <w:szCs w:val="24"/>
+        </w:rPr>
         <w:t>    ll res = 1;</w:t>
       </w:r>
     </w:p>
     <w:p>
-      <w:r>
+      <w:pPr>
+        <w:spacing w:after="160" w:line="278" w:lineRule="auto"/>
+      </w:pPr>
+      <w:r>
+        <w:rPr>
+          <w:rFonts w:ascii="Aptos" w:hAnsi="Aptos" w:eastAsia="Aptos" w:cs="Aptos" w:asciiTheme="minorHAnsi" w:hAnsiTheme="minorHAnsi" w:eastAsiaTheme="minorHAnsi" w:csTheme="minorBidi"/>
+          <w:kern w:val="2"/>
+          <w:sz w:val="24"/>
+          <w:szCs w:val="24"/>
+        </w:rPr>
         <w:t>    a %= m;</w:t>
       </w:r>
     </w:p>
     <w:p>
-      <w:r>
+      <w:pPr>
+        <w:spacing w:after="160" w:line="278" w:lineRule="auto"/>
+      </w:pPr>
+      <w:r>
+        <w:rPr>
+          <w:rFonts w:ascii="Aptos" w:hAnsi="Aptos" w:eastAsia="Aptos" w:cs="Aptos" w:asciiTheme="minorHAnsi" w:hAnsiTheme="minorHAnsi" w:eastAsiaTheme="minorHAnsi" w:csTheme="minorBidi"/>
+          <w:kern w:val="2"/>
+          <w:sz w:val="24"/>
+          <w:szCs w:val="24"/>
+        </w:rPr>
         <w:t>    while (b &gt; 0) {</w:t>
       </w:r>
     </w:p>
     <w:p>
-      <w:r>
+      <w:pPr>
+        <w:spacing w:after="160" w:line="278" w:lineRule="auto"/>
+      </w:pPr>
+      <w:r>
+        <w:rPr>
+          <w:rFonts w:ascii="Aptos" w:hAnsi="Aptos" w:eastAsia="Aptos" w:cs="Aptos" w:asciiTheme="minorHAnsi" w:hAnsiTheme="minorHAnsi" w:eastAsiaTheme="minorHAnsi" w:csTheme="minorBidi"/>
+          <w:kern w:val="2"/>
+          <w:sz w:val="24"/>
+          <w:szCs w:val="24"/>
+        </w:rPr>
         <w:t xml:space="preserve">        if (b &amp; 1) res = </w:t>
       </w:r>
-      <w:proofErr w:type="gramStart"/>
-      <w:r>
+      <w:r>
+        <w:rPr>
+          <w:rFonts w:ascii="Aptos" w:hAnsi="Aptos" w:eastAsia="Aptos" w:cs="Aptos" w:asciiTheme="minorHAnsi" w:hAnsiTheme="minorHAnsi" w:eastAsiaTheme="minorHAnsi" w:csTheme="minorBidi"/>
+          <w:kern w:val="2"/>
+          <w:sz w:val="24"/>
+          <w:szCs w:val="24"/>
+        </w:rPr>
         <w:t>mulmod(</w:t>
       </w:r>
-      <w:proofErr w:type="gramEnd"/>
-      <w:r>
+      <w:r>
+        <w:rPr>
+          <w:rFonts w:ascii="Aptos" w:hAnsi="Aptos" w:eastAsia="Aptos" w:cs="Aptos" w:asciiTheme="minorHAnsi" w:hAnsiTheme="minorHAnsi" w:eastAsiaTheme="minorHAnsi" w:csTheme="minorBidi"/>
+          <w:kern w:val="2"/>
+          <w:sz w:val="24"/>
+          <w:szCs w:val="24"/>
+        </w:rPr>
         <w:t>res, a, m);</w:t>
       </w:r>
     </w:p>
     <w:p>
-      <w:r>
+      <w:pPr>
+        <w:spacing w:after="160" w:line="278" w:lineRule="auto"/>
+      </w:pPr>
+      <w:r>
+        <w:rPr>
+          <w:rFonts w:ascii="Aptos" w:hAnsi="Aptos" w:eastAsia="Aptos" w:cs="Aptos" w:asciiTheme="minorHAnsi" w:hAnsiTheme="minorHAnsi" w:eastAsiaTheme="minorHAnsi" w:csTheme="minorBidi"/>
+          <w:kern w:val="2"/>
+          <w:sz w:val="24"/>
+          <w:szCs w:val="24"/>
+        </w:rPr>
         <w:t xml:space="preserve">        a = </w:t>
       </w:r>
-      <w:proofErr w:type="gramStart"/>
-      <w:r>
+      <w:r>
+        <w:rPr>
+          <w:rFonts w:ascii="Aptos" w:hAnsi="Aptos" w:eastAsia="Aptos" w:cs="Aptos" w:asciiTheme="minorHAnsi" w:hAnsiTheme="minorHAnsi" w:eastAsiaTheme="minorHAnsi" w:csTheme="minorBidi"/>
+          <w:kern w:val="2"/>
+          <w:sz w:val="24"/>
+          <w:szCs w:val="24"/>
+        </w:rPr>
         <w:t>mulmod(</w:t>
       </w:r>
-      <w:proofErr w:type="gramEnd"/>
-      <w:r>
+      <w:r>
+        <w:rPr>
+          <w:rFonts w:ascii="Aptos" w:hAnsi="Aptos" w:eastAsia="Aptos" w:cs="Aptos" w:asciiTheme="minorHAnsi" w:hAnsiTheme="minorHAnsi" w:eastAsiaTheme="minorHAnsi" w:csTheme="minorBidi"/>
+          <w:kern w:val="2"/>
+          <w:sz w:val="24"/>
+          <w:szCs w:val="24"/>
+        </w:rPr>
         <w:t>a, a, m);</w:t>
       </w:r>
     </w:p>
     <w:p>
-      <w:r>
+      <w:pPr>
+        <w:spacing w:after="160" w:line="278" w:lineRule="auto"/>
+      </w:pPr>
+      <w:r>
+        <w:rPr>
+          <w:rFonts w:ascii="Aptos" w:hAnsi="Aptos" w:eastAsia="Aptos" w:cs="Aptos" w:asciiTheme="minorHAnsi" w:hAnsiTheme="minorHAnsi" w:eastAsiaTheme="minorHAnsi" w:csTheme="minorBidi"/>
+          <w:kern w:val="2"/>
+          <w:sz w:val="24"/>
+          <w:szCs w:val="24"/>
+        </w:rPr>
         <w:t>        b &gt;&gt;= 1;</w:t>
       </w:r>
     </w:p>
     <w:p>
-      <w:r>
+      <w:pPr>
+        <w:spacing w:after="160" w:line="278" w:lineRule="auto"/>
+      </w:pPr>
+      <w:r>
+        <w:rPr>
+          <w:rFonts w:ascii="Aptos" w:hAnsi="Aptos" w:eastAsia="Aptos" w:cs="Aptos" w:asciiTheme="minorHAnsi" w:hAnsiTheme="minorHAnsi" w:eastAsiaTheme="minorHAnsi" w:csTheme="minorBidi"/>
+          <w:kern w:val="2"/>
+          <w:sz w:val="24"/>
+          <w:szCs w:val="24"/>
+        </w:rPr>
         <w:t>    }</w:t>
       </w:r>
     </w:p>
     <w:p>
-      <w:r>
+      <w:pPr>
+        <w:spacing w:after="160" w:line="278" w:lineRule="auto"/>
+      </w:pPr>
+      <w:r>
+        <w:rPr>
+          <w:rFonts w:ascii="Aptos" w:hAnsi="Aptos" w:eastAsia="Aptos" w:cs="Aptos" w:asciiTheme="minorHAnsi" w:hAnsiTheme="minorHAnsi" w:eastAsiaTheme="minorHAnsi" w:csTheme="minorBidi"/>
+          <w:kern w:val="2"/>
+          <w:sz w:val="24"/>
+          <w:szCs w:val="24"/>
+        </w:rPr>
         <w:t>    return res;</w:t>
       </w:r>
     </w:p>
     <w:p>
-      <w:r>
+      <w:pPr>
+        <w:spacing w:after="160" w:line="278" w:lineRule="auto"/>
+      </w:pPr>
+      <w:r>
+        <w:rPr>
+          <w:rFonts w:ascii="Aptos" w:hAnsi="Aptos" w:eastAsia="Aptos" w:cs="Aptos" w:asciiTheme="minorHAnsi" w:hAnsiTheme="minorHAnsi" w:eastAsiaTheme="minorHAnsi" w:csTheme="minorBidi"/>
+          <w:kern w:val="2"/>
+          <w:sz w:val="24"/>
+          <w:szCs w:val="24"/>
+        </w:rPr>
         <w:t>}</w:t>
       </w:r>
     </w:p>
@@ -1282,117 +2893,278 @@
         <w:pStyle w:val="Heading2"/>
       </w:pPr>
       <w:r>
+        <w:rPr>
+          <w:rFonts w:ascii="Aptos Display" w:hAnsi="Aptos Display" w:eastAsia="等线 Light" w:cs="Aptos Display" w:asciiTheme="majorHAnsi" w:hAnsiTheme="majorHAnsi" w:eastAsiaTheme="majorEastAsia" w:csTheme="majorBidi"/>
+          <w:color w:val="0F4761" w:themeColor="accent1" w:themeShade="BF"/>
+          <w:kern w:val="2"/>
+          <w:sz w:val="32"/>
+          <w:szCs w:val="32"/>
+        </w:rPr>
         <w:t>Sort kiểu giảm dần</w:t>
       </w:r>
       <w:r>
+        <w:rPr>
+          <w:rFonts w:ascii="Aptos Display" w:hAnsi="Aptos Display" w:eastAsia="等线 Light" w:cs="Aptos Display" w:asciiTheme="majorHAnsi" w:hAnsiTheme="majorHAnsi" w:eastAsiaTheme="majorEastAsia" w:csTheme="majorBidi"/>
+          <w:color w:val="0F4761" w:themeColor="accent1" w:themeShade="BF"/>
+          <w:kern w:val="2"/>
+          <w:sz w:val="32"/>
+          <w:szCs w:val="32"/>
+        </w:rPr>
         <w:t xml:space="preserve"> (dối với vector)</w:t>
       </w:r>
       <w:r>
+        <w:rPr>
+          <w:rFonts w:ascii="Aptos Display" w:hAnsi="Aptos Display" w:eastAsia="等线 Light" w:cs="Aptos Display" w:asciiTheme="majorHAnsi" w:hAnsiTheme="majorHAnsi" w:eastAsiaTheme="majorEastAsia" w:csTheme="majorBidi"/>
+          <w:color w:val="0F4761" w:themeColor="accent1" w:themeShade="BF"/>
+          <w:kern w:val="2"/>
+          <w:sz w:val="32"/>
+          <w:szCs w:val="32"/>
+        </w:rPr>
         <w:t>:</w:t>
       </w:r>
     </w:p>
     <w:p>
-      <w:r>
+      <w:pPr>
+        <w:spacing w:after="160" w:line="278" w:lineRule="auto"/>
+      </w:pPr>
+      <w:r>
+        <w:rPr>
+          <w:rFonts w:ascii="Aptos" w:hAnsi="Aptos" w:eastAsia="Aptos" w:cs="Aptos" w:asciiTheme="minorHAnsi" w:hAnsiTheme="minorHAnsi" w:eastAsiaTheme="minorHAnsi" w:csTheme="minorBidi"/>
+          <w:kern w:val="2"/>
+          <w:sz w:val="24"/>
+          <w:szCs w:val="24"/>
+        </w:rPr>
         <w:t>sort(</w:t>
       </w:r>
-      <w:proofErr w:type="gramStart"/>
-      <w:r>
+      <w:r>
+        <w:rPr>
+          <w:rFonts w:ascii="Aptos" w:hAnsi="Aptos" w:eastAsia="Aptos" w:cs="Aptos" w:asciiTheme="minorHAnsi" w:hAnsiTheme="minorHAnsi" w:eastAsiaTheme="minorHAnsi" w:csTheme="minorBidi"/>
+          <w:kern w:val="2"/>
+          <w:sz w:val="24"/>
+          <w:szCs w:val="24"/>
+        </w:rPr>
         <w:t>A.begin</w:t>
       </w:r>
-      <w:proofErr w:type="gramEnd"/>
-      <w:r>
+      <w:r>
+        <w:rPr>
+          <w:rFonts w:ascii="Aptos" w:hAnsi="Aptos" w:eastAsia="Aptos" w:cs="Aptos" w:asciiTheme="minorHAnsi" w:hAnsiTheme="minorHAnsi" w:eastAsiaTheme="minorHAnsi" w:csTheme="minorBidi"/>
+          <w:kern w:val="2"/>
+          <w:sz w:val="24"/>
+          <w:szCs w:val="24"/>
+        </w:rPr>
         <w:t>(), A.end(), greater&lt;int&gt;());</w:t>
       </w:r>
     </w:p>
-    <w:p/>
-    <w:p>
+    <w:p>
+      <w:pPr>
+        <w:spacing w:after="160" w:line="278" w:lineRule="auto"/>
+      </w:pPr>
+    </w:p>
+    <w:p>
+      <w:pPr>
+        <w:spacing w:after="160" w:line="278" w:lineRule="auto"/>
+      </w:pPr>
       <w:r>
         <w:lastRenderedPageBreak/>
+        <w:rPr>
+          <w:rFonts w:ascii="Aptos" w:hAnsi="Aptos" w:eastAsia="Aptos" w:cs="Aptos" w:asciiTheme="minorHAnsi" w:hAnsiTheme="minorHAnsi" w:eastAsiaTheme="minorHAnsi" w:csTheme="minorBidi"/>
+          <w:kern w:val="2"/>
+          <w:sz w:val="24"/>
+          <w:szCs w:val="24"/>
+        </w:rPr>
         <w:t>Phần tử lớn nhất / nhỏ nhất trong một dãy có thể được lưu trữ dưới dạng như này:</w:t>
       </w:r>
       <w:r>
-        <w:br/>
-      </w:r>
-      <w:r>
+        <w:br w:type="textWrapping"/>
+      </w:r>
+      <w:r>
+        <w:rPr>
+          <w:rFonts w:ascii="Aptos" w:hAnsi="Aptos" w:eastAsia="Aptos" w:cs="Aptos" w:asciiTheme="minorHAnsi" w:hAnsiTheme="minorHAnsi" w:eastAsiaTheme="minorHAnsi" w:csTheme="minorBidi"/>
+          <w:kern w:val="2"/>
+          <w:sz w:val="24"/>
+          <w:szCs w:val="24"/>
+        </w:rPr>
         <w:t>int max = *max_element(S, S + m);</w:t>
       </w:r>
     </w:p>
     <w:p>
-      <w:r>
+      <w:pPr>
+        <w:spacing w:after="160" w:line="278" w:lineRule="auto"/>
+      </w:pPr>
+      <w:r>
+        <w:rPr>
+          <w:rFonts w:ascii="Aptos" w:hAnsi="Aptos" w:eastAsia="Aptos" w:cs="Aptos" w:asciiTheme="minorHAnsi" w:hAnsiTheme="minorHAnsi" w:eastAsiaTheme="minorHAnsi" w:csTheme="minorBidi"/>
+          <w:kern w:val="2"/>
+          <w:sz w:val="24"/>
+          <w:szCs w:val="24"/>
+        </w:rPr>
         <w:t xml:space="preserve">int </w:t>
       </w:r>
       <w:r>
+        <w:rPr>
+          <w:rFonts w:ascii="Aptos" w:hAnsi="Aptos" w:eastAsia="Aptos" w:cs="Aptos" w:asciiTheme="minorHAnsi" w:hAnsiTheme="minorHAnsi" w:eastAsiaTheme="minorHAnsi" w:csTheme="minorBidi"/>
+          <w:kern w:val="2"/>
+          <w:sz w:val="24"/>
+          <w:szCs w:val="24"/>
+        </w:rPr>
         <w:t xml:space="preserve">min </w:t>
       </w:r>
       <w:r>
+        <w:rPr>
+          <w:rFonts w:ascii="Aptos" w:hAnsi="Aptos" w:eastAsia="Aptos" w:cs="Aptos" w:asciiTheme="minorHAnsi" w:hAnsiTheme="minorHAnsi" w:eastAsiaTheme="minorHAnsi" w:csTheme="minorBidi"/>
+          <w:kern w:val="2"/>
+          <w:sz w:val="24"/>
+          <w:szCs w:val="24"/>
+        </w:rPr>
         <w:t>= *</w:t>
       </w:r>
       <w:r>
+        <w:rPr>
+          <w:rFonts w:ascii="Aptos" w:hAnsi="Aptos" w:eastAsia="Aptos" w:cs="Aptos" w:asciiTheme="minorHAnsi" w:hAnsiTheme="minorHAnsi" w:eastAsiaTheme="minorHAnsi" w:csTheme="minorBidi"/>
+          <w:kern w:val="2"/>
+          <w:sz w:val="24"/>
+          <w:szCs w:val="24"/>
+        </w:rPr>
         <w:t>min</w:t>
       </w:r>
       <w:r>
+        <w:rPr>
+          <w:rFonts w:ascii="Aptos" w:hAnsi="Aptos" w:eastAsia="Aptos" w:cs="Aptos" w:asciiTheme="minorHAnsi" w:hAnsiTheme="minorHAnsi" w:eastAsiaTheme="minorHAnsi" w:csTheme="minorBidi"/>
+          <w:kern w:val="2"/>
+          <w:sz w:val="24"/>
+          <w:szCs w:val="24"/>
+        </w:rPr>
         <w:t>_</w:t>
       </w:r>
-      <w:proofErr w:type="gramStart"/>
-      <w:r>
+      <w:r>
+        <w:rPr>
+          <w:rFonts w:ascii="Aptos" w:hAnsi="Aptos" w:eastAsia="Aptos" w:cs="Aptos" w:asciiTheme="minorHAnsi" w:hAnsiTheme="minorHAnsi" w:eastAsiaTheme="minorHAnsi" w:csTheme="minorBidi"/>
+          <w:kern w:val="2"/>
+          <w:sz w:val="24"/>
+          <w:szCs w:val="24"/>
+        </w:rPr>
         <w:t>element(</w:t>
       </w:r>
-      <w:proofErr w:type="gramEnd"/>
-      <w:r>
+      <w:r>
+        <w:rPr>
+          <w:rFonts w:ascii="Aptos" w:hAnsi="Aptos" w:eastAsia="Aptos" w:cs="Aptos" w:asciiTheme="minorHAnsi" w:hAnsiTheme="minorHAnsi" w:eastAsiaTheme="minorHAnsi" w:csTheme="minorBidi"/>
+          <w:kern w:val="2"/>
+          <w:sz w:val="24"/>
+          <w:szCs w:val="24"/>
+        </w:rPr>
         <w:t>S, S + m);</w:t>
       </w:r>
     </w:p>
     <w:p>
-      <w:r>
+      <w:pPr>
+        <w:spacing w:after="160" w:line="278" w:lineRule="auto"/>
+      </w:pPr>
+      <w:r>
+        <w:rPr>
+          <w:rFonts w:ascii="Aptos" w:hAnsi="Aptos" w:eastAsia="Aptos" w:cs="Aptos" w:asciiTheme="minorHAnsi" w:hAnsiTheme="minorHAnsi" w:eastAsiaTheme="minorHAnsi" w:csTheme="minorBidi"/>
+          <w:kern w:val="2"/>
+          <w:sz w:val="24"/>
+          <w:szCs w:val="24"/>
+        </w:rPr>
         <w:t>với S là int S[m] = {};</w:t>
       </w:r>
     </w:p>
     <w:p>
-      <w:r>
+      <w:pPr>
+        <w:spacing w:after="160" w:line="278" w:lineRule="auto"/>
+      </w:pPr>
+      <w:r>
+        <w:rPr>
+          <w:rFonts w:ascii="Aptos" w:hAnsi="Aptos" w:eastAsia="Aptos" w:cs="Aptos" w:asciiTheme="minorHAnsi" w:hAnsiTheme="minorHAnsi" w:eastAsiaTheme="minorHAnsi" w:csTheme="minorBidi"/>
+          <w:kern w:val="2"/>
+          <w:sz w:val="24"/>
+          <w:szCs w:val="24"/>
+        </w:rPr>
         <w:t xml:space="preserve">hoặc thay bằng </w:t>
       </w:r>
-      <w:proofErr w:type="gramStart"/>
-      <w:r>
+      <w:r>
+        <w:rPr>
+          <w:rFonts w:ascii="Aptos" w:hAnsi="Aptos" w:eastAsia="Aptos" w:cs="Aptos" w:asciiTheme="minorHAnsi" w:hAnsiTheme="minorHAnsi" w:eastAsiaTheme="minorHAnsi" w:csTheme="minorBidi"/>
+          <w:kern w:val="2"/>
+          <w:sz w:val="24"/>
+          <w:szCs w:val="24"/>
+        </w:rPr>
         <w:t>S.begin</w:t>
       </w:r>
-      <w:proofErr w:type="gramEnd"/>
-      <w:r>
+      <w:r>
+        <w:rPr>
+          <w:rFonts w:ascii="Aptos" w:hAnsi="Aptos" w:eastAsia="Aptos" w:cs="Aptos" w:asciiTheme="minorHAnsi" w:hAnsiTheme="minorHAnsi" w:eastAsiaTheme="minorHAnsi" w:csTheme="minorBidi"/>
+          <w:kern w:val="2"/>
+          <w:sz w:val="24"/>
+          <w:szCs w:val="24"/>
+        </w:rPr>
         <w:t>() với S.end() nếu là véc tơ.</w:t>
       </w:r>
     </w:p>
     <w:p>
-      <w:r>
+      <w:pPr>
+        <w:spacing w:after="160" w:line="278" w:lineRule="auto"/>
+      </w:pPr>
+      <w:r>
+        <w:rPr>
+          <w:rFonts w:ascii="Aptos" w:hAnsi="Aptos" w:eastAsia="Aptos" w:cs="Aptos" w:asciiTheme="minorHAnsi" w:hAnsiTheme="minorHAnsi" w:eastAsiaTheme="minorHAnsi" w:csTheme="minorBidi"/>
+          <w:kern w:val="2"/>
+          <w:sz w:val="24"/>
+          <w:szCs w:val="24"/>
+        </w:rPr>
         <w:t>Basically it just scans the whole array / vector and return the largest like the one i usually coded lol.</w:t>
       </w:r>
     </w:p>
-    <w:p/>
+    <w:p>
+      <w:pPr>
+        <w:spacing w:after="160" w:line="278" w:lineRule="auto"/>
+      </w:pPr>
+    </w:p>
     <w:p>
       <w:pPr>
         <w:pStyle w:val="Heading2"/>
       </w:pPr>
       <w:r>
+        <w:rPr>
+          <w:rFonts w:ascii="Aptos Display" w:hAnsi="Aptos Display" w:eastAsia="等线 Light" w:cs="Aptos Display" w:asciiTheme="majorHAnsi" w:hAnsiTheme="majorHAnsi" w:eastAsiaTheme="majorEastAsia" w:csTheme="majorBidi"/>
+          <w:color w:val="0F4761" w:themeColor="accent1" w:themeShade="BF"/>
+          <w:kern w:val="2"/>
+          <w:sz w:val="32"/>
+          <w:szCs w:val="32"/>
+        </w:rPr>
         <w:t xml:space="preserve">Những bài toán Quy hoạch </w:t>
       </w:r>
-      <w:proofErr w:type="gramStart"/>
-      <w:r>
+      <w:r>
+        <w:rPr>
+          <w:rFonts w:ascii="Aptos Display" w:hAnsi="Aptos Display" w:eastAsia="等线 Light" w:cs="Aptos Display" w:asciiTheme="majorHAnsi" w:hAnsiTheme="majorHAnsi" w:eastAsiaTheme="majorEastAsia" w:csTheme="majorBidi"/>
+          <w:color w:val="0F4761" w:themeColor="accent1" w:themeShade="BF"/>
+          <w:kern w:val="2"/>
+          <w:sz w:val="32"/>
+          <w:szCs w:val="32"/>
+        </w:rPr>
         <w:t>Động :broken</w:t>
       </w:r>
-      <w:proofErr w:type="gramEnd"/>
-      <w:r>
+      <w:r>
+        <w:rPr>
+          <w:rFonts w:ascii="Aptos Display" w:hAnsi="Aptos Display" w:eastAsia="等线 Light" w:cs="Aptos Display" w:asciiTheme="majorHAnsi" w:hAnsiTheme="majorHAnsi" w:eastAsiaTheme="majorEastAsia" w:csTheme="majorBidi"/>
+          <w:color w:val="0F4761" w:themeColor="accent1" w:themeShade="BF"/>
+          <w:kern w:val="2"/>
+          <w:sz w:val="32"/>
+          <w:szCs w:val="32"/>
+        </w:rPr>
         <w:t>_heart:</w:t>
       </w:r>
     </w:p>
     <w:p>
-      <w:r>
-        <w:rPr>
-          <w:noProof/>
-          <w:lang w:val="en-GB" w:eastAsia="zh-CN"/>
-        </w:rPr>
+      <w:pPr>
+        <w:spacing w:after="160" w:line="278" w:lineRule="auto"/>
+      </w:pPr>
+      <w:r>
         <w:drawing>
-          <wp:inline distT="0" distB="0" distL="0" distR="0" wp14:anchorId="48848110" wp14:editId="5D99E34A">
-            <wp:extent cx="5943600" cy="3502660"/>
-            <wp:effectExtent l="0" t="0" r="0" b="2540"/>
-            <wp:docPr id="1597578841" name="Picture 1"/>
+          <wp:inline distT="0" distB="0" distL="0" distR="0">
+            <wp:extent cx="5943600" cy="3505200"/>
+            <wp:effectExtent l="0" t="0" r="0" b="0"/>
+            <wp:docPr id="100003" name="Picture 100003"/>
             <wp:cNvGraphicFramePr>
               <a:graphicFrameLocks xmlns:a="http://schemas.openxmlformats.org/drawingml/2006/main" noChangeAspect="1"/>
             </wp:cNvGraphicFramePr>
@@ -1400,11 +3172,11 @@
               <a:graphicData uri="http://schemas.openxmlformats.org/drawingml/2006/picture">
                 <pic:pic xmlns:pic="http://schemas.openxmlformats.org/drawingml/2006/picture">
                   <pic:nvPicPr>
-                    <pic:cNvPr id="1597578841" name=""/>
+                    <pic:cNvPr id="100003" name="image100003"/>
                     <pic:cNvPicPr/>
                   </pic:nvPicPr>
                   <pic:blipFill>
-                    <a:blip r:embed="rId8"/>
+                    <a:blip r:embed="rId19"/>
                     <a:stretch>
                       <a:fillRect/>
                     </a:stretch>
@@ -1412,7 +3184,7 @@
                   <pic:spPr>
                     <a:xfrm>
                       <a:off x="0" y="0"/>
-                      <a:ext cx="5943600" cy="3502660"/>
+                      <a:ext cx="5943600" cy="3505200"/>
                     </a:xfrm>
                     <a:prstGeom prst="rect">
                       <a:avLst/>
@@ -1426,89 +3198,242 @@
       </w:r>
     </w:p>
     <w:p>
-      <w:r>
+      <w:pPr>
+        <w:spacing w:after="160" w:line="278" w:lineRule="auto"/>
+      </w:pPr>
+      <w:r>
+        <w:rPr>
+          <w:rFonts w:ascii="Aptos" w:hAnsi="Aptos" w:eastAsia="Aptos" w:cs="Aptos" w:asciiTheme="minorHAnsi" w:hAnsiTheme="minorHAnsi" w:eastAsiaTheme="minorHAnsi" w:csTheme="minorBidi"/>
+          <w:kern w:val="2"/>
+          <w:sz w:val="24"/>
+          <w:szCs w:val="24"/>
+        </w:rPr>
         <w:t>Dấu hiệu nhận biết của các bài toán quy hoạch động là A[i] sẽ không bị ảnh hưởng bởi A[i + 1] mà chỉ từ những số nhỏ hơn i mà thôi.</w:t>
       </w:r>
     </w:p>
-    <w:p/>
-    <w:p>
-      <w:r>
+    <w:p>
+      <w:pPr>
+        <w:spacing w:after="160" w:line="278" w:lineRule="auto"/>
+      </w:pPr>
+    </w:p>
+    <w:p>
+      <w:pPr>
+        <w:spacing w:after="160" w:line="278" w:lineRule="auto"/>
+      </w:pPr>
+      <w:r>
+        <w:rPr>
+          <w:rFonts w:ascii="Aptos" w:hAnsi="Aptos" w:eastAsia="Aptos" w:cs="Aptos" w:asciiTheme="minorHAnsi" w:hAnsiTheme="minorHAnsi" w:eastAsiaTheme="minorHAnsi" w:csTheme="minorBidi"/>
+          <w:kern w:val="2"/>
+          <w:sz w:val="24"/>
+          <w:szCs w:val="24"/>
+        </w:rPr>
         <w:t>Khi số / kết quả tràn khỏi giá trị long long, thì sử dụng string để lưu giá trị. Để cộng các “số” dưới dạng string thì chúng ta hãy làm theo kiểu tiểu học. Đây là ví dụ về phép cộng:</w:t>
       </w:r>
     </w:p>
     <w:p>
-      <w:r>
+      <w:pPr>
+        <w:spacing w:after="160" w:line="278" w:lineRule="auto"/>
+      </w:pPr>
+      <w:r>
+        <w:rPr>
+          <w:rFonts w:ascii="Aptos" w:hAnsi="Aptos" w:eastAsia="Aptos" w:cs="Aptos" w:asciiTheme="minorHAnsi" w:hAnsiTheme="minorHAnsi" w:eastAsiaTheme="minorHAnsi" w:csTheme="minorBidi"/>
+          <w:kern w:val="2"/>
+          <w:sz w:val="24"/>
+          <w:szCs w:val="24"/>
+        </w:rPr>
         <w:t xml:space="preserve">string </w:t>
       </w:r>
       <w:r>
+        <w:rPr>
+          <w:rFonts w:ascii="Aptos" w:hAnsi="Aptos" w:eastAsia="Aptos" w:cs="Aptos" w:asciiTheme="minorHAnsi" w:hAnsiTheme="minorHAnsi" w:eastAsiaTheme="minorHAnsi" w:csTheme="minorBidi"/>
+          <w:kern w:val="2"/>
+          <w:sz w:val="24"/>
+          <w:szCs w:val="24"/>
+        </w:rPr>
         <w:t>add</w:t>
       </w:r>
       <w:r>
+        <w:rPr>
+          <w:rFonts w:ascii="Aptos" w:hAnsi="Aptos" w:eastAsia="Aptos" w:cs="Aptos" w:asciiTheme="minorHAnsi" w:hAnsiTheme="minorHAnsi" w:eastAsiaTheme="minorHAnsi" w:csTheme="minorBidi"/>
+          <w:kern w:val="2"/>
+          <w:sz w:val="24"/>
+          <w:szCs w:val="24"/>
+        </w:rPr>
         <w:t>(string A, string B){</w:t>
       </w:r>
     </w:p>
     <w:p>
-      <w:r>
+      <w:pPr>
+        <w:spacing w:after="160" w:line="278" w:lineRule="auto"/>
+      </w:pPr>
+      <w:r>
+        <w:rPr>
+          <w:rFonts w:ascii="Aptos" w:hAnsi="Aptos" w:eastAsia="Aptos" w:cs="Aptos" w:asciiTheme="minorHAnsi" w:hAnsiTheme="minorHAnsi" w:eastAsiaTheme="minorHAnsi" w:csTheme="minorBidi"/>
+          <w:kern w:val="2"/>
+          <w:sz w:val="24"/>
+          <w:szCs w:val="24"/>
+        </w:rPr>
         <w:t>    while (A.size() &lt; B.size()) A = "0" + A;</w:t>
       </w:r>
     </w:p>
     <w:p>
+      <w:pPr>
+        <w:spacing w:after="160" w:line="278" w:lineRule="auto"/>
+      </w:pPr>
       <w:r>
         <w:lastRenderedPageBreak/>
+        <w:rPr>
+          <w:rFonts w:ascii="Aptos" w:hAnsi="Aptos" w:eastAsia="Aptos" w:cs="Aptos" w:asciiTheme="minorHAnsi" w:hAnsiTheme="minorHAnsi" w:eastAsiaTheme="minorHAnsi" w:csTheme="minorBidi"/>
+          <w:kern w:val="2"/>
+          <w:sz w:val="24"/>
+          <w:szCs w:val="24"/>
+        </w:rPr>
         <w:t>    while (A.size() &gt; B.size()) B = "0" + B;</w:t>
       </w:r>
     </w:p>
     <w:p>
-      <w:r>
+      <w:pPr>
+        <w:spacing w:after="160" w:line="278" w:lineRule="auto"/>
+      </w:pPr>
+      <w:r>
+        <w:rPr>
+          <w:rFonts w:ascii="Aptos" w:hAnsi="Aptos" w:eastAsia="Aptos" w:cs="Aptos" w:asciiTheme="minorHAnsi" w:hAnsiTheme="minorHAnsi" w:eastAsiaTheme="minorHAnsi" w:csTheme="minorBidi"/>
+          <w:kern w:val="2"/>
+          <w:sz w:val="24"/>
+          <w:szCs w:val="24"/>
+        </w:rPr>
         <w:t>    int sum, rem = 0;</w:t>
       </w:r>
     </w:p>
     <w:p>
-      <w:r>
+      <w:pPr>
+        <w:spacing w:after="160" w:line="278" w:lineRule="auto"/>
+      </w:pPr>
+      <w:r>
+        <w:rPr>
+          <w:rFonts w:ascii="Aptos" w:hAnsi="Aptos" w:eastAsia="Aptos" w:cs="Aptos" w:asciiTheme="minorHAnsi" w:hAnsiTheme="minorHAnsi" w:eastAsiaTheme="minorHAnsi" w:csTheme="minorBidi"/>
+          <w:kern w:val="2"/>
+          <w:sz w:val="24"/>
+          <w:szCs w:val="24"/>
+        </w:rPr>
         <w:t>    for (int i = A.size() - 1; i &gt;= 0; i--){</w:t>
       </w:r>
     </w:p>
     <w:p>
-      <w:r>
+      <w:pPr>
+        <w:spacing w:after="160" w:line="278" w:lineRule="auto"/>
+      </w:pPr>
+      <w:r>
+        <w:rPr>
+          <w:rFonts w:ascii="Aptos" w:hAnsi="Aptos" w:eastAsia="Aptos" w:cs="Aptos" w:asciiTheme="minorHAnsi" w:hAnsiTheme="minorHAnsi" w:eastAsiaTheme="minorHAnsi" w:csTheme="minorBidi"/>
+          <w:kern w:val="2"/>
+          <w:sz w:val="24"/>
+          <w:szCs w:val="24"/>
+        </w:rPr>
         <w:t>        sum = A[i] + B[i] - '0' * 2 + rem;</w:t>
       </w:r>
     </w:p>
     <w:p>
-      <w:r>
+      <w:pPr>
+        <w:spacing w:after="160" w:line="278" w:lineRule="auto"/>
+      </w:pPr>
+      <w:r>
+        <w:rPr>
+          <w:rFonts w:ascii="Aptos" w:hAnsi="Aptos" w:eastAsia="Aptos" w:cs="Aptos" w:asciiTheme="minorHAnsi" w:hAnsiTheme="minorHAnsi" w:eastAsiaTheme="minorHAnsi" w:csTheme="minorBidi"/>
+          <w:kern w:val="2"/>
+          <w:sz w:val="24"/>
+          <w:szCs w:val="24"/>
+        </w:rPr>
         <w:t>        A[i] = sum % 10 + '0';</w:t>
       </w:r>
     </w:p>
     <w:p>
-      <w:r>
+      <w:pPr>
+        <w:spacing w:after="160" w:line="278" w:lineRule="auto"/>
+      </w:pPr>
+      <w:r>
+        <w:rPr>
+          <w:rFonts w:ascii="Aptos" w:hAnsi="Aptos" w:eastAsia="Aptos" w:cs="Aptos" w:asciiTheme="minorHAnsi" w:hAnsiTheme="minorHAnsi" w:eastAsiaTheme="minorHAnsi" w:csTheme="minorBidi"/>
+          <w:kern w:val="2"/>
+          <w:sz w:val="24"/>
+          <w:szCs w:val="24"/>
+        </w:rPr>
         <w:t>        rem = sum / 10;</w:t>
       </w:r>
     </w:p>
     <w:p>
-      <w:r>
+      <w:pPr>
+        <w:spacing w:after="160" w:line="278" w:lineRule="auto"/>
+      </w:pPr>
+      <w:r>
+        <w:rPr>
+          <w:rFonts w:ascii="Aptos" w:hAnsi="Aptos" w:eastAsia="Aptos" w:cs="Aptos" w:asciiTheme="minorHAnsi" w:hAnsiTheme="minorHAnsi" w:eastAsiaTheme="minorHAnsi" w:csTheme="minorBidi"/>
+          <w:kern w:val="2"/>
+          <w:sz w:val="24"/>
+          <w:szCs w:val="24"/>
+        </w:rPr>
         <w:t>    }</w:t>
       </w:r>
     </w:p>
     <w:p>
-      <w:r>
+      <w:pPr>
+        <w:spacing w:after="160" w:line="278" w:lineRule="auto"/>
+      </w:pPr>
+      <w:r>
+        <w:rPr>
+          <w:rFonts w:ascii="Aptos" w:hAnsi="Aptos" w:eastAsia="Aptos" w:cs="Aptos" w:asciiTheme="minorHAnsi" w:hAnsiTheme="minorHAnsi" w:eastAsiaTheme="minorHAnsi" w:csTheme="minorBidi"/>
+          <w:kern w:val="2"/>
+          <w:sz w:val="24"/>
+          <w:szCs w:val="24"/>
+        </w:rPr>
         <w:t>    if (rem == 1) A = "1" + A;</w:t>
       </w:r>
     </w:p>
     <w:p>
-      <w:r>
+      <w:pPr>
+        <w:spacing w:after="160" w:line="278" w:lineRule="auto"/>
+      </w:pPr>
+      <w:r>
+        <w:rPr>
+          <w:rFonts w:ascii="Aptos" w:hAnsi="Aptos" w:eastAsia="Aptos" w:cs="Aptos" w:asciiTheme="minorHAnsi" w:hAnsiTheme="minorHAnsi" w:eastAsiaTheme="minorHAnsi" w:csTheme="minorBidi"/>
+          <w:kern w:val="2"/>
+          <w:sz w:val="24"/>
+          <w:szCs w:val="24"/>
+        </w:rPr>
         <w:t>    return A;</w:t>
       </w:r>
     </w:p>
     <w:p>
-      <w:r>
+      <w:pPr>
+        <w:spacing w:after="160" w:line="278" w:lineRule="auto"/>
+      </w:pPr>
+      <w:r>
+        <w:rPr>
+          <w:rFonts w:ascii="Aptos" w:hAnsi="Aptos" w:eastAsia="Aptos" w:cs="Aptos" w:asciiTheme="minorHAnsi" w:hAnsiTheme="minorHAnsi" w:eastAsiaTheme="minorHAnsi" w:csTheme="minorBidi"/>
+          <w:kern w:val="2"/>
+          <w:sz w:val="24"/>
+          <w:szCs w:val="24"/>
+        </w:rPr>
         <w:t>}</w:t>
       </w:r>
     </w:p>
-    <w:p/>
+    <w:p>
+      <w:pPr>
+        <w:spacing w:after="160" w:line="278" w:lineRule="auto"/>
+      </w:pPr>
+    </w:p>
     <w:p>
       <w:pPr>
         <w:pStyle w:val="Heading2"/>
       </w:pPr>
       <w:r>
+        <w:rPr>
+          <w:rFonts w:ascii="Aptos Display" w:hAnsi="Aptos Display" w:eastAsia="等线 Light" w:cs="Aptos Display" w:asciiTheme="majorHAnsi" w:hAnsiTheme="majorHAnsi" w:eastAsiaTheme="majorEastAsia" w:csTheme="majorBidi"/>
+          <w:color w:val="0F4761" w:themeColor="accent1" w:themeShade="BF"/>
+          <w:kern w:val="2"/>
+          <w:sz w:val="32"/>
+          <w:szCs w:val="32"/>
+        </w:rPr>
         <w:t>ĐỌC VỀ PREFIX SUM</w:t>
       </w:r>
     </w:p>
@@ -1518,10 +3443,16 @@
           <w:rStyle w:val="Hyperlink"/>
         </w:rPr>
       </w:pPr>
-      <w:hyperlink r:id="rId9" w:history="1">
+      <w:hyperlink r:id="rId9">
         <w:r>
           <w:rPr>
             <w:rStyle w:val="Hyperlink"/>
+            <w:rFonts w:ascii="Aptos" w:hAnsi="Aptos" w:eastAsia="Aptos" w:cs="Aptos" w:asciiTheme="minorHAnsi" w:hAnsiTheme="minorHAnsi" w:eastAsiaTheme="minorHAnsi" w:csTheme="minorBidi"/>
+            <w:color w:val="467886" w:themeColor="hyperlink"/>
+            <w:kern w:val="2"/>
+            <w:sz w:val="24"/>
+            <w:szCs w:val="24"/>
+            <w:u w:val="single"/>
           </w:rPr>
           <w:t>https://wiki.vnoi.info/algo/data-structures/prefix-sum-and-difference-array.md</w:t>
         </w:r>
@@ -1544,7 +3475,11 @@
       <w:r>
         <w:rPr>
           <w:rStyle w:val="Hyperlink"/>
-          <w:u w:val="none"/>
+          <w:rFonts w:ascii="Aptos" w:hAnsi="Aptos" w:eastAsia="Aptos" w:cs="Aptos" w:asciiTheme="minorHAnsi" w:hAnsiTheme="minorHAnsi" w:eastAsiaTheme="minorHAnsi" w:csTheme="minorBidi"/>
+          <w:color w:val="467886" w:themeColor="hyperlink"/>
+          <w:kern w:val="2"/>
+          <w:sz w:val="24"/>
+          <w:szCs w:val="24"/>
         </w:rPr>
         <w:t>Những bài sử dụng nhiều truy vấn q có thể dùng prefix sum dể tính trước tất cả các kết quả để khi truy vấn chỉ cần gọi prefix sum / cộng trừ prefix sum mà thôi.</w:t>
       </w:r>
@@ -1559,7 +3494,11 @@
       <w:r>
         <w:rPr>
           <w:rStyle w:val="Hyperlink"/>
-          <w:u w:val="none"/>
+          <w:rFonts w:ascii="Aptos" w:hAnsi="Aptos" w:eastAsia="Aptos" w:cs="Aptos" w:asciiTheme="minorHAnsi" w:hAnsiTheme="minorHAnsi" w:eastAsiaTheme="minorHAnsi" w:csTheme="minorBidi"/>
+          <w:color w:val="467886" w:themeColor="hyperlink"/>
+          <w:kern w:val="2"/>
+          <w:sz w:val="24"/>
+          <w:szCs w:val="24"/>
         </w:rPr>
         <w:t>VD: Cho các số a, b. Tìm trong đoạn a, b số lượng các số có đúng k ước nguyên tố. (q truy vấn)</w:t>
       </w:r>
@@ -1572,16 +3511,12 @@
         </w:rPr>
       </w:pPr>
       <w:r>
-        <w:rPr>
-          <w:noProof/>
-          <w:lang w:val="en-GB" w:eastAsia="zh-CN"/>
-        </w:rPr>
         <w:lastRenderedPageBreak/>
         <w:drawing>
-          <wp:inline distT="0" distB="0" distL="0" distR="0" wp14:anchorId="377783D1" wp14:editId="18F36D81">
-            <wp:extent cx="4690753" cy="5910842"/>
+          <wp:inline distT="0" distB="0" distL="0" distR="0">
+            <wp:extent cx="4686300" cy="5915025"/>
             <wp:effectExtent l="0" t="0" r="0" b="0"/>
-            <wp:docPr id="5" name="Picture 5"/>
+            <wp:docPr id="100004" name="Picture 100004"/>
             <wp:cNvGraphicFramePr>
               <a:graphicFrameLocks xmlns:a="http://schemas.openxmlformats.org/drawingml/2006/main" noChangeAspect="1"/>
             </wp:cNvGraphicFramePr>
@@ -1589,11 +3524,11 @@
               <a:graphicData uri="http://schemas.openxmlformats.org/drawingml/2006/picture">
                 <pic:pic xmlns:pic="http://schemas.openxmlformats.org/drawingml/2006/picture">
                   <pic:nvPicPr>
-                    <pic:cNvPr id="1" name=""/>
+                    <pic:cNvPr id="100004" name="image100004"/>
                     <pic:cNvPicPr/>
                   </pic:nvPicPr>
                   <pic:blipFill>
-                    <a:blip r:embed="rId10"/>
+                    <a:blip r:embed="rId20"/>
                     <a:stretch>
                       <a:fillRect/>
                     </a:stretch>
@@ -1601,7 +3536,7 @@
                   <pic:spPr>
                     <a:xfrm>
                       <a:off x="0" y="0"/>
-                      <a:ext cx="4702035" cy="5925059"/>
+                      <a:ext cx="4686300" cy="5915025"/>
                     </a:xfrm>
                     <a:prstGeom prst="rect">
                       <a:avLst/>
@@ -1615,18 +3550,48 @@
       </w:r>
     </w:p>
     <w:p>
-      <w:r>
+      <w:pPr>
+        <w:spacing w:after="160" w:line="278" w:lineRule="auto"/>
+      </w:pPr>
+      <w:r>
+        <w:rPr>
+          <w:rFonts w:ascii="Aptos" w:hAnsi="Aptos" w:eastAsia="Aptos" w:cs="Aptos" w:asciiTheme="minorHAnsi" w:hAnsiTheme="minorHAnsi" w:eastAsiaTheme="minorHAnsi" w:csTheme="minorBidi"/>
+          <w:kern w:val="2"/>
+          <w:sz w:val="24"/>
+          <w:szCs w:val="24"/>
+        </w:rPr>
         <w:t>Chú thích prefixsum[i][j] là số</w:t>
       </w:r>
       <w:r>
+        <w:rPr>
+          <w:rFonts w:ascii="Aptos" w:hAnsi="Aptos" w:eastAsia="Aptos" w:cs="Aptos" w:asciiTheme="minorHAnsi" w:hAnsiTheme="minorHAnsi" w:eastAsiaTheme="minorHAnsi" w:csTheme="minorBidi"/>
+          <w:kern w:val="2"/>
+          <w:sz w:val="24"/>
+          <w:szCs w:val="24"/>
+        </w:rPr>
         <w:t xml:space="preserve"> các số</w:t>
       </w:r>
       <w:r>
+        <w:rPr>
+          <w:rFonts w:ascii="Aptos" w:hAnsi="Aptos" w:eastAsia="Aptos" w:cs="Aptos" w:asciiTheme="minorHAnsi" w:hAnsiTheme="minorHAnsi" w:eastAsiaTheme="minorHAnsi" w:csTheme="minorBidi"/>
+          <w:kern w:val="2"/>
+          <w:sz w:val="24"/>
+          <w:szCs w:val="24"/>
+        </w:rPr>
         <w:t xml:space="preserve"> có đúng j ước nguyên tố từ 1 tới i</w:t>
       </w:r>
     </w:p>
     <w:p>
-      <w:r>
+      <w:pPr>
+        <w:spacing w:after="160" w:line="278" w:lineRule="auto"/>
+      </w:pPr>
+      <w:r>
+        <w:rPr>
+          <w:rFonts w:ascii="Aptos" w:hAnsi="Aptos" w:eastAsia="Aptos" w:cs="Aptos" w:asciiTheme="minorHAnsi" w:hAnsiTheme="minorHAnsi" w:eastAsiaTheme="minorHAnsi" w:csTheme="minorBidi"/>
+          <w:kern w:val="2"/>
+          <w:sz w:val="24"/>
+          <w:szCs w:val="24"/>
+        </w:rPr>
         <w:t>ĐỌC VỀ DEQUE MIN MAX</w:t>
       </w:r>
     </w:p>
@@ -1636,10 +3601,16 @@
           <w:rStyle w:val="Hyperlink"/>
         </w:rPr>
       </w:pPr>
-      <w:hyperlink r:id="rId11" w:history="1">
+      <w:hyperlink r:id="rId11">
         <w:r>
           <w:rPr>
             <w:rStyle w:val="Hyperlink"/>
+            <w:rFonts w:ascii="Aptos" w:hAnsi="Aptos" w:eastAsia="Aptos" w:cs="Aptos" w:asciiTheme="minorHAnsi" w:hAnsiTheme="minorHAnsi" w:eastAsiaTheme="minorHAnsi" w:csTheme="minorBidi"/>
+            <w:color w:val="467886" w:themeColor="hyperlink"/>
+            <w:kern w:val="2"/>
+            <w:sz w:val="24"/>
+            <w:szCs w:val="24"/>
+            <w:u w:val="single"/>
           </w:rPr>
           <w:t>https://wiki.vnoi.info/algo/data-structures/deque-min-max</w:t>
         </w:r>
@@ -1653,43 +3624,90 @@
       </w:pPr>
     </w:p>
     <w:p>
-      <w:r>
+      <w:pPr>
+        <w:spacing w:after="160" w:line="278" w:lineRule="auto"/>
+      </w:pPr>
+      <w:r>
+        <w:rPr>
+          <w:rFonts w:ascii="Aptos" w:hAnsi="Aptos" w:eastAsia="Aptos" w:cs="Aptos" w:asciiTheme="minorHAnsi" w:hAnsiTheme="minorHAnsi" w:eastAsiaTheme="minorHAnsi" w:csTheme="minorBidi"/>
+          <w:kern w:val="2"/>
+          <w:sz w:val="24"/>
+          <w:szCs w:val="24"/>
+        </w:rPr>
         <w:t>CÓ THỂ DÙNG CHẶT NHỊ PHÂN ĐỂ TÌM KIẾM KẾT QUẢ</w:t>
       </w:r>
     </w:p>
     <w:p>
-      <w:r>
+      <w:pPr>
+        <w:spacing w:after="160" w:line="278" w:lineRule="auto"/>
+      </w:pPr>
+      <w:r>
+        <w:rPr>
+          <w:rFonts w:ascii="Aptos" w:hAnsi="Aptos" w:eastAsia="Aptos" w:cs="Aptos" w:asciiTheme="minorHAnsi" w:hAnsiTheme="minorHAnsi" w:eastAsiaTheme="minorHAnsi" w:csTheme="minorBidi"/>
+          <w:kern w:val="2"/>
+          <w:sz w:val="24"/>
+          <w:szCs w:val="24"/>
+        </w:rPr>
         <w:t xml:space="preserve">DẠNG CHẶT NHỊ PHÂN NÀY SẼ CHẶT CHO ĐẾN KHI NÀO TÌM RA GIÁ TRỊ NHỎ NHẤT / LỚN NHẤT, NHỎ HƠN / LỚN HƠN một giá trị nào đó để thỏa mãn điều kiện </w:t>
       </w:r>
       <w:r>
-        <w:lastRenderedPageBreak/>
+        <w:rPr>
+          <w:rFonts w:ascii="Aptos" w:hAnsi="Aptos" w:eastAsia="Aptos" w:cs="Aptos" w:asciiTheme="minorHAnsi" w:hAnsiTheme="minorHAnsi" w:eastAsiaTheme="minorHAnsi" w:csTheme="minorBidi"/>
+          <w:kern w:val="2"/>
+          <w:sz w:val="24"/>
+          <w:szCs w:val="24"/>
+        </w:rPr>
         <w:t>của một hàm bool check(para) (hàm sẽ kiểm tra xem số liệu đó có thỏa mãn bài toán không.</w:t>
       </w:r>
     </w:p>
     <w:p>
-      <w:r>
+      <w:pPr>
+        <w:spacing w:after="160" w:line="278" w:lineRule="auto"/>
+      </w:pPr>
+      <w:r>
+        <w:rPr>
+          <w:rFonts w:ascii="Aptos" w:hAnsi="Aptos" w:eastAsia="Aptos" w:cs="Aptos" w:asciiTheme="minorHAnsi" w:hAnsiTheme="minorHAnsi" w:eastAsiaTheme="minorHAnsi" w:csTheme="minorBidi"/>
+          <w:kern w:val="2"/>
+          <w:sz w:val="24"/>
+          <w:szCs w:val="24"/>
+        </w:rPr>
         <w:t>VD</w:t>
       </w:r>
       <w:r>
+        <w:rPr>
+          <w:rFonts w:ascii="Aptos" w:hAnsi="Aptos" w:eastAsia="Aptos" w:cs="Aptos" w:asciiTheme="minorHAnsi" w:hAnsiTheme="minorHAnsi" w:eastAsiaTheme="minorHAnsi" w:csTheme="minorBidi"/>
+          <w:kern w:val="2"/>
+          <w:sz w:val="24"/>
+          <w:szCs w:val="24"/>
+        </w:rPr>
         <w:t>: Cho n thành phố và m tòa bảo vệ trên một trục từ -10^9 tới 10^9 đã sắp xếp</w:t>
       </w:r>
     </w:p>
     <w:p>
-      <w:r>
+      <w:pPr>
+        <w:spacing w:after="160" w:line="278" w:lineRule="auto"/>
+      </w:pPr>
+      <w:r>
+        <w:rPr>
+          <w:rFonts w:ascii="Aptos" w:hAnsi="Aptos" w:eastAsia="Aptos" w:cs="Aptos" w:asciiTheme="minorHAnsi" w:hAnsiTheme="minorHAnsi" w:eastAsiaTheme="minorHAnsi" w:csTheme="minorBidi"/>
+          <w:kern w:val="2"/>
+          <w:sz w:val="24"/>
+          <w:szCs w:val="24"/>
+        </w:rPr>
         <w:t>Tìm bán kính r nhỏ nhất của các tháp bảo vệ để có thể bảo vệ được tất cả thành phố</w:t>
       </w:r>
     </w:p>
     <w:p>
-      <w:r>
-        <w:rPr>
-          <w:noProof/>
-          <w:lang w:val="en-GB" w:eastAsia="zh-CN"/>
-        </w:rPr>
+      <w:pPr>
+        <w:spacing w:after="160" w:line="278" w:lineRule="auto"/>
+      </w:pPr>
+      <w:bookmarkStart w:id="0" w:name="_GoBack"/>
+      <w:r>
         <w:drawing>
-          <wp:inline distT="0" distB="0" distL="0" distR="0" wp14:anchorId="603E2E89" wp14:editId="2CF682D2">
-            <wp:extent cx="4070220" cy="5379522"/>
-            <wp:effectExtent l="0" t="0" r="6985" b="0"/>
-            <wp:docPr id="1" name="Picture 1"/>
+          <wp:inline distT="0" distB="0" distL="0" distR="0">
+            <wp:extent cx="4067175" cy="5381625"/>
+            <wp:effectExtent l="0" t="0" r="9525" b="0"/>
+            <wp:docPr id="100005" name="Picture 100005"/>
             <wp:cNvGraphicFramePr>
               <a:graphicFrameLocks xmlns:a="http://schemas.openxmlformats.org/drawingml/2006/main" noChangeAspect="1"/>
             </wp:cNvGraphicFramePr>
@@ -1697,11 +3715,11 @@
               <a:graphicData uri="http://schemas.openxmlformats.org/drawingml/2006/picture">
                 <pic:pic xmlns:pic="http://schemas.openxmlformats.org/drawingml/2006/picture">
                   <pic:nvPicPr>
-                    <pic:cNvPr id="1" name=""/>
+                    <pic:cNvPr id="100005" name="image100005"/>
                     <pic:cNvPicPr/>
                   </pic:nvPicPr>
                   <pic:blipFill>
-                    <a:blip r:embed="rId12"/>
+                    <a:blip r:embed="rId21"/>
                     <a:stretch>
                       <a:fillRect/>
                     </a:stretch>
@@ -1709,7 +3727,7 @@
                   <pic:spPr>
                     <a:xfrm>
                       <a:off x="0" y="0"/>
-                      <a:ext cx="4101245" cy="5420527"/>
+                      <a:ext cx="4067175" cy="5381625"/>
                     </a:xfrm>
                     <a:prstGeom prst="rect">
                       <a:avLst/>
@@ -1721,28 +3739,458 @@
           </wp:inline>
         </w:drawing>
       </w:r>
-      <w:bookmarkStart w:id="0" w:name="_GoBack"/>
       <w:bookmarkEnd w:id="0"/>
     </w:p>
     <w:p>
-      <w:r>
+      <w:pPr>
+        <w:spacing w:after="160" w:line="278" w:lineRule="auto"/>
+      </w:pPr>
+      <w:r>
+        <w:rPr>
+          <w:rFonts w:ascii="Aptos" w:hAnsi="Aptos" w:eastAsia="Aptos" w:cs="Aptos" w:asciiTheme="minorHAnsi" w:hAnsiTheme="minorHAnsi" w:eastAsiaTheme="minorHAnsi" w:csTheme="minorBidi"/>
+          <w:kern w:val="2"/>
+          <w:sz w:val="24"/>
+          <w:szCs w:val="24"/>
+        </w:rPr>
         <w:t xml:space="preserve">Đọc về thuật toán KMP </w:t>
       </w:r>
-      <w:hyperlink r:id="rId13" w:history="1">
+      <w:hyperlink r:id="rId13">
         <w:r>
           <w:rPr>
             <w:rStyle w:val="Hyperlink"/>
+            <w:rFonts w:ascii="Aptos" w:hAnsi="Aptos" w:eastAsia="Aptos" w:cs="Aptos" w:asciiTheme="minorHAnsi" w:hAnsiTheme="minorHAnsi" w:eastAsiaTheme="minorHAnsi" w:csTheme="minorBidi"/>
+            <w:color w:val="467886" w:themeColor="hyperlink"/>
+            <w:kern w:val="2"/>
+            <w:sz w:val="24"/>
+            <w:szCs w:val="24"/>
+            <w:u w:val="single"/>
           </w:rPr>
           <w:t>https://wiki.vnoi.info/translate/wcipeg/kmp</w:t>
         </w:r>
       </w:hyperlink>
     </w:p>
-    <w:p/>
-    <w:p/>
+    <w:p>
+      <w:pPr>
+        <w:spacing w:after="160" w:line="278" w:lineRule="auto"/>
+      </w:pPr>
+    </w:p>
+    <w:p>
+      <w:pPr>
+        <w:spacing w:after="160" w:line="278" w:lineRule="auto"/>
+      </w:pPr>
+    </w:p>
+    <w:p>
+      <w:pPr>
+        <w:spacing w:after="160" w:line="278" w:lineRule="auto"/>
+      </w:pPr>
+    </w:p>
+    <w:p>
+      <w:pPr>
+        <w:spacing w:after="160" w:line="278" w:lineRule="auto"/>
+      </w:pPr>
+    </w:p>
+    <w:p>
+      <w:pPr>
+        <w:spacing w:after="160" w:line="278" w:lineRule="auto"/>
+      </w:pPr>
+    </w:p>
+    <w:p>
+      <w:pPr>
+        <w:spacing w:after="160" w:line="278" w:lineRule="auto"/>
+      </w:pPr>
+    </w:p>
+    <w:p>
+      <w:pPr>
+        <w:spacing w:after="160" w:line="278" w:lineRule="auto"/>
+      </w:pPr>
+    </w:p>
+    <w:p>
+      <w:pPr>
+        <w:spacing w:after="160" w:line="278" w:lineRule="auto"/>
+      </w:pPr>
+      <w:r>
+        <w:rPr>
+          <w:rFonts w:ascii="Consolas" w:cs="Consolas"/>
+          <w:sz w:val="30"/>
+          <w:szCs w:val="30"/>
+        </w:rPr>
+        <w:t xml:space="preserve">    auto </w:t>
+      </w:r>
+      <w:r>
+        <w:rPr>
+          <w:rFonts w:ascii="Consolas" w:cs="Consolas"/>
+          <w:i/>
+          <w:iCs/>
+          <w:sz w:val="30"/>
+          <w:szCs w:val="30"/>
+        </w:rPr>
+        <w:t>f</w:t>
+      </w:r>
+      <w:r>
+        <w:rPr>
+          <w:rFonts w:ascii="Consolas" w:cs="Consolas"/>
+          <w:sz w:val="30"/>
+          <w:szCs w:val="30"/>
+        </w:rPr>
+        <w:t xml:space="preserve"> =[&amp;](</w:t>
+      </w:r>
+      <w:r>
+        <w:rPr>
+          <w:rFonts w:ascii="Consolas" w:cs="Consolas"/>
+          <w:i/>
+          <w:iCs/>
+          <w:sz w:val="30"/>
+          <w:szCs w:val="30"/>
+        </w:rPr>
+        <w:t>int</w:t>
+      </w:r>
+      <w:r>
+        <w:rPr>
+          <w:rFonts w:ascii="Consolas" w:cs="Consolas"/>
+          <w:sz w:val="30"/>
+          <w:szCs w:val="30"/>
+        </w:rPr>
+        <w:t xml:space="preserve"> S, </w:t>
+      </w:r>
+      <w:r>
+        <w:rPr>
+          <w:rFonts w:ascii="Consolas" w:cs="Consolas"/>
+          <w:i/>
+          <w:iCs/>
+          <w:sz w:val="30"/>
+          <w:szCs w:val="30"/>
+        </w:rPr>
+        <w:t>int</w:t>
+      </w:r>
+      <w:r>
+        <w:rPr>
+          <w:rFonts w:ascii="Consolas" w:cs="Consolas"/>
+          <w:sz w:val="30"/>
+          <w:szCs w:val="30"/>
+        </w:rPr>
+        <w:t xml:space="preserve"> x) -&gt;</w:t>
+      </w:r>
+      <w:r>
+        <w:rPr>
+          <w:rFonts w:ascii="Consolas" w:cs="Consolas"/>
+          <w:i/>
+          <w:iCs/>
+          <w:sz w:val="30"/>
+          <w:szCs w:val="30"/>
+        </w:rPr>
+        <w:t>int</w:t>
+      </w:r>
+      <w:r>
+        <w:rPr>
+          <w:rFonts w:ascii="Consolas" w:cs="Consolas"/>
+          <w:sz w:val="30"/>
+          <w:szCs w:val="30"/>
+        </w:rPr>
+        <w:t xml:space="preserve"> {</w:t>
+      </w:r>
+    </w:p>
+    <w:p>
+      <w:r>
+        <w:rPr>
+          <w:rFonts w:ascii="Consolas" w:cs="Consolas"/>
+          <w:sz w:val="30"/>
+          <w:szCs w:val="30"/>
+        </w:rPr>
+        <w:t xml:space="preserve">        </w:t>
+      </w:r>
+      <w:r>
+        <w:rPr>
+          <w:rFonts w:ascii="Consolas" w:cs="Consolas"/>
+          <w:i/>
+          <w:iCs/>
+          <w:sz w:val="30"/>
+          <w:szCs w:val="30"/>
+        </w:rPr>
+        <w:t>int</w:t>
+      </w:r>
+      <w:r>
+        <w:rPr>
+          <w:rFonts w:ascii="Consolas" w:cs="Consolas"/>
+          <w:sz w:val="30"/>
+          <w:szCs w:val="30"/>
+        </w:rPr>
+        <w:t xml:space="preserve"> best = 0;</w:t>
+      </w:r>
+    </w:p>
+    <w:p>
+      <w:r>
+        <w:rPr>
+          <w:rFonts w:ascii="Consolas" w:cs="Consolas"/>
+          <w:sz w:val="30"/>
+          <w:szCs w:val="30"/>
+        </w:rPr>
+        <w:t xml:space="preserve">        </w:t>
+      </w:r>
+      <w:r>
+        <w:rPr>
+          <w:rFonts w:ascii="Consolas" w:cs="Consolas"/>
+          <w:i/>
+          <w:iCs/>
+          <w:sz w:val="30"/>
+          <w:szCs w:val="30"/>
+        </w:rPr>
+        <w:t>int</w:t>
+      </w:r>
+      <w:r>
+        <w:rPr>
+          <w:rFonts w:ascii="Consolas" w:cs="Consolas"/>
+          <w:sz w:val="30"/>
+          <w:szCs w:val="30"/>
+        </w:rPr>
+        <w:t xml:space="preserve"> cur = 0;</w:t>
+      </w:r>
+    </w:p>
+    <w:p>
+      <w:r>
+        <w:rPr>
+          <w:rFonts w:ascii="Consolas" w:cs="Consolas"/>
+          <w:sz w:val="30"/>
+          <w:szCs w:val="30"/>
+        </w:rPr>
+        <w:t>        for (</w:t>
+      </w:r>
+      <w:r>
+        <w:rPr>
+          <w:rFonts w:ascii="Consolas" w:cs="Consolas"/>
+          <w:i/>
+          <w:iCs/>
+          <w:sz w:val="30"/>
+          <w:szCs w:val="30"/>
+        </w:rPr>
+        <w:t>int</w:t>
+      </w:r>
+      <w:r>
+        <w:rPr>
+          <w:rFonts w:ascii="Consolas" w:cs="Consolas"/>
+          <w:sz w:val="30"/>
+          <w:szCs w:val="30"/>
+        </w:rPr>
+        <w:t xml:space="preserve"> i = 30; i &gt;= 0; i--) {</w:t>
+      </w:r>
+    </w:p>
+    <w:p>
+      <w:r>
+        <w:rPr>
+          <w:rFonts w:ascii="Consolas" w:cs="Consolas"/>
+          <w:sz w:val="30"/>
+          <w:szCs w:val="30"/>
+        </w:rPr>
+        <w:t xml:space="preserve">            </w:t>
+      </w:r>
+      <w:r>
+        <w:rPr>
+          <w:rFonts w:ascii="Consolas" w:cs="Consolas"/>
+          <w:i/>
+          <w:iCs/>
+          <w:sz w:val="30"/>
+          <w:szCs w:val="30"/>
+        </w:rPr>
+        <w:t>int</w:t>
+      </w:r>
+      <w:r>
+        <w:rPr>
+          <w:rFonts w:ascii="Consolas" w:cs="Consolas"/>
+          <w:sz w:val="30"/>
+          <w:szCs w:val="30"/>
+        </w:rPr>
+        <w:t xml:space="preserve"> p = (S &gt;&gt; i) &amp; 1;</w:t>
+      </w:r>
+    </w:p>
+    <w:p>
+      <w:r>
+        <w:rPr>
+          <w:rFonts w:ascii="Consolas" w:cs="Consolas"/>
+          <w:sz w:val="30"/>
+          <w:szCs w:val="30"/>
+        </w:rPr>
+        <w:t xml:space="preserve">            </w:t>
+      </w:r>
+      <w:r>
+        <w:rPr>
+          <w:rFonts w:ascii="Consolas" w:cs="Consolas"/>
+          <w:i/>
+          <w:iCs/>
+          <w:sz w:val="30"/>
+          <w:szCs w:val="30"/>
+        </w:rPr>
+        <w:t>int</w:t>
+      </w:r>
+      <w:r>
+        <w:rPr>
+          <w:rFonts w:ascii="Consolas" w:cs="Consolas"/>
+          <w:sz w:val="30"/>
+          <w:szCs w:val="30"/>
+        </w:rPr>
+        <w:t xml:space="preserve"> q = (x &gt;&gt; i) &amp; 1;</w:t>
+      </w:r>
+    </w:p>
+    <w:p>
+      <w:r>
+        <w:rPr>
+          <w:rFonts w:ascii="Consolas" w:cs="Consolas"/>
+          <w:sz w:val="30"/>
+          <w:szCs w:val="30"/>
+        </w:rPr>
+        <w:t>            if (p == 1 &amp;&amp; q == 1) {</w:t>
+      </w:r>
+    </w:p>
+    <w:p>
+      <w:r>
+        <w:rPr>
+          <w:rFonts w:ascii="Consolas" w:cs="Consolas"/>
+          <w:sz w:val="30"/>
+          <w:szCs w:val="30"/>
+        </w:rPr>
+        <w:t xml:space="preserve">                best = </w:t>
+      </w:r>
+      <w:r>
+        <w:rPr>
+          <w:rFonts w:ascii="Consolas" w:cs="Consolas"/>
+          <w:i/>
+          <w:iCs/>
+          <w:sz w:val="30"/>
+          <w:szCs w:val="30"/>
+        </w:rPr>
+        <w:t>max</w:t>
+      </w:r>
+      <w:r>
+        <w:rPr>
+          <w:rFonts w:ascii="Consolas" w:cs="Consolas"/>
+          <w:sz w:val="30"/>
+          <w:szCs w:val="30"/>
+        </w:rPr>
+        <w:t>(best, cur + (S &amp; ((1LL &lt;&lt; i) - 1)));</w:t>
+      </w:r>
+    </w:p>
+    <w:p>
+      <w:r>
+        <w:rPr>
+          <w:rFonts w:ascii="Consolas" w:cs="Consolas"/>
+          <w:sz w:val="30"/>
+          <w:szCs w:val="30"/>
+        </w:rPr>
+        <w:t>                cur |= (1LL &lt;&lt; i);</w:t>
+      </w:r>
+    </w:p>
+    <w:p>
+      <w:r>
+        <w:rPr>
+          <w:rFonts w:ascii="Consolas" w:cs="Consolas"/>
+          <w:sz w:val="30"/>
+          <w:szCs w:val="30"/>
+        </w:rPr>
+        <w:t>            } else if (p == 0 &amp;&amp; q == 1) {</w:t>
+      </w:r>
+    </w:p>
+    <w:p>
+      <w:r>
+        <w:rPr>
+          <w:rFonts w:ascii="Consolas" w:cs="Consolas"/>
+          <w:sz w:val="30"/>
+          <w:szCs w:val="30"/>
+        </w:rPr>
+        <w:t xml:space="preserve">                best = </w:t>
+      </w:r>
+      <w:r>
+        <w:rPr>
+          <w:rFonts w:ascii="Consolas" w:cs="Consolas"/>
+          <w:i/>
+          <w:iCs/>
+          <w:sz w:val="30"/>
+          <w:szCs w:val="30"/>
+        </w:rPr>
+        <w:t>max</w:t>
+      </w:r>
+      <w:r>
+        <w:rPr>
+          <w:rFonts w:ascii="Consolas" w:cs="Consolas"/>
+          <w:sz w:val="30"/>
+          <w:szCs w:val="30"/>
+        </w:rPr>
+        <w:t>(best, cur + (S &amp; ((1LL &lt;&lt; i) - 1)));</w:t>
+      </w:r>
+    </w:p>
+    <w:p>
+      <w:r>
+        <w:rPr>
+          <w:rFonts w:ascii="Consolas" w:cs="Consolas"/>
+          <w:sz w:val="30"/>
+          <w:szCs w:val="30"/>
+        </w:rPr>
+        <w:t>                break;</w:t>
+      </w:r>
+    </w:p>
+    <w:p>
+      <w:r>
+        <w:rPr>
+          <w:rFonts w:ascii="Consolas" w:cs="Consolas"/>
+          <w:sz w:val="30"/>
+          <w:szCs w:val="30"/>
+        </w:rPr>
+        <w:t>            }</w:t>
+      </w:r>
+    </w:p>
+    <w:p>
+      <w:r>
+        <w:rPr>
+          <w:rFonts w:ascii="Consolas" w:cs="Consolas"/>
+          <w:sz w:val="30"/>
+          <w:szCs w:val="30"/>
+        </w:rPr>
+        <w:t>        }</w:t>
+      </w:r>
+    </w:p>
+    <w:p>
+      <w:r>
+        <w:rPr>
+          <w:rFonts w:ascii="Consolas" w:cs="Consolas"/>
+          <w:sz w:val="30"/>
+          <w:szCs w:val="30"/>
+        </w:rPr>
+        <w:t xml:space="preserve">        return </w:t>
+      </w:r>
+      <w:r>
+        <w:rPr>
+          <w:rFonts w:ascii="Consolas" w:cs="Consolas"/>
+          <w:i/>
+          <w:iCs/>
+          <w:sz w:val="30"/>
+          <w:szCs w:val="30"/>
+        </w:rPr>
+        <w:t>max</w:t>
+      </w:r>
+      <w:r>
+        <w:rPr>
+          <w:rFonts w:ascii="Consolas" w:cs="Consolas"/>
+          <w:sz w:val="30"/>
+          <w:szCs w:val="30"/>
+        </w:rPr>
+        <w:t>(best, cur);</w:t>
+      </w:r>
+    </w:p>
+    <w:p>
+      <w:r>
+        <w:rPr>
+          <w:rFonts w:ascii="Consolas" w:cs="Consolas"/>
+          <w:sz w:val="30"/>
+          <w:szCs w:val="30"/>
+        </w:rPr>
+        <w:t>    };</w:t>
+      </w:r>
+    </w:p>
+    <w:p>
+      <w:r>
+        <w:t>tìm submask Lớn nhất của S &lt;= x</w:t>
+      </w:r>
+    </w:p>
     <w:sectPr>
       <w:pgSz w:w="12240" w:h="15840"/>
       <w:pgMar w:top="1440" w:right="1440" w:bottom="1440" w:left="1440" w:header="720" w:footer="720" w:gutter="0"/>
-      <w:cols w:space="720"/>
       <w:docGrid w:linePitch="360"/>
     </w:sectPr>
   </w:body>
